--- a/docx/06-trunking-inter-vlan/boletin-U06-avanzado-resuelto.docx
+++ b/docx/06-trunking-inter-vlan/boletin-U06-avanzado-resuelto.docx
@@ -28,7 +28,7 @@
         </w:p>
       </w:sdtContent>
     </w:sdt>
-    <w:bookmarkStart w:id="9" w:name="X4f48987113d1ff69852991a016fdaa6152a5e02"/>
+    <w:bookmarkStart w:id="20" w:name="X4f48987113d1ff69852991a016fdaa6152a5e02"/>
     <w:p>
       <w:pPr>
         <w:pStyle w:val="Heading1"/>
@@ -37,8 +37,8 @@
         <w:t xml:space="preserve">Boletín de Trunking e inter-VLAN — Avanzado (Resuelto)</w:t>
       </w:r>
     </w:p>
-    <w:bookmarkEnd w:id="9"/>
-    <w:bookmarkStart w:id="19" w:name="Xc088b34923c01ba52a13a42c708d121221a4814"/>
+    <w:bookmarkEnd w:id="20"/>
+    <w:bookmarkStart w:id="30" w:name="Xc088b34923c01ba52a13a42c708d121221a4814"/>
     <w:p>
       <w:pPr>
         <w:pStyle w:val="Heading1"/>
@@ -54,7 +54,7 @@
         </w:pict>
       </w:r>
     </w:p>
-    <w:bookmarkStart w:id="10" w:name="configuración-completa-de-vlans"/>
+    <w:bookmarkStart w:id="21" w:name="configuración-completa-de-vlans"/>
     <w:p>
       <w:pPr>
         <w:pStyle w:val="Heading2"/>
@@ -946,8 +946,8 @@
         <w:t xml:space="preserve"># ip address 192.168.20.1 255.255.255.0</w:t>
       </w:r>
     </w:p>
-    <w:bookmarkEnd w:id="10"/>
-    <w:bookmarkStart w:id="11" w:name="diagnóstico-de-native-vlan"/>
+    <w:bookmarkEnd w:id="21"/>
+    <w:bookmarkStart w:id="22" w:name="diagnóstico-de-native-vlan"/>
     <w:p>
       <w:pPr>
         <w:pStyle w:val="Heading2"/>
@@ -1020,7 +1020,21 @@
           <w:i/>
           <w:iCs/>
         </w:rPr>
-        <w:t xml:space="preserve">“Native VLAN mismatch discovered on Fa0/24”</w:t>
+        <w:t xml:space="preserve">“</w:t>
+      </w:r>
+      <w:r>
+        <w:rPr>
+          <w:i/>
+          <w:iCs/>
+        </w:rPr>
+        <w:t xml:space="preserve">Native VLAN mismatch discovered on Fa0/24</w:t>
+      </w:r>
+      <w:r>
+        <w:rPr>
+          <w:i/>
+          <w:iCs/>
+        </w:rPr>
+        <w:t xml:space="preserve">”</w:t>
       </w:r>
       <w:r>
         <w:t xml:space="preserve">.</w:t>
@@ -1156,8 +1170,8 @@
         <w:t xml:space="preserve">: la native VLAN solo afecta a tramas sin etiquetar. Las VLANs etiquetadas (10, 20, 30) no sufren interrupción durante el cambio.</w:t>
       </w:r>
     </w:p>
-    <w:bookmarkEnd w:id="11"/>
-    <w:bookmarkStart w:id="12" w:name="diseño-de-vlans-corporativas"/>
+    <w:bookmarkEnd w:id="22"/>
+    <w:bookmarkStart w:id="23" w:name="diseño-de-vlans-corporativas"/>
     <w:p>
       <w:pPr>
         <w:pStyle w:val="Heading2"/>
@@ -1415,8 +1429,8 @@
         <w:t xml:space="preserve">. (Detalles finos de ACLs, más adelante.)</w:t>
       </w:r>
     </w:p>
-    <w:bookmarkEnd w:id="12"/>
-    <w:bookmarkStart w:id="13" w:name="vtp-disaster-recovery"/>
+    <w:bookmarkEnd w:id="23"/>
+    <w:bookmarkStart w:id="24" w:name="vtp-disaster-recovery"/>
     <w:p>
       <w:pPr>
         <w:pStyle w:val="Heading2"/>
@@ -1681,8 +1695,8 @@
         <w:t xml:space="preserve">Documentar la base de datos de VLANs (la config es tu backup).</w:t>
       </w:r>
     </w:p>
-    <w:bookmarkEnd w:id="13"/>
-    <w:bookmarkStart w:id="14" w:name="router-on-a-stick-cuello-de-botella"/>
+    <w:bookmarkEnd w:id="24"/>
+    <w:bookmarkStart w:id="25" w:name="router-on-a-stick-cuello-de-botella"/>
     <w:p>
       <w:pPr>
         <w:pStyle w:val="Heading2"/>
@@ -1862,8 +1876,8 @@
         <w:t xml:space="preserve">, sin cuello de botella. Si el tráfico se duplica (240 Mbps), seguimos al 24 %: holgado.</w:t>
       </w:r>
     </w:p>
-    <w:bookmarkEnd w:id="14"/>
-    <w:bookmarkStart w:id="15" w:name="seguridad-en-vlans"/>
+    <w:bookmarkEnd w:id="25"/>
+    <w:bookmarkStart w:id="26" w:name="seguridad-en-vlans"/>
     <w:p>
       <w:pPr>
         <w:pStyle w:val="Heading2"/>
@@ -1876,6 +1890,7 @@
       <w:tblPr>
         <w:tblStyle w:val="Table"/>
         <w:tblW w:type="pct" w:w="5000"/>
+        <w:jc w:val="left"/>
         <w:tblLayout w:type="fixed"/>
         <w:tblLook w:firstRow="1" w:lastRow="0" w:firstColumn="0" w:lastColumn="0" w:noHBand="0" w:noVBand="0" w:val="0020"/>
       </w:tblPr>
@@ -1892,6 +1907,7 @@
           <w:p>
             <w:pPr>
               <w:pStyle w:val="Compact"/>
+              <w:jc w:val="left"/>
             </w:pPr>
             <w:r>
               <w:t xml:space="preserve">Riesgo</w:t>
@@ -1903,6 +1919,7 @@
           <w:p>
             <w:pPr>
               <w:pStyle w:val="Compact"/>
+              <w:jc w:val="left"/>
             </w:pPr>
             <w:r>
               <w:t xml:space="preserve">Mitigación</w:t>
@@ -1916,6 +1933,7 @@
           <w:p>
             <w:pPr>
               <w:pStyle w:val="Compact"/>
+              <w:jc w:val="left"/>
             </w:pPr>
             <w:r>
               <w:t xml:space="preserve">1.</w:t>
@@ -1949,6 +1967,7 @@
           <w:p>
             <w:pPr>
               <w:pStyle w:val="Compact"/>
+              <w:jc w:val="left"/>
             </w:pPr>
             <w:r>
               <w:rPr>
@@ -1992,6 +2011,7 @@
           <w:p>
             <w:pPr>
               <w:pStyle w:val="Compact"/>
+              <w:jc w:val="left"/>
             </w:pPr>
             <w:r>
               <w:t xml:space="preserve">2.</w:t>
@@ -2016,6 +2036,7 @@
           <w:p>
             <w:pPr>
               <w:pStyle w:val="Compact"/>
+              <w:jc w:val="left"/>
             </w:pPr>
             <w:r>
               <w:t xml:space="preserve">Native VLAN</w:t>
@@ -2058,6 +2079,7 @@
           <w:p>
             <w:pPr>
               <w:pStyle w:val="Compact"/>
+              <w:jc w:val="left"/>
             </w:pPr>
             <w:r>
               <w:t xml:space="preserve">3.</w:t>
@@ -2082,6 +2104,7 @@
           <w:p>
             <w:pPr>
               <w:pStyle w:val="Compact"/>
+              <w:jc w:val="left"/>
             </w:pPr>
             <w:r>
               <w:t xml:space="preserve">VTP transparent / VTPv3 off, verificar</w:t>
@@ -2105,8 +2128,8 @@
         </w:tc>
       </w:tr>
     </w:tbl>
-    <w:bookmarkEnd w:id="15"/>
-    <w:bookmarkStart w:id="16" w:name="vlan-hopping-y-hardening"/>
+    <w:bookmarkEnd w:id="26"/>
+    <w:bookmarkStart w:id="27" w:name="vlan-hopping-y-hardening"/>
     <w:p>
       <w:pPr>
         <w:pStyle w:val="Heading2"/>
@@ -2402,8 +2425,8 @@
         <w:t xml:space="preserve">para que un switch rogue no arrase la base de datos.</w:t>
       </w:r>
     </w:p>
-    <w:bookmarkEnd w:id="16"/>
-    <w:bookmarkStart w:id="17" w:name="inter-vlan-con-svi-paso-a-paso"/>
+    <w:bookmarkEnd w:id="27"/>
+    <w:bookmarkStart w:id="28" w:name="inter-vlan-con-svi-paso-a-paso"/>
     <w:p>
       <w:pPr>
         <w:pStyle w:val="Heading2"/>
@@ -3032,6 +3055,7 @@
       <w:tblPr>
         <w:tblStyle w:val="Table"/>
         <w:tblW w:type="auto" w:w="0"/>
+        <w:jc w:val="left"/>
         <w:tblLook w:firstRow="1" w:lastRow="0" w:firstColumn="0" w:lastColumn="0" w:noHBand="0" w:noVBand="0" w:val="0020"/>
       </w:tblPr>
       <w:tblGrid>
@@ -3048,6 +3072,7 @@
           <w:p>
             <w:pPr>
               <w:pStyle w:val="Compact"/>
+              <w:jc w:val="left"/>
             </w:pPr>
             <w:r>
               <w:t xml:space="preserve">VLAN</w:t>
@@ -3059,6 +3084,7 @@
           <w:p>
             <w:pPr>
               <w:pStyle w:val="Compact"/>
+              <w:jc w:val="left"/>
             </w:pPr>
             <w:r>
               <w:t xml:space="preserve">Subred</w:t>
@@ -3070,6 +3096,7 @@
           <w:p>
             <w:pPr>
               <w:pStyle w:val="Compact"/>
+              <w:jc w:val="left"/>
             </w:pPr>
             <w:r>
               <w:t xml:space="preserve">Gateway (IP del SVI)</w:t>
@@ -3083,6 +3110,7 @@
           <w:p>
             <w:pPr>
               <w:pStyle w:val="Compact"/>
+              <w:jc w:val="left"/>
             </w:pPr>
             <w:r>
               <w:t xml:space="preserve">10 Ventas</w:t>
@@ -3094,6 +3122,7 @@
           <w:p>
             <w:pPr>
               <w:pStyle w:val="Compact"/>
+              <w:jc w:val="left"/>
             </w:pPr>
             <w:r>
               <w:t xml:space="preserve">192.168.10.0/24</w:t>
@@ -3105,6 +3134,7 @@
           <w:p>
             <w:pPr>
               <w:pStyle w:val="Compact"/>
+              <w:jc w:val="left"/>
             </w:pPr>
             <w:r>
               <w:t xml:space="preserve">192.168.10.1</w:t>
@@ -3118,6 +3148,7 @@
           <w:p>
             <w:pPr>
               <w:pStyle w:val="Compact"/>
+              <w:jc w:val="left"/>
             </w:pPr>
             <w:r>
               <w:t xml:space="preserve">20 RRHH</w:t>
@@ -3129,6 +3160,7 @@
           <w:p>
             <w:pPr>
               <w:pStyle w:val="Compact"/>
+              <w:jc w:val="left"/>
             </w:pPr>
             <w:r>
               <w:t xml:space="preserve">192.168.20.0/24</w:t>
@@ -3140,6 +3172,7 @@
           <w:p>
             <w:pPr>
               <w:pStyle w:val="Compact"/>
+              <w:jc w:val="left"/>
             </w:pPr>
             <w:r>
               <w:t xml:space="preserve">192.168.20.1</w:t>
@@ -3153,6 +3186,7 @@
           <w:p>
             <w:pPr>
               <w:pStyle w:val="Compact"/>
+              <w:jc w:val="left"/>
             </w:pPr>
             <w:r>
               <w:t xml:space="preserve">30 IT</w:t>
@@ -3164,6 +3198,7 @@
           <w:p>
             <w:pPr>
               <w:pStyle w:val="Compact"/>
+              <w:jc w:val="left"/>
             </w:pPr>
             <w:r>
               <w:t xml:space="preserve">192.168.30.0/24</w:t>
@@ -3175,6 +3210,7 @@
           <w:p>
             <w:pPr>
               <w:pStyle w:val="Compact"/>
+              <w:jc w:val="left"/>
             </w:pPr>
             <w:r>
               <w:t xml:space="preserve">192.168.30.1</w:t>
@@ -3255,8 +3291,8 @@
         <w:t xml:space="preserve">olvidado.</w:t>
       </w:r>
     </w:p>
-    <w:bookmarkEnd w:id="17"/>
-    <w:bookmarkStart w:id="18" w:name="dhcp-por-vlan-sin-teclear-ips"/>
+    <w:bookmarkEnd w:id="28"/>
+    <w:bookmarkStart w:id="29" w:name="dhcp-por-vlan-sin-teclear-ips"/>
     <w:p>
       <w:pPr>
         <w:pStyle w:val="Heading2"/>
@@ -3703,7 +3739,13 @@
         <w:t xml:space="preserve"> </w:t>
       </w:r>
       <w:r>
-        <w:t xml:space="preserve">“ocupado”</w:t>
+        <w:t xml:space="preserve">“</w:t>
+      </w:r>
+      <w:r>
+        <w:t xml:space="preserve">ocupado</w:t>
+      </w:r>
+      <w:r>
+        <w:t xml:space="preserve">”</w:t>
       </w:r>
       <w:r>
         <w:t xml:space="preserve"> </w:t>
@@ -3913,13 +3955,9 @@
         <w:t xml:space="preserve">Si el DISCOVER ni siquiera aparece, el problema está aguas abajo (VLAN/puerto); si aparece pero no hay OFFER, es el pool o el relay.</w:t>
       </w:r>
     </w:p>
-    <w:bookmarkEnd w:id="18"/>
-    <w:bookmarkEnd w:id="19"/>
-    <w:sectPr>
-      <w:footnotePr>
-        <w:numRestart w:val="eachSect"/>
-      </w:footnotePr>
-    </w:sectPr>
+    <w:bookmarkEnd w:id="29"/>
+    <w:bookmarkEnd w:id="30"/>
+    <w:sectPr/>
   </w:body>
 </w:document>
 </file>
@@ -3957,7 +3995,7 @@
       <w:lvlText w:val=" "/>
       <w:lvlJc w:val="left"/>
       <w:pPr>
-        <w:ind w:left="720" w:hanging="360"/>
+        <w:ind w:left="720" w:hanging="480"/>
       </w:pPr>
     </w:lvl>
     <w:lvl w:ilvl="1">
@@ -3965,7 +4003,7 @@
       <w:lvlText w:val=" "/>
       <w:lvlJc w:val="left"/>
       <w:pPr>
-        <w:ind w:left="1440" w:hanging="360"/>
+        <w:ind w:left="1440" w:hanging="480"/>
       </w:pPr>
     </w:lvl>
     <w:lvl w:ilvl="2">
@@ -3973,7 +4011,7 @@
       <w:lvlText w:val=" "/>
       <w:lvlJc w:val="left"/>
       <w:pPr>
-        <w:ind w:left="2160" w:hanging="360"/>
+        <w:ind w:left="2160" w:hanging="480"/>
       </w:pPr>
     </w:lvl>
     <w:lvl w:ilvl="3">
@@ -3981,7 +4019,7 @@
       <w:lvlText w:val=" "/>
       <w:lvlJc w:val="left"/>
       <w:pPr>
-        <w:ind w:left="2880" w:hanging="360"/>
+        <w:ind w:left="2880" w:hanging="480"/>
       </w:pPr>
     </w:lvl>
     <w:lvl w:ilvl="4">
@@ -3989,7 +4027,7 @@
       <w:lvlText w:val=" "/>
       <w:lvlJc w:val="left"/>
       <w:pPr>
-        <w:ind w:left="3600" w:hanging="360"/>
+        <w:ind w:left="3600" w:hanging="480"/>
       </w:pPr>
     </w:lvl>
     <w:lvl w:ilvl="5">
@@ -3997,7 +4035,7 @@
       <w:lvlText w:val=" "/>
       <w:lvlJc w:val="left"/>
       <w:pPr>
-        <w:ind w:left="4320" w:hanging="360"/>
+        <w:ind w:left="4320" w:hanging="480"/>
       </w:pPr>
     </w:lvl>
     <w:lvl w:ilvl="6">
@@ -4005,7 +4043,7 @@
       <w:lvlText w:val=" "/>
       <w:lvlJc w:val="left"/>
       <w:pPr>
-        <w:ind w:left="5040" w:hanging="360"/>
+        <w:ind w:left="5040" w:hanging="480"/>
       </w:pPr>
     </w:lvl>
     <w:lvl w:ilvl="7">
@@ -4013,7 +4051,7 @@
       <w:lvlText w:val=" "/>
       <w:lvlJc w:val="left"/>
       <w:pPr>
-        <w:ind w:left="5760" w:hanging="360"/>
+        <w:ind w:left="5760" w:hanging="480"/>
       </w:pPr>
     </w:lvl>
     <w:lvl w:ilvl="8">
@@ -4021,7 +4059,7 @@
       <w:lvlText w:val=" "/>
       <w:lvlJc w:val="left"/>
       <w:pPr>
-        <w:ind w:left="6480" w:hanging="360"/>
+        <w:ind w:left="6480" w:hanging="480"/>
       </w:pPr>
     </w:lvl>
   </w:abstractNum>
@@ -4034,7 +4072,7 @@
       <w:lvlText w:val="%1)"/>
       <w:lvlJc w:val="left"/>
       <w:pPr>
-        <w:ind w:left="720" w:hanging="360"/>
+        <w:ind w:left="720" w:hanging="480"/>
       </w:pPr>
     </w:lvl>
     <w:lvl w:ilvl="1">
@@ -4043,7 +4081,7 @@
       <w:lvlText w:val="%2)"/>
       <w:lvlJc w:val="left"/>
       <w:pPr>
-        <w:ind w:left="1440" w:hanging="360"/>
+        <w:ind w:left="1440" w:hanging="480"/>
       </w:pPr>
     </w:lvl>
     <w:lvl w:ilvl="2">
@@ -4052,7 +4090,7 @@
       <w:lvlText w:val="%3)"/>
       <w:lvlJc w:val="left"/>
       <w:pPr>
-        <w:ind w:left="2160" w:hanging="360"/>
+        <w:ind w:left="2160" w:hanging="480"/>
       </w:pPr>
     </w:lvl>
     <w:lvl w:ilvl="3">
@@ -4061,7 +4099,7 @@
       <w:lvlText w:val="%4)"/>
       <w:lvlJc w:val="left"/>
       <w:pPr>
-        <w:ind w:left="2880" w:hanging="360"/>
+        <w:ind w:left="2880" w:hanging="480"/>
       </w:pPr>
     </w:lvl>
     <w:lvl w:ilvl="4">
@@ -4070,7 +4108,7 @@
       <w:lvlText w:val="%5)"/>
       <w:lvlJc w:val="left"/>
       <w:pPr>
-        <w:ind w:left="3600" w:hanging="360"/>
+        <w:ind w:left="3600" w:hanging="480"/>
       </w:pPr>
     </w:lvl>
     <w:lvl w:ilvl="5">
@@ -4079,7 +4117,7 @@
       <w:lvlText w:val="%6)"/>
       <w:lvlJc w:val="left"/>
       <w:pPr>
-        <w:ind w:left="4320" w:hanging="360"/>
+        <w:ind w:left="4320" w:hanging="480"/>
       </w:pPr>
     </w:lvl>
     <w:lvl w:ilvl="6">
@@ -4088,7 +4126,7 @@
       <w:lvlText w:val="%7)"/>
       <w:lvlJc w:val="left"/>
       <w:pPr>
-        <w:ind w:left="5040" w:hanging="360"/>
+        <w:ind w:left="5040" w:hanging="480"/>
       </w:pPr>
     </w:lvl>
     <w:lvl w:ilvl="7">
@@ -4097,7 +4135,7 @@
       <w:lvlText w:val="%8)"/>
       <w:lvlJc w:val="left"/>
       <w:pPr>
-        <w:ind w:left="5760" w:hanging="360"/>
+        <w:ind w:left="5760" w:hanging="480"/>
       </w:pPr>
     </w:lvl>
     <w:lvl w:ilvl="8">
@@ -4106,7 +4144,7 @@
       <w:lvlText w:val="%9)"/>
       <w:lvlJc w:val="left"/>
       <w:pPr>
-        <w:ind w:left="6480" w:hanging="360"/>
+        <w:ind w:left="6480" w:hanging="480"/>
       </w:pPr>
     </w:lvl>
   </w:abstractNum>
@@ -4115,102 +4153,75 @@
     <w:multiLevelType w:val="multilevel"/>
     <w:lvl w:ilvl="0">
       <w:numFmt w:val="bullet"/>
-      <w:lvlText w:val=""/>
-      <w:lvlJc w:val="left"/>
-      <w:pPr>
-        <w:ind w:left="720" w:hanging="360"/>
-      </w:pPr>
-      <w:rPr>
-        <w:rFonts w:ascii="Symbol" w:hAnsi="Symbol" w:cs="Symbol" w:hint="default"/>
-      </w:rPr>
+      <w:lvlText w:val="•"/>
+      <w:lvlJc w:val="left"/>
+      <w:pPr>
+        <w:ind w:left="720" w:hanging="480"/>
+      </w:pPr>
     </w:lvl>
     <w:lvl w:ilvl="1">
       <w:numFmt w:val="bullet"/>
-      <w:lvlText w:val="o"/>
-      <w:lvlJc w:val="left"/>
-      <w:pPr>
-        <w:ind w:left="1440" w:hanging="360"/>
-      </w:pPr>
-      <w:rPr>
-        <w:rFonts w:ascii="Courier New" w:hAnsi="Courier New" w:cs="Courier New" w:hint="default"/>
-      </w:rPr>
+      <w:lvlText w:val="–"/>
+      <w:lvlJc w:val="left"/>
+      <w:pPr>
+        <w:ind w:left="1440" w:hanging="480"/>
+      </w:pPr>
     </w:lvl>
     <w:lvl w:ilvl="2">
       <w:numFmt w:val="bullet"/>
-      <w:lvlText w:val=""/>
-      <w:lvlJc w:val="left"/>
-      <w:pPr>
-        <w:ind w:left="2160" w:hanging="360"/>
-      </w:pPr>
-      <w:rPr>
-        <w:rFonts w:ascii="Wingdings" w:hAnsi="Wingdings" w:cs="Wingdings" w:hint="default"/>
-      </w:rPr>
+      <w:lvlText w:val="•"/>
+      <w:lvlJc w:val="left"/>
+      <w:pPr>
+        <w:ind w:left="2160" w:hanging="480"/>
+      </w:pPr>
     </w:lvl>
     <w:lvl w:ilvl="3">
       <w:numFmt w:val="bullet"/>
-      <w:lvlText w:val=""/>
-      <w:lvlJc w:val="left"/>
-      <w:pPr>
-        <w:ind w:left="2880" w:hanging="360"/>
-      </w:pPr>
-      <w:rPr>
-        <w:rFonts w:ascii="Symbol" w:hAnsi="Symbol" w:cs="Symbol" w:hint="default"/>
-      </w:rPr>
+      <w:lvlText w:val="–"/>
+      <w:lvlJc w:val="left"/>
+      <w:pPr>
+        <w:ind w:left="2880" w:hanging="480"/>
+      </w:pPr>
     </w:lvl>
     <w:lvl w:ilvl="4">
       <w:numFmt w:val="bullet"/>
-      <w:lvlText w:val="o"/>
-      <w:lvlJc w:val="left"/>
-      <w:pPr>
-        <w:ind w:left="3600" w:hanging="360"/>
-      </w:pPr>
-      <w:rPr>
-        <w:rFonts w:ascii="Courier New" w:hAnsi="Courier New" w:cs="Courier New" w:hint="default"/>
-      </w:rPr>
+      <w:lvlText w:val="•"/>
+      <w:lvlJc w:val="left"/>
+      <w:pPr>
+        <w:ind w:left="3600" w:hanging="480"/>
+      </w:pPr>
     </w:lvl>
     <w:lvl w:ilvl="5">
       <w:numFmt w:val="bullet"/>
-      <w:lvlText w:val=""/>
-      <w:lvlJc w:val="left"/>
-      <w:pPr>
-        <w:ind w:left="4320" w:hanging="360"/>
-      </w:pPr>
-      <w:rPr>
-        <w:rFonts w:ascii="Wingdings" w:hAnsi="Wingdings" w:cs="Wingdings" w:hint="default"/>
-      </w:rPr>
+      <w:lvlText w:val="–"/>
+      <w:lvlJc w:val="left"/>
+      <w:pPr>
+        <w:ind w:left="4320" w:hanging="480"/>
+      </w:pPr>
     </w:lvl>
     <w:lvl w:ilvl="6">
       <w:numFmt w:val="bullet"/>
-      <w:lvlText w:val=""/>
-      <w:lvlJc w:val="left"/>
-      <w:pPr>
-        <w:ind w:left="5040" w:hanging="360"/>
-      </w:pPr>
-      <w:rPr>
-        <w:rFonts w:ascii="Symbol" w:hAnsi="Symbol" w:cs="Symbol" w:hint="default"/>
-      </w:rPr>
+      <w:lvlText w:val="•"/>
+      <w:lvlJc w:val="left"/>
+      <w:pPr>
+        <w:ind w:left="5040" w:hanging="480"/>
+      </w:pPr>
     </w:lvl>
     <w:lvl w:ilvl="7">
       <w:numFmt w:val="bullet"/>
-      <w:lvlText w:val="o"/>
-      <w:lvlJc w:val="left"/>
-      <w:pPr>
-        <w:ind w:left="5760" w:hanging="360"/>
-      </w:pPr>
-      <w:rPr>
-        <w:rFonts w:ascii="Courier New" w:hAnsi="Courier New" w:cs="Courier New" w:hint="default"/>
-      </w:rPr>
+      <w:lvlText w:val="–"/>
+      <w:lvlJc w:val="left"/>
+      <w:pPr>
+        <w:ind w:left="5760" w:hanging="480"/>
+      </w:pPr>
     </w:lvl>
     <w:lvl w:ilvl="8">
       <w:numFmt w:val="bullet"/>
-      <w:lvlText w:val=""/>
-      <w:lvlJc w:val="left"/>
-      <w:pPr>
-        <w:ind w:left="6480" w:hanging="360"/>
-      </w:pPr>
-      <w:rPr>
-        <w:rFonts w:ascii="Wingdings" w:hAnsi="Wingdings" w:cs="Wingdings" w:hint="default"/>
-      </w:rPr>
+      <w:lvlText w:val="•"/>
+      <w:lvlJc w:val="left"/>
+      <w:pPr>
+        <w:ind w:left="6480" w:hanging="480"/>
+      </w:pPr>
     </w:lvl>
   </w:abstractNum>
   <w:abstractNum w:abstractNumId="99411">
@@ -4222,7 +4233,7 @@
       <w:lvlText w:val="%1."/>
       <w:lvlJc w:val="left"/>
       <w:pPr>
-        <w:ind w:left="720" w:hanging="360"/>
+        <w:ind w:left="720" w:hanging="480"/>
       </w:pPr>
     </w:lvl>
     <w:lvl w:ilvl="1">
@@ -4231,7 +4242,7 @@
       <w:lvlText w:val="%2."/>
       <w:lvlJc w:val="left"/>
       <w:pPr>
-        <w:ind w:left="1440" w:hanging="360"/>
+        <w:ind w:left="1440" w:hanging="480"/>
       </w:pPr>
     </w:lvl>
     <w:lvl w:ilvl="2">
@@ -4240,7 +4251,7 @@
       <w:lvlText w:val="%3."/>
       <w:lvlJc w:val="left"/>
       <w:pPr>
-        <w:ind w:left="2160" w:hanging="360"/>
+        <w:ind w:left="2160" w:hanging="480"/>
       </w:pPr>
     </w:lvl>
     <w:lvl w:ilvl="3">
@@ -4249,7 +4260,7 @@
       <w:lvlText w:val="%4."/>
       <w:lvlJc w:val="left"/>
       <w:pPr>
-        <w:ind w:left="2880" w:hanging="360"/>
+        <w:ind w:left="2880" w:hanging="480"/>
       </w:pPr>
     </w:lvl>
     <w:lvl w:ilvl="4">
@@ -4258,7 +4269,7 @@
       <w:lvlText w:val="%5."/>
       <w:lvlJc w:val="left"/>
       <w:pPr>
-        <w:ind w:left="3600" w:hanging="360"/>
+        <w:ind w:left="3600" w:hanging="480"/>
       </w:pPr>
     </w:lvl>
     <w:lvl w:ilvl="5">
@@ -4267,7 +4278,7 @@
       <w:lvlText w:val="%6."/>
       <w:lvlJc w:val="left"/>
       <w:pPr>
-        <w:ind w:left="4320" w:hanging="360"/>
+        <w:ind w:left="4320" w:hanging="480"/>
       </w:pPr>
     </w:lvl>
     <w:lvl w:ilvl="6">
@@ -4276,7 +4287,7 @@
       <w:lvlText w:val="%7."/>
       <w:lvlJc w:val="left"/>
       <w:pPr>
-        <w:ind w:left="5040" w:hanging="360"/>
+        <w:ind w:left="5040" w:hanging="480"/>
       </w:pPr>
     </w:lvl>
     <w:lvl w:ilvl="7">
@@ -4285,7 +4296,7 @@
       <w:lvlText w:val="%8."/>
       <w:lvlJc w:val="left"/>
       <w:pPr>
-        <w:ind w:left="5760" w:hanging="360"/>
+        <w:ind w:left="5760" w:hanging="480"/>
       </w:pPr>
     </w:lvl>
     <w:lvl w:ilvl="8">
@@ -4294,7 +4305,7 @@
       <w:lvlText w:val="%9."/>
       <w:lvlJc w:val="left"/>
       <w:pPr>
-        <w:ind w:left="6480" w:hanging="360"/>
+        <w:ind w:left="6480" w:hanging="480"/>
       </w:pPr>
     </w:lvl>
   </w:abstractNum>
@@ -4307,7 +4318,7 @@
       <w:lvlText w:val="%1)"/>
       <w:lvlJc w:val="left"/>
       <w:pPr>
-        <w:ind w:left="720" w:hanging="360"/>
+        <w:ind w:left="720" w:hanging="480"/>
       </w:pPr>
     </w:lvl>
     <w:lvl w:ilvl="1">
@@ -4316,7 +4327,7 @@
       <w:lvlText w:val="%2)"/>
       <w:lvlJc w:val="left"/>
       <w:pPr>
-        <w:ind w:left="1440" w:hanging="360"/>
+        <w:ind w:left="1440" w:hanging="480"/>
       </w:pPr>
     </w:lvl>
     <w:lvl w:ilvl="2">
@@ -4325,7 +4336,7 @@
       <w:lvlText w:val="%3)"/>
       <w:lvlJc w:val="left"/>
       <w:pPr>
-        <w:ind w:left="2160" w:hanging="360"/>
+        <w:ind w:left="2160" w:hanging="480"/>
       </w:pPr>
     </w:lvl>
     <w:lvl w:ilvl="3">
@@ -4334,7 +4345,7 @@
       <w:lvlText w:val="%4)"/>
       <w:lvlJc w:val="left"/>
       <w:pPr>
-        <w:ind w:left="2880" w:hanging="360"/>
+        <w:ind w:left="2880" w:hanging="480"/>
       </w:pPr>
     </w:lvl>
     <w:lvl w:ilvl="4">
@@ -4343,7 +4354,7 @@
       <w:lvlText w:val="%5)"/>
       <w:lvlJc w:val="left"/>
       <w:pPr>
-        <w:ind w:left="3600" w:hanging="360"/>
+        <w:ind w:left="3600" w:hanging="480"/>
       </w:pPr>
     </w:lvl>
     <w:lvl w:ilvl="5">
@@ -4352,7 +4363,7 @@
       <w:lvlText w:val="%6)"/>
       <w:lvlJc w:val="left"/>
       <w:pPr>
-        <w:ind w:left="4320" w:hanging="360"/>
+        <w:ind w:left="4320" w:hanging="480"/>
       </w:pPr>
     </w:lvl>
     <w:lvl w:ilvl="6">
@@ -4361,7 +4372,7 @@
       <w:lvlText w:val="%7)"/>
       <w:lvlJc w:val="left"/>
       <w:pPr>
-        <w:ind w:left="5040" w:hanging="360"/>
+        <w:ind w:left="5040" w:hanging="480"/>
       </w:pPr>
     </w:lvl>
     <w:lvl w:ilvl="7">
@@ -4370,7 +4381,7 @@
       <w:lvlText w:val="%8)"/>
       <w:lvlJc w:val="left"/>
       <w:pPr>
-        <w:ind w:left="5760" w:hanging="360"/>
+        <w:ind w:left="5760" w:hanging="480"/>
       </w:pPr>
     </w:lvl>
     <w:lvl w:ilvl="8">
@@ -4379,7 +4390,7 @@
       <w:lvlText w:val="%9)"/>
       <w:lvlJc w:val="left"/>
       <w:pPr>
-        <w:ind w:left="6480" w:hanging="360"/>
+        <w:ind w:left="6480" w:hanging="480"/>
       </w:pPr>
     </w:lvl>
   </w:abstractNum>
@@ -4392,7 +4403,7 @@
       <w:lvlText w:val="%1)"/>
       <w:lvlJc w:val="left"/>
       <w:pPr>
-        <w:ind w:left="720" w:hanging="360"/>
+        <w:ind w:left="720" w:hanging="480"/>
       </w:pPr>
     </w:lvl>
     <w:lvl w:ilvl="1">
@@ -4401,7 +4412,7 @@
       <w:lvlText w:val="%2)"/>
       <w:lvlJc w:val="left"/>
       <w:pPr>
-        <w:ind w:left="1440" w:hanging="360"/>
+        <w:ind w:left="1440" w:hanging="480"/>
       </w:pPr>
     </w:lvl>
     <w:lvl w:ilvl="2">
@@ -4410,7 +4421,7 @@
       <w:lvlText w:val="%3)"/>
       <w:lvlJc w:val="left"/>
       <w:pPr>
-        <w:ind w:left="2160" w:hanging="360"/>
+        <w:ind w:left="2160" w:hanging="480"/>
       </w:pPr>
     </w:lvl>
     <w:lvl w:ilvl="3">
@@ -4419,7 +4430,7 @@
       <w:lvlText w:val="%4)"/>
       <w:lvlJc w:val="left"/>
       <w:pPr>
-        <w:ind w:left="2880" w:hanging="360"/>
+        <w:ind w:left="2880" w:hanging="480"/>
       </w:pPr>
     </w:lvl>
     <w:lvl w:ilvl="4">
@@ -4428,7 +4439,7 @@
       <w:lvlText w:val="%5)"/>
       <w:lvlJc w:val="left"/>
       <w:pPr>
-        <w:ind w:left="3600" w:hanging="360"/>
+        <w:ind w:left="3600" w:hanging="480"/>
       </w:pPr>
     </w:lvl>
     <w:lvl w:ilvl="5">
@@ -4437,7 +4448,7 @@
       <w:lvlText w:val="%6)"/>
       <w:lvlJc w:val="left"/>
       <w:pPr>
-        <w:ind w:left="4320" w:hanging="360"/>
+        <w:ind w:left="4320" w:hanging="480"/>
       </w:pPr>
     </w:lvl>
     <w:lvl w:ilvl="6">
@@ -4446,7 +4457,7 @@
       <w:lvlText w:val="%7)"/>
       <w:lvlJc w:val="left"/>
       <w:pPr>
-        <w:ind w:left="5040" w:hanging="360"/>
+        <w:ind w:left="5040" w:hanging="480"/>
       </w:pPr>
     </w:lvl>
     <w:lvl w:ilvl="7">
@@ -4455,7 +4466,7 @@
       <w:lvlText w:val="%8)"/>
       <w:lvlJc w:val="left"/>
       <w:pPr>
-        <w:ind w:left="5760" w:hanging="360"/>
+        <w:ind w:left="5760" w:hanging="480"/>
       </w:pPr>
     </w:lvl>
     <w:lvl w:ilvl="8">
@@ -4464,7 +4475,7 @@
       <w:lvlText w:val="%9)"/>
       <w:lvlJc w:val="left"/>
       <w:pPr>
-        <w:ind w:left="6480" w:hanging="360"/>
+        <w:ind w:left="6480" w:hanging="480"/>
       </w:pPr>
     </w:lvl>
   </w:abstractNum>
@@ -4477,7 +4488,7 @@
       <w:lvlText w:val="%1)"/>
       <w:lvlJc w:val="left"/>
       <w:pPr>
-        <w:ind w:left="720" w:hanging="360"/>
+        <w:ind w:left="720" w:hanging="480"/>
       </w:pPr>
     </w:lvl>
     <w:lvl w:ilvl="1">
@@ -4486,7 +4497,7 @@
       <w:lvlText w:val="%2)"/>
       <w:lvlJc w:val="left"/>
       <w:pPr>
-        <w:ind w:left="1440" w:hanging="360"/>
+        <w:ind w:left="1440" w:hanging="480"/>
       </w:pPr>
     </w:lvl>
     <w:lvl w:ilvl="2">
@@ -4495,7 +4506,7 @@
       <w:lvlText w:val="%3)"/>
       <w:lvlJc w:val="left"/>
       <w:pPr>
-        <w:ind w:left="2160" w:hanging="360"/>
+        <w:ind w:left="2160" w:hanging="480"/>
       </w:pPr>
     </w:lvl>
     <w:lvl w:ilvl="3">
@@ -4504,7 +4515,7 @@
       <w:lvlText w:val="%4)"/>
       <w:lvlJc w:val="left"/>
       <w:pPr>
-        <w:ind w:left="2880" w:hanging="360"/>
+        <w:ind w:left="2880" w:hanging="480"/>
       </w:pPr>
     </w:lvl>
     <w:lvl w:ilvl="4">
@@ -4513,7 +4524,7 @@
       <w:lvlText w:val="%5)"/>
       <w:lvlJc w:val="left"/>
       <w:pPr>
-        <w:ind w:left="3600" w:hanging="360"/>
+        <w:ind w:left="3600" w:hanging="480"/>
       </w:pPr>
     </w:lvl>
     <w:lvl w:ilvl="5">
@@ -4522,7 +4533,7 @@
       <w:lvlText w:val="%6)"/>
       <w:lvlJc w:val="left"/>
       <w:pPr>
-        <w:ind w:left="4320" w:hanging="360"/>
+        <w:ind w:left="4320" w:hanging="480"/>
       </w:pPr>
     </w:lvl>
     <w:lvl w:ilvl="6">
@@ -4531,7 +4542,7 @@
       <w:lvlText w:val="%7)"/>
       <w:lvlJc w:val="left"/>
       <w:pPr>
-        <w:ind w:left="5040" w:hanging="360"/>
+        <w:ind w:left="5040" w:hanging="480"/>
       </w:pPr>
     </w:lvl>
     <w:lvl w:ilvl="7">
@@ -4540,7 +4551,7 @@
       <w:lvlText w:val="%8)"/>
       <w:lvlJc w:val="left"/>
       <w:pPr>
-        <w:ind w:left="5760" w:hanging="360"/>
+        <w:ind w:left="5760" w:hanging="480"/>
       </w:pPr>
     </w:lvl>
     <w:lvl w:ilvl="8">
@@ -4549,7 +4560,7 @@
       <w:lvlText w:val="%9)"/>
       <w:lvlJc w:val="left"/>
       <w:pPr>
-        <w:ind w:left="6480" w:hanging="360"/>
+        <w:ind w:left="6480" w:hanging="480"/>
       </w:pPr>
     </w:lvl>
   </w:abstractNum>
@@ -5023,10 +5034,10 @@
   <w:docDefaults>
     <w:rPrDefault>
       <w:rPr>
-        <w:rFonts w:asciiTheme="minorHAnsi" w:cstheme="minorBidi" w:eastAsiaTheme="minorEastAsia" w:hAnsiTheme="minorHAnsi"/>
+        <w:rFonts w:asciiTheme="minorHAnsi" w:cstheme="minorBidi" w:eastAsiaTheme="minorHAnsi" w:hAnsiTheme="minorHAnsi"/>
         <w:sz w:val="24"/>
         <w:szCs w:val="24"/>
-        <w:lang w:bidi="ar-SA" w:eastAsia="zh-CN" w:val="es-ES"/>
+        <w:lang w:bidi="ar-SA" w:eastAsia="en-US" w:val="es-ES"/>
       </w:rPr>
     </w:rPrDefault>
     <w:pPrDefault>
@@ -5067,94 +5078,57 @@
     <w:name w:val="Title"/>
     <w:basedOn w:val="Normal"/>
     <w:next w:val="BodyText"/>
-    <w:link w:val="TitleChar"/>
-    <w:uiPriority w:val="10"/>
     <w:qFormat/>
-    <w:rsid w:val="00A10FD9"/>
     <w:pPr>
-      <w:spacing w:after="80" w:line="240" w:lineRule="auto"/>
-      <w:contextualSpacing/>
+      <w:keepNext/>
+      <w:keepLines/>
+      <w:spacing w:after="240" w:before="480"/>
       <w:jc w:val="center"/>
     </w:pPr>
     <w:rPr>
       <w:rFonts w:asciiTheme="majorHAnsi" w:cstheme="majorBidi" w:eastAsiaTheme="majorEastAsia" w:hAnsiTheme="majorHAnsi"/>
-      <w:sz w:val="56"/>
-      <w:szCs w:val="56"/>
-    </w:rPr>
-  </w:style>
-  <w:style w:customStyle="1" w:styleId="TitleChar" w:type="character">
-    <w:name w:val="Title Char"/>
-    <w:basedOn w:val="DefaultParagraphFont"/>
-    <w:link w:val="Title"/>
-    <w:uiPriority w:val="10"/>
-    <w:rsid w:val="00A10FD9"/>
-    <w:rPr>
-      <w:rFonts w:asciiTheme="majorHAnsi" w:cstheme="majorBidi" w:eastAsiaTheme="majorEastAsia" w:hAnsiTheme="majorHAnsi"/>
-      <w:sz w:val="56"/>
-      <w:szCs w:val="56"/>
+      <w:b/>
+      <w:bCs/>
+      <w:color w:themeColor="accent1" w:themeShade="B5" w:val="345A8A"/>
+      <w:sz w:val="36"/>
+      <w:szCs w:val="36"/>
     </w:rPr>
   </w:style>
   <w:style w:styleId="Subtitle" w:type="paragraph">
     <w:name w:val="Subtitle"/>
-    <w:basedOn w:val="Title"/>
-    <w:next w:val="BodyText"/>
-    <w:link w:val="SubtitleChar"/>
-    <w:uiPriority w:val="11"/>
-    <w:qFormat/>
-    <w:rsid w:val="00A10FD9"/>
-    <w:pPr>
-      <w:numPr>
-        <w:ilvl w:val="1"/>
-      </w:numPr>
-    </w:pPr>
-    <w:rPr>
-      <w:rFonts w:cstheme="majorBidi" w:eastAsiaTheme="majorEastAsia"/>
-      <w:spacing w:val="15"/>
-      <w:sz w:val="28"/>
-      <w:szCs w:val="28"/>
-    </w:rPr>
-  </w:style>
-  <w:style w:customStyle="1" w:styleId="SubtitleChar" w:type="character">
-    <w:name w:val="Subtitle Char"/>
-    <w:basedOn w:val="DefaultParagraphFont"/>
-    <w:link w:val="Subtitle"/>
-    <w:uiPriority w:val="11"/>
-    <w:rsid w:val="00A10FD9"/>
-    <w:rPr>
-      <w:rFonts w:cstheme="majorBidi" w:eastAsiaTheme="majorEastAsia"/>
-      <w:color w:themeColor="text1" w:themeTint="A6" w:val="595959"/>
-      <w:spacing w:val="15"/>
-      <w:sz w:val="28"/>
-      <w:szCs w:val="28"/>
-    </w:rPr>
-  </w:style>
-  <w:style w:customStyle="1" w:styleId="Author" w:type="paragraph">
-    <w:name w:val="Author"/>
     <w:basedOn w:val="Title"/>
     <w:next w:val="BodyText"/>
     <w:qFormat/>
     <w:pPr>
       <w:keepNext/>
       <w:keepLines/>
+      <w:spacing w:after="240" w:before="240"/>
+      <w:jc w:val="center"/>
     </w:pPr>
     <w:rPr>
-      <w:sz w:val="24"/>
-      <w:szCs w:val="24"/>
+      <w:sz w:val="30"/>
+      <w:szCs w:val="30"/>
     </w:rPr>
   </w:style>
-  <w:style w:styleId="Date" w:type="paragraph">
-    <w:name w:val="Date"/>
-    <w:basedOn w:val="Title"/>
+  <w:style w:customStyle="1" w:styleId="Author" w:type="paragraph">
+    <w:name w:val="Author"/>
     <w:next w:val="BodyText"/>
     <w:qFormat/>
     <w:pPr>
       <w:keepNext/>
       <w:keepLines/>
+      <w:jc w:val="center"/>
     </w:pPr>
-    <w:rPr>
-      <w:sz w:val="24"/>
-      <w:szCs w:val="24"/>
-    </w:rPr>
+  </w:style>
+  <w:style w:styleId="Date" w:type="paragraph">
+    <w:name w:val="Date"/>
+    <w:next w:val="BodyText"/>
+    <w:qFormat/>
+    <w:pPr>
+      <w:keepNext/>
+      <w:keepLines/>
+      <w:jc w:val="center"/>
+    </w:pPr>
   </w:style>
   <w:style w:customStyle="1" w:styleId="AbstractTitle" w:type="paragraph">
     <w:name w:val="Abstract Title"/>
@@ -5169,6 +5143,7 @@
     </w:pPr>
     <w:rPr>
       <w:b/>
+      <w:color w:val="345A8A"/>
       <w:sz w:val="20"/>
       <w:szCs w:val="20"/>
     </w:rPr>
@@ -5197,321 +5172,191 @@
     <w:rPr/>
   </w:style>
   <w:style w:styleId="Heading1" w:type="paragraph">
-    <w:name w:val="heading 1"/>
+    <w:name w:val="Heading 1"/>
     <w:basedOn w:val="Normal"/>
     <w:next w:val="BodyText"/>
-    <w:link w:val="Heading1Char"/>
     <w:uiPriority w:val="9"/>
     <w:qFormat/>
-    <w:rsid w:val="00A10FD9"/>
     <w:pPr>
       <w:keepNext/>
       <w:keepLines/>
-      <w:spacing w:after="80" w:before="360"/>
+      <w:spacing w:after="0" w:before="480"/>
       <w:outlineLvl w:val="0"/>
     </w:pPr>
     <w:rPr>
       <w:rFonts w:asciiTheme="majorHAnsi" w:cstheme="majorBidi" w:eastAsiaTheme="majorEastAsia" w:hAnsiTheme="majorHAnsi"/>
-      <w:color w:themeColor="accent1" w:themeShade="BF" w:val="0F4761"/>
-      <w:sz w:val="40"/>
-      <w:szCs w:val="40"/>
+      <w:b/>
+      <w:bCs/>
+      <w:color w:themeColor="accent1" w:val="4F81BD"/>
+      <w:sz w:val="32"/>
+      <w:szCs w:val="32"/>
     </w:rPr>
   </w:style>
   <w:style w:styleId="Heading2" w:type="paragraph">
-    <w:name w:val="heading 2"/>
+    <w:name w:val="Heading 2"/>
     <w:basedOn w:val="Normal"/>
     <w:next w:val="BodyText"/>
-    <w:link w:val="Heading2Char"/>
     <w:uiPriority w:val="9"/>
-    <w:semiHidden/>
     <w:unhideWhenUsed/>
     <w:qFormat/>
-    <w:rsid w:val="00A10FD9"/>
     <w:pPr>
       <w:keepNext/>
       <w:keepLines/>
-      <w:spacing w:after="80" w:before="160"/>
+      <w:spacing w:after="0" w:before="200"/>
       <w:outlineLvl w:val="1"/>
     </w:pPr>
     <w:rPr>
       <w:rFonts w:asciiTheme="majorHAnsi" w:cstheme="majorBidi" w:eastAsiaTheme="majorEastAsia" w:hAnsiTheme="majorHAnsi"/>
-      <w:color w:themeColor="accent1" w:themeShade="BF" w:val="0F4761"/>
-      <w:sz w:val="32"/>
-      <w:szCs w:val="32"/>
+      <w:b/>
+      <w:bCs/>
+      <w:color w:themeColor="accent1" w:val="4F81BD"/>
+      <w:sz w:val="28"/>
+      <w:szCs w:val="28"/>
     </w:rPr>
   </w:style>
   <w:style w:styleId="Heading3" w:type="paragraph">
-    <w:name w:val="heading 3"/>
+    <w:name w:val="Heading 3"/>
     <w:basedOn w:val="Normal"/>
     <w:next w:val="BodyText"/>
-    <w:link w:val="Heading3Char"/>
     <w:uiPriority w:val="9"/>
-    <w:semiHidden/>
     <w:unhideWhenUsed/>
     <w:qFormat/>
-    <w:rsid w:val="00A10FD9"/>
     <w:pPr>
       <w:keepNext/>
       <w:keepLines/>
-      <w:spacing w:after="80" w:before="160"/>
+      <w:spacing w:after="0" w:before="200"/>
       <w:outlineLvl w:val="2"/>
     </w:pPr>
     <w:rPr>
-      <w:rFonts w:cstheme="majorBidi" w:eastAsiaTheme="majorEastAsia"/>
-      <w:color w:themeColor="accent1" w:themeShade="BF" w:val="0F4761"/>
-      <w:sz w:val="28"/>
-      <w:szCs w:val="28"/>
+      <w:rFonts w:asciiTheme="majorHAnsi" w:cstheme="majorBidi" w:eastAsiaTheme="majorEastAsia" w:hAnsiTheme="majorHAnsi"/>
+      <w:b/>
+      <w:bCs/>
+      <w:color w:themeColor="accent1" w:val="4F81BD"/>
+      <w:sz w:val="24"/>
+      <w:szCs w:val="24"/>
     </w:rPr>
   </w:style>
   <w:style w:styleId="Heading4" w:type="paragraph">
-    <w:name w:val="heading 4"/>
+    <w:name w:val="Heading 4"/>
     <w:basedOn w:val="Normal"/>
     <w:next w:val="BodyText"/>
-    <w:link w:val="Heading4Char"/>
     <w:uiPriority w:val="9"/>
-    <w:semiHidden/>
     <w:unhideWhenUsed/>
     <w:qFormat/>
-    <w:rsid w:val="00A10FD9"/>
     <w:pPr>
       <w:keepNext/>
       <w:keepLines/>
-      <w:spacing w:after="40" w:before="80"/>
+      <w:spacing w:after="0" w:before="200"/>
       <w:outlineLvl w:val="3"/>
     </w:pPr>
     <w:rPr>
-      <w:rFonts w:cstheme="majorBidi" w:eastAsiaTheme="majorEastAsia"/>
+      <w:rFonts w:asciiTheme="majorHAnsi" w:cstheme="majorBidi" w:eastAsiaTheme="majorEastAsia" w:hAnsiTheme="majorHAnsi"/>
+      <w:bCs/>
       <w:i/>
-      <w:iCs/>
-      <w:color w:themeColor="accent1" w:themeShade="BF" w:val="0F4761"/>
+      <w:color w:themeColor="accent1" w:val="4F81BD"/>
+      <w:sz w:val="24"/>
+      <w:szCs w:val="24"/>
     </w:rPr>
   </w:style>
   <w:style w:styleId="Heading5" w:type="paragraph">
-    <w:name w:val="heading 5"/>
+    <w:name w:val="Heading 5"/>
     <w:basedOn w:val="Normal"/>
     <w:next w:val="BodyText"/>
-    <w:link w:val="Heading5Char"/>
     <w:uiPriority w:val="9"/>
-    <w:semiHidden/>
     <w:unhideWhenUsed/>
     <w:qFormat/>
-    <w:rsid w:val="00A10FD9"/>
     <w:pPr>
       <w:keepNext/>
       <w:keepLines/>
-      <w:spacing w:after="40" w:before="80"/>
+      <w:spacing w:after="0" w:before="200"/>
       <w:outlineLvl w:val="4"/>
     </w:pPr>
     <w:rPr>
-      <w:rFonts w:cstheme="majorBidi" w:eastAsiaTheme="majorEastAsia"/>
-      <w:color w:themeColor="accent1" w:themeShade="BF" w:val="0F4761"/>
+      <w:rFonts w:asciiTheme="majorHAnsi" w:cstheme="majorBidi" w:eastAsiaTheme="majorEastAsia" w:hAnsiTheme="majorHAnsi"/>
+      <w:iCs/>
+      <w:color w:themeColor="accent1" w:val="4F81BD"/>
+      <w:sz w:val="24"/>
+      <w:szCs w:val="24"/>
     </w:rPr>
   </w:style>
   <w:style w:styleId="Heading6" w:type="paragraph">
-    <w:name w:val="heading 6"/>
+    <w:name w:val="Heading 6"/>
     <w:basedOn w:val="Normal"/>
     <w:next w:val="BodyText"/>
-    <w:link w:val="Heading6Char"/>
     <w:uiPriority w:val="9"/>
-    <w:semiHidden/>
     <w:unhideWhenUsed/>
     <w:qFormat/>
-    <w:rsid w:val="00A10FD9"/>
     <w:pPr>
       <w:keepNext/>
       <w:keepLines/>
-      <w:spacing w:after="0" w:before="40"/>
+      <w:spacing w:after="0" w:before="200"/>
       <w:outlineLvl w:val="5"/>
     </w:pPr>
     <w:rPr>
-      <w:rFonts w:cstheme="majorBidi" w:eastAsiaTheme="majorEastAsia"/>
-      <w:i/>
-      <w:iCs/>
-      <w:color w:themeColor="text1" w:themeTint="A6" w:val="595959"/>
+      <w:rFonts w:asciiTheme="majorHAnsi" w:cstheme="majorBidi" w:eastAsiaTheme="majorEastAsia" w:hAnsiTheme="majorHAnsi"/>
+      <w:color w:themeColor="accent1" w:val="4F81BD"/>
+      <w:sz w:val="24"/>
+      <w:szCs w:val="24"/>
     </w:rPr>
   </w:style>
   <w:style w:styleId="Heading7" w:type="paragraph">
-    <w:name w:val="heading 7"/>
+    <w:name w:val="Heading 7"/>
     <w:basedOn w:val="Normal"/>
     <w:next w:val="BodyText"/>
-    <w:link w:val="Heading7Char"/>
     <w:uiPriority w:val="9"/>
-    <w:semiHidden/>
     <w:unhideWhenUsed/>
     <w:qFormat/>
-    <w:rsid w:val="00A10FD9"/>
     <w:pPr>
       <w:keepNext/>
       <w:keepLines/>
-      <w:spacing w:after="0" w:before="40"/>
+      <w:spacing w:after="0" w:before="200"/>
       <w:outlineLvl w:val="6"/>
     </w:pPr>
     <w:rPr>
-      <w:rFonts w:cstheme="majorBidi" w:eastAsiaTheme="majorEastAsia"/>
-      <w:color w:themeColor="text1" w:themeTint="A6" w:val="595959"/>
+      <w:rFonts w:asciiTheme="majorHAnsi" w:cstheme="majorBidi" w:eastAsiaTheme="majorEastAsia" w:hAnsiTheme="majorHAnsi"/>
+      <w:color w:themeColor="accent1" w:val="4F81BD"/>
+      <w:sz w:val="24"/>
+      <w:szCs w:val="24"/>
     </w:rPr>
   </w:style>
   <w:style w:styleId="Heading8" w:type="paragraph">
-    <w:name w:val="heading 8"/>
+    <w:name w:val="Heading 8"/>
     <w:basedOn w:val="Normal"/>
     <w:next w:val="BodyText"/>
-    <w:link w:val="Heading8Char"/>
     <w:uiPriority w:val="9"/>
-    <w:semiHidden/>
     <w:unhideWhenUsed/>
     <w:qFormat/>
-    <w:rsid w:val="00A10FD9"/>
     <w:pPr>
       <w:keepNext/>
       <w:keepLines/>
-      <w:spacing w:after="0"/>
+      <w:spacing w:after="0" w:before="200"/>
       <w:outlineLvl w:val="7"/>
     </w:pPr>
     <w:rPr>
-      <w:rFonts w:cstheme="majorBidi" w:eastAsiaTheme="majorEastAsia"/>
-      <w:i/>
-      <w:iCs/>
-      <w:color w:themeColor="text1" w:themeTint="D8" w:val="272727"/>
+      <w:rFonts w:asciiTheme="majorHAnsi" w:cstheme="majorBidi" w:eastAsiaTheme="majorEastAsia" w:hAnsiTheme="majorHAnsi"/>
+      <w:color w:themeColor="accent1" w:val="4F81BD"/>
+      <w:sz w:val="24"/>
+      <w:szCs w:val="24"/>
     </w:rPr>
   </w:style>
   <w:style w:styleId="Heading9" w:type="paragraph">
-    <w:name w:val="heading 9"/>
+    <w:name w:val="Heading 9"/>
     <w:basedOn w:val="Normal"/>
     <w:next w:val="BodyText"/>
-    <w:link w:val="Heading9Char"/>
     <w:uiPriority w:val="9"/>
-    <w:semiHidden/>
     <w:unhideWhenUsed/>
     <w:qFormat/>
-    <w:rsid w:val="00A10FD9"/>
     <w:pPr>
       <w:keepNext/>
       <w:keepLines/>
-      <w:spacing w:after="0"/>
+      <w:spacing w:after="0" w:before="200"/>
       <w:outlineLvl w:val="8"/>
     </w:pPr>
     <w:rPr>
-      <w:rFonts w:cstheme="majorBidi" w:eastAsiaTheme="majorEastAsia"/>
-      <w:color w:themeColor="text1" w:themeTint="D8" w:val="272727"/>
-    </w:rPr>
-  </w:style>
-  <w:style w:customStyle="1" w:styleId="Heading1Char" w:type="character">
-    <w:name w:val="Heading 1 Char"/>
-    <w:basedOn w:val="DefaultParagraphFont"/>
-    <w:link w:val="Heading1"/>
-    <w:uiPriority w:val="9"/>
-    <w:rsid w:val="00A10FD9"/>
-    <w:rPr>
       <w:rFonts w:asciiTheme="majorHAnsi" w:cstheme="majorBidi" w:eastAsiaTheme="majorEastAsia" w:hAnsiTheme="majorHAnsi"/>
-      <w:color w:themeColor="accent1" w:themeShade="BF" w:val="0F4761"/>
-      <w:sz w:val="40"/>
-      <w:szCs w:val="40"/>
-    </w:rPr>
-  </w:style>
-  <w:style w:customStyle="1" w:styleId="Heading2Char" w:type="character">
-    <w:name w:val="Heading 2 Char"/>
-    <w:basedOn w:val="DefaultParagraphFont"/>
-    <w:link w:val="Heading2"/>
-    <w:uiPriority w:val="9"/>
-    <w:semiHidden/>
-    <w:rsid w:val="00A10FD9"/>
-    <w:rPr>
-      <w:rFonts w:asciiTheme="majorHAnsi" w:cstheme="majorBidi" w:eastAsiaTheme="majorEastAsia" w:hAnsiTheme="majorHAnsi"/>
-      <w:color w:themeColor="accent1" w:themeShade="BF" w:val="0F4761"/>
-      <w:sz w:val="32"/>
-      <w:szCs w:val="32"/>
-    </w:rPr>
-  </w:style>
-  <w:style w:customStyle="1" w:styleId="Heading3Char" w:type="character">
-    <w:name w:val="Heading 3 Char"/>
-    <w:basedOn w:val="DefaultParagraphFont"/>
-    <w:link w:val="Heading3"/>
-    <w:uiPriority w:val="9"/>
-    <w:semiHidden/>
-    <w:rsid w:val="00A10FD9"/>
-    <w:rPr>
-      <w:rFonts w:cstheme="majorBidi" w:eastAsiaTheme="majorEastAsia"/>
-      <w:color w:themeColor="accent1" w:themeShade="BF" w:val="0F4761"/>
-      <w:sz w:val="28"/>
-      <w:szCs w:val="28"/>
-    </w:rPr>
-  </w:style>
-  <w:style w:customStyle="1" w:styleId="Heading4Char" w:type="character">
-    <w:name w:val="Heading 4 Char"/>
-    <w:basedOn w:val="DefaultParagraphFont"/>
-    <w:link w:val="Heading4"/>
-    <w:uiPriority w:val="9"/>
-    <w:semiHidden/>
-    <w:rsid w:val="00A10FD9"/>
-    <w:rPr>
-      <w:rFonts w:cstheme="majorBidi" w:eastAsiaTheme="majorEastAsia"/>
-      <w:i/>
-      <w:iCs/>
-      <w:color w:themeColor="accent1" w:themeShade="BF" w:val="0F4761"/>
-    </w:rPr>
-  </w:style>
-  <w:style w:customStyle="1" w:styleId="Heading5Char" w:type="character">
-    <w:name w:val="Heading 5 Char"/>
-    <w:basedOn w:val="DefaultParagraphFont"/>
-    <w:link w:val="Heading5"/>
-    <w:uiPriority w:val="9"/>
-    <w:semiHidden/>
-    <w:rsid w:val="00A10FD9"/>
-    <w:rPr>
-      <w:rFonts w:cstheme="majorBidi" w:eastAsiaTheme="majorEastAsia"/>
-      <w:color w:themeColor="accent1" w:themeShade="BF" w:val="0F4761"/>
-    </w:rPr>
-  </w:style>
-  <w:style w:customStyle="1" w:styleId="Heading6Char" w:type="character">
-    <w:name w:val="Heading 6 Char"/>
-    <w:basedOn w:val="DefaultParagraphFont"/>
-    <w:link w:val="Heading6"/>
-    <w:uiPriority w:val="9"/>
-    <w:semiHidden/>
-    <w:rsid w:val="00A10FD9"/>
-    <w:rPr>
-      <w:rFonts w:cstheme="majorBidi" w:eastAsiaTheme="majorEastAsia"/>
-      <w:i/>
-      <w:iCs/>
-      <w:color w:themeColor="text1" w:themeTint="A6" w:val="595959"/>
-    </w:rPr>
-  </w:style>
-  <w:style w:customStyle="1" w:styleId="Heading7Char" w:type="character">
-    <w:name w:val="Heading 7 Char"/>
-    <w:basedOn w:val="DefaultParagraphFont"/>
-    <w:link w:val="Heading7"/>
-    <w:uiPriority w:val="9"/>
-    <w:semiHidden/>
-    <w:rsid w:val="00A10FD9"/>
-    <w:rPr>
-      <w:rFonts w:cstheme="majorBidi" w:eastAsiaTheme="majorEastAsia"/>
-      <w:color w:themeColor="text1" w:themeTint="A6" w:val="595959"/>
-    </w:rPr>
-  </w:style>
-  <w:style w:customStyle="1" w:styleId="Heading8Char" w:type="character">
-    <w:name w:val="Heading 8 Char"/>
-    <w:basedOn w:val="DefaultParagraphFont"/>
-    <w:link w:val="Heading8"/>
-    <w:uiPriority w:val="9"/>
-    <w:semiHidden/>
-    <w:rsid w:val="00A10FD9"/>
-    <w:rPr>
-      <w:rFonts w:cstheme="majorBidi" w:eastAsiaTheme="majorEastAsia"/>
-      <w:i/>
-      <w:iCs/>
-      <w:color w:themeColor="text1" w:themeTint="D8" w:val="272727"/>
-    </w:rPr>
-  </w:style>
-  <w:style w:customStyle="1" w:styleId="Heading9Char" w:type="character">
-    <w:name w:val="Heading 9 Char"/>
-    <w:basedOn w:val="DefaultParagraphFont"/>
-    <w:link w:val="Heading9"/>
-    <w:uiPriority w:val="9"/>
-    <w:semiHidden/>
-    <w:rsid w:val="00A10FD9"/>
-    <w:rPr>
-      <w:rFonts w:cstheme="majorBidi" w:eastAsiaTheme="majorEastAsia"/>
-      <w:color w:themeColor="text1" w:themeTint="D8" w:val="272727"/>
+      <w:color w:themeColor="accent1" w:val="4F81BD"/>
+      <w:sz w:val="24"/>
+      <w:szCs w:val="24"/>
     </w:rPr>
   </w:style>
   <w:style w:styleId="BlockText" w:type="paragraph">
@@ -5536,8 +5381,8 @@
   </w:style>
   <w:style w:styleId="FootnoteBlockText" w:type="paragraph">
     <w:name w:val="Footnote Block Text"/>
-    <w:basedOn w:val="FootnoteText"/>
-    <w:next w:val="FootnoteText"/>
+    <w:basedOn w:val="Footnote Text"/>
+    <w:next w:val="Footnote Text"/>
     <w:uiPriority w:val="9"/>
     <w:unhideWhenUsed/>
     <w:qFormat/>
@@ -5567,6 +5412,13 @@
       </w:tblCellMar>
     </w:tblPr>
     <w:tblStylePr w:type="firstRow">
+      <w:tblPr>
+        <w:jc w:val="left"/>
+        <w:tblInd w:type="dxa" w:w="0"/>
+      </w:tblPr>
+      <w:trPr>
+        <w:jc w:val="left"/>
+      </w:trPr>
       <w:tcPr>
         <w:tcBorders>
           <w:bottom w:val="single"/>
@@ -5922,44 +5774,44 @@
         <a:sysClr val="window" lastClr="FFFFFF"/>
       </a:lt1>
       <a:dk2>
-        <a:srgbClr val="0E2841"/>
+        <a:srgbClr val="1F497D"/>
       </a:dk2>
       <a:lt2>
-        <a:srgbClr val="E8E8E8"/>
+        <a:srgbClr val="EEECE1"/>
       </a:lt2>
       <a:accent1>
-        <a:srgbClr val="156082"/>
+        <a:srgbClr val="4F81BD"/>
       </a:accent1>
       <a:accent2>
-        <a:srgbClr val="E97132"/>
+        <a:srgbClr val="C0504D"/>
       </a:accent2>
       <a:accent3>
-        <a:srgbClr val="196B24"/>
+        <a:srgbClr val="9BBB59"/>
       </a:accent3>
       <a:accent4>
-        <a:srgbClr val="0F9ED5"/>
+        <a:srgbClr val="8064A2"/>
       </a:accent4>
       <a:accent5>
-        <a:srgbClr val="A02B93"/>
+        <a:srgbClr val="4BACC6"/>
       </a:accent5>
       <a:accent6>
-        <a:srgbClr val="4EA72E"/>
+        <a:srgbClr val="F79646"/>
       </a:accent6>
       <a:hlink>
-        <a:srgbClr val="467886"/>
+        <a:srgbClr val="0000FF"/>
       </a:hlink>
       <a:folHlink>
-        <a:srgbClr val="96607D"/>
+        <a:srgbClr val="800080"/>
       </a:folHlink>
     </a:clrScheme>
     <a:fontScheme name="Office">
       <a:majorFont>
-        <a:latin typeface="Aptos Display" panose="02110004020202020204"/>
+        <a:latin typeface="Calibri"/>
         <a:ea typeface=""/>
         <a:cs typeface=""/>
-        <a:font script="Jpan" typeface="游ゴシック Light"/>
+        <a:font script="Jpan" typeface="ＭＳ ゴシック"/>
         <a:font script="Hang" typeface="맑은 고딕"/>
-        <a:font script="Hans" typeface="等线 Light"/>
+        <a:font script="Hans" typeface="宋体"/>
         <a:font script="Hant" typeface="新細明體"/>
         <a:font script="Arab" typeface="Times New Roman"/>
         <a:font script="Hebr" typeface="Times New Roman"/>
@@ -5986,32 +5838,14 @@
         <a:font script="Mong" typeface="Mongolian Baiti"/>
         <a:font script="Viet" typeface="Times New Roman"/>
         <a:font script="Uigh" typeface="Microsoft Uighur"/>
-        <a:font script="Geor" typeface="Sylfaen"/>
-        <a:font script="Armn" typeface="Arial"/>
-        <a:font script="Bugi" typeface="Leelawadee UI"/>
-        <a:font script="Bopo" typeface="Microsoft JhengHei"/>
-        <a:font script="Java" typeface="Javanese Text"/>
-        <a:font script="Lisu" typeface="Segoe UI"/>
-        <a:font script="Mymr" typeface="Myanmar Text"/>
-        <a:font script="Nkoo" typeface="Ebrima"/>
-        <a:font script="Olck" typeface="Nirmala UI"/>
-        <a:font script="Osma" typeface="Ebrima"/>
-        <a:font script="Phag" typeface="Phagspa"/>
-        <a:font script="Syrn" typeface="Estrangelo Edessa"/>
-        <a:font script="Syrj" typeface="Estrangelo Edessa"/>
-        <a:font script="Syre" typeface="Estrangelo Edessa"/>
-        <a:font script="Sora" typeface="Nirmala UI"/>
-        <a:font script="Tale" typeface="Microsoft Tai Le"/>
-        <a:font script="Talu" typeface="Microsoft New Tai Lue"/>
-        <a:font script="Tfng" typeface="Ebrima"/>
       </a:majorFont>
       <a:minorFont>
-        <a:latin typeface="Aptos" panose="02110004020202020204"/>
+        <a:latin typeface="Cambria"/>
         <a:ea typeface=""/>
         <a:cs typeface=""/>
-        <a:font script="Jpan" typeface="游明朝"/>
+        <a:font script="Jpan" typeface="ＭＳ 明朝"/>
         <a:font script="Hang" typeface="맑은 고딕"/>
-        <a:font script="Hans" typeface="等线"/>
+        <a:font script="Hans" typeface="宋体"/>
         <a:font script="Hant" typeface="新細明體"/>
         <a:font script="Arab" typeface="Arial"/>
         <a:font script="Hebr" typeface="Arial"/>
@@ -6038,24 +5872,6 @@
         <a:font script="Mong" typeface="Mongolian Baiti"/>
         <a:font script="Viet" typeface="Arial"/>
         <a:font script="Uigh" typeface="Microsoft Uighur"/>
-        <a:font script="Geor" typeface="Sylfaen"/>
-        <a:font script="Armn" typeface="Arial"/>
-        <a:font script="Bugi" typeface="Leelawadee UI"/>
-        <a:font script="Bopo" typeface="Microsoft JhengHei"/>
-        <a:font script="Java" typeface="Javanese Text"/>
-        <a:font script="Lisu" typeface="Segoe UI"/>
-        <a:font script="Mymr" typeface="Myanmar Text"/>
-        <a:font script="Nkoo" typeface="Ebrima"/>
-        <a:font script="Olck" typeface="Nirmala UI"/>
-        <a:font script="Osma" typeface="Ebrima"/>
-        <a:font script="Phag" typeface="Phagspa"/>
-        <a:font script="Syrn" typeface="Estrangelo Edessa"/>
-        <a:font script="Syrj" typeface="Estrangelo Edessa"/>
-        <a:font script="Syre" typeface="Estrangelo Edessa"/>
-        <a:font script="Sora" typeface="Nirmala UI"/>
-        <a:font script="Tale" typeface="Microsoft Tai Le"/>
-        <a:font script="Talu" typeface="Microsoft New Tai Lue"/>
-        <a:font script="Tfng" typeface="Ebrima"/>
       </a:minorFont>
     </a:fontScheme>
     <a:fmtScheme name="Office">
@@ -6067,141 +5883,200 @@
           <a:gsLst>
             <a:gs pos="0">
               <a:schemeClr val="phClr">
-                <a:lumMod val="110000"/>
-                <a:satMod val="105000"/>
-                <a:tint val="67000"/>
+                <a:tint val="50000"/>
+                <a:satMod val="300000"/>
               </a:schemeClr>
             </a:gs>
-            <a:gs pos="50000">
+            <a:gs pos="35000">
               <a:schemeClr val="phClr">
-                <a:lumMod val="105000"/>
-                <a:satMod val="103000"/>
-                <a:tint val="73000"/>
+                <a:tint val="37000"/>
+                <a:satMod val="300000"/>
               </a:schemeClr>
             </a:gs>
             <a:gs pos="100000">
               <a:schemeClr val="phClr">
-                <a:lumMod val="105000"/>
-                <a:satMod val="109000"/>
-                <a:tint val="81000"/>
+                <a:tint val="15000"/>
+                <a:satMod val="350000"/>
               </a:schemeClr>
             </a:gs>
           </a:gsLst>
-          <a:lin ang="5400000" scaled="0"/>
+          <a:lin ang="16200000" scaled="1"/>
         </a:gradFill>
         <a:gradFill rotWithShape="1">
           <a:gsLst>
             <a:gs pos="0">
               <a:schemeClr val="phClr">
-                <a:satMod val="103000"/>
-                <a:lumMod val="102000"/>
-                <a:tint val="94000"/>
-              </a:schemeClr>
-            </a:gs>
-            <a:gs pos="50000">
-              <a:schemeClr val="phClr">
-                <a:satMod val="110000"/>
-                <a:lumMod val="100000"/>
+                <a:tint val="100000"/>
                 <a:shade val="100000"/>
+                <a:satMod val="130000"/>
               </a:schemeClr>
             </a:gs>
             <a:gs pos="100000">
               <a:schemeClr val="phClr">
-                <a:lumMod val="99000"/>
-                <a:satMod val="120000"/>
-                <a:shade val="78000"/>
+                <a:tint val="50000"/>
+                <a:shade val="100000"/>
+                <a:satMod val="350000"/>
               </a:schemeClr>
             </a:gs>
           </a:gsLst>
-          <a:lin ang="5400000" scaled="0"/>
+          <a:lin ang="16200000" scaled="0"/>
         </a:gradFill>
       </a:fillStyleLst>
       <a:lnStyleLst>
-        <a:ln w="6350" cap="flat" cmpd="sng" algn="ctr">
+        <a:ln w="9525" cap="flat" cmpd="sng" algn="ctr">
+          <a:solidFill>
+            <a:schemeClr val="phClr">
+              <a:shade val="95000"/>
+              <a:satMod val="105000"/>
+            </a:schemeClr>
+          </a:solidFill>
+          <a:prstDash val="solid"/>
+        </a:ln>
+        <a:ln w="25400" cap="flat" cmpd="sng" algn="ctr">
           <a:solidFill>
             <a:schemeClr val="phClr"/>
           </a:solidFill>
           <a:prstDash val="solid"/>
-          <a:miter lim="800000"/>
         </a:ln>
-        <a:ln w="12700" cap="flat" cmpd="sng" algn="ctr">
+        <a:ln w="38100" cap="flat" cmpd="sng" algn="ctr">
           <a:solidFill>
             <a:schemeClr val="phClr"/>
           </a:solidFill>
           <a:prstDash val="solid"/>
-          <a:miter lim="800000"/>
-        </a:ln>
-        <a:ln w="19050" cap="flat" cmpd="sng" algn="ctr">
-          <a:solidFill>
-            <a:schemeClr val="phClr"/>
-          </a:solidFill>
-          <a:prstDash val="solid"/>
-          <a:miter lim="800000"/>
         </a:ln>
       </a:lnStyleLst>
       <a:effectStyleLst>
         <a:effectStyle>
-          <a:effectLst/>
-        </a:effectStyle>
-        <a:effectStyle>
-          <a:effectLst/>
+          <a:effectLst>
+            <a:outerShdw blurRad="40000" dist="20000" dir="5400000" rotWithShape="0">
+              <a:srgbClr val="000000">
+                <a:alpha val="38000"/>
+              </a:srgbClr>
+            </a:outerShdw>
+          </a:effectLst>
         </a:effectStyle>
         <a:effectStyle>
           <a:effectLst>
-            <a:outerShdw blurRad="57150" dist="19050" dir="5400000" algn="ctr" rotWithShape="0">
+            <a:outerShdw blurRad="40000" dist="23000" dir="5400000" rotWithShape="0">
               <a:srgbClr val="000000">
-                <a:alpha val="63000"/>
+                <a:alpha val="35000"/>
               </a:srgbClr>
             </a:outerShdw>
           </a:effectLst>
+        </a:effectStyle>
+        <a:effectStyle>
+          <a:effectLst>
+            <a:outerShdw blurRad="40000" dist="23000" dir="5400000" rotWithShape="0">
+              <a:srgbClr val="000000">
+                <a:alpha val="35000"/>
+              </a:srgbClr>
+            </a:outerShdw>
+          </a:effectLst>
+          <a:scene3d>
+            <a:camera prst="orthographicFront">
+              <a:rot lat="0" lon="0" rev="0"/>
+            </a:camera>
+            <a:lightRig rig="threePt" dir="t">
+              <a:rot lat="0" lon="0" rev="1200000"/>
+            </a:lightRig>
+          </a:scene3d>
+          <a:sp3d>
+            <a:bevelT w="63500" h="25400"/>
+          </a:sp3d>
         </a:effectStyle>
       </a:effectStyleLst>
       <a:bgFillStyleLst>
         <a:solidFill>
           <a:schemeClr val="phClr"/>
         </a:solidFill>
-        <a:solidFill>
-          <a:schemeClr val="phClr">
-            <a:tint val="95000"/>
-            <a:satMod val="170000"/>
-          </a:schemeClr>
-        </a:solidFill>
         <a:gradFill rotWithShape="1">
           <a:gsLst>
             <a:gs pos="0">
               <a:schemeClr val="phClr">
-                <a:tint val="93000"/>
-                <a:satMod val="150000"/>
-                <a:shade val="98000"/>
-                <a:lumMod val="102000"/>
+                <a:tint val="40000"/>
+                <a:satMod val="350000"/>
               </a:schemeClr>
             </a:gs>
-            <a:gs pos="50000">
+            <a:gs pos="40000">
               <a:schemeClr val="phClr">
-                <a:tint val="98000"/>
-                <a:satMod val="130000"/>
-                <a:shade val="90000"/>
-                <a:lumMod val="103000"/>
+                <a:tint val="45000"/>
+                <a:shade val="99000"/>
+                <a:satMod val="350000"/>
               </a:schemeClr>
             </a:gs>
             <a:gs pos="100000">
               <a:schemeClr val="phClr">
-                <a:shade val="63000"/>
-                <a:satMod val="120000"/>
+                <a:shade val="20000"/>
+                <a:satMod val="255000"/>
               </a:schemeClr>
             </a:gs>
           </a:gsLst>
-          <a:lin ang="5400000" scaled="0"/>
+          <a:path path="circle">
+            <a:fillToRect l="50000" t="-80000" r="50000" b="180000"/>
+          </a:path>
+        </a:gradFill>
+        <a:gradFill rotWithShape="1">
+          <a:gsLst>
+            <a:gs pos="0">
+              <a:schemeClr val="phClr">
+                <a:tint val="80000"/>
+                <a:satMod val="300000"/>
+              </a:schemeClr>
+            </a:gs>
+            <a:gs pos="100000">
+              <a:schemeClr val="phClr">
+                <a:shade val="30000"/>
+                <a:satMod val="200000"/>
+              </a:schemeClr>
+            </a:gs>
+          </a:gsLst>
+          <a:path path="circle">
+            <a:fillToRect l="50000" t="50000" r="50000" b="50000"/>
+          </a:path>
         </a:gradFill>
       </a:bgFillStyleLst>
     </a:fmtScheme>
   </a:themeElements>
-  <a:objectDefaults/>
+  <a:objectDefaults>
+    <a:spDef>
+      <a:spPr/>
+      <a:bodyPr/>
+      <a:lstStyle/>
+      <a:style>
+        <a:lnRef idx="1">
+          <a:schemeClr val="accent1"/>
+        </a:lnRef>
+        <a:fillRef idx="3">
+          <a:schemeClr val="accent1"/>
+        </a:fillRef>
+        <a:effectRef idx="2">
+          <a:schemeClr val="accent1"/>
+        </a:effectRef>
+        <a:fontRef idx="minor">
+          <a:schemeClr val="lt1"/>
+        </a:fontRef>
+      </a:style>
+    </a:spDef>
+    <a:lnDef>
+      <a:spPr/>
+      <a:bodyPr/>
+      <a:lstStyle/>
+      <a:style>
+        <a:lnRef idx="2">
+          <a:schemeClr val="accent1"/>
+        </a:lnRef>
+        <a:fillRef idx="0">
+          <a:schemeClr val="accent1"/>
+        </a:fillRef>
+        <a:effectRef idx="1">
+          <a:schemeClr val="accent1"/>
+        </a:effectRef>
+        <a:fontRef idx="minor">
+          <a:schemeClr val="tx1"/>
+        </a:fontRef>
+      </a:style>
+    </a:lnDef>
+  </a:objectDefaults>
   <a:extraClrSchemeLst/>
-  <a:extLst>
-    <a:ext uri="{05A4C25C-085E-4340-85A3-A5531E510DB2}">
-      <thm15:themeFamily xmlns:thm15="http://schemas.microsoft.com/office/thememl/2012/main" name="Office Theme" id="{2E142A2C-CD16-42D6-873A-C26D2A0506FA}" vid="{1BDDFF52-6CD6-40A5-AB3C-68EB2F1E4D0A}"/>
-    </a:ext>
-  </a:extLst>
 </a:theme>
 </file>
--- a/docx/06-trunking-inter-vlan/boletin-U06-avanzado-resuelto.docx
+++ b/docx/06-trunking-inter-vlan/boletin-U06-avanzado-resuelto.docx
@@ -28,7 +28,7 @@
         </w:p>
       </w:sdtContent>
     </w:sdt>
-    <w:bookmarkStart w:id="20" w:name="X4f48987113d1ff69852991a016fdaa6152a5e02"/>
+    <w:bookmarkStart w:id="9" w:name="X4f48987113d1ff69852991a016fdaa6152a5e02"/>
     <w:p>
       <w:pPr>
         <w:pStyle w:val="Heading1"/>
@@ -37,8 +37,8 @@
         <w:t xml:space="preserve">Boletín de Trunking e inter-VLAN — Avanzado (Resuelto)</w:t>
       </w:r>
     </w:p>
-    <w:bookmarkEnd w:id="20"/>
-    <w:bookmarkStart w:id="30" w:name="Xc088b34923c01ba52a13a42c708d121221a4814"/>
+    <w:bookmarkEnd w:id="9"/>
+    <w:bookmarkStart w:id="19" w:name="Xc088b34923c01ba52a13a42c708d121221a4814"/>
     <w:p>
       <w:pPr>
         <w:pStyle w:val="Heading1"/>
@@ -54,7 +54,7 @@
         </w:pict>
       </w:r>
     </w:p>
-    <w:bookmarkStart w:id="21" w:name="configuración-completa-de-vlans"/>
+    <w:bookmarkStart w:id="10" w:name="configuración-completa-de-vlans"/>
     <w:p>
       <w:pPr>
         <w:pStyle w:val="Heading2"/>
@@ -946,8 +946,8 @@
         <w:t xml:space="preserve"># ip address 192.168.20.1 255.255.255.0</w:t>
       </w:r>
     </w:p>
-    <w:bookmarkEnd w:id="21"/>
-    <w:bookmarkStart w:id="22" w:name="diagnóstico-de-native-vlan"/>
+    <w:bookmarkEnd w:id="10"/>
+    <w:bookmarkStart w:id="11" w:name="diagnóstico-de-native-vlan"/>
     <w:p>
       <w:pPr>
         <w:pStyle w:val="Heading2"/>
@@ -1020,21 +1020,7 @@
           <w:i/>
           <w:iCs/>
         </w:rPr>
-        <w:t xml:space="preserve">“</w:t>
-      </w:r>
-      <w:r>
-        <w:rPr>
-          <w:i/>
-          <w:iCs/>
-        </w:rPr>
-        <w:t xml:space="preserve">Native VLAN mismatch discovered on Fa0/24</w:t>
-      </w:r>
-      <w:r>
-        <w:rPr>
-          <w:i/>
-          <w:iCs/>
-        </w:rPr>
-        <w:t xml:space="preserve">”</w:t>
+        <w:t xml:space="preserve">“Native VLAN mismatch discovered on Fa0/24”</w:t>
       </w:r>
       <w:r>
         <w:t xml:space="preserve">.</w:t>
@@ -1170,8 +1156,8 @@
         <w:t xml:space="preserve">: la native VLAN solo afecta a tramas sin etiquetar. Las VLANs etiquetadas (10, 20, 30) no sufren interrupción durante el cambio.</w:t>
       </w:r>
     </w:p>
-    <w:bookmarkEnd w:id="22"/>
-    <w:bookmarkStart w:id="23" w:name="diseño-de-vlans-corporativas"/>
+    <w:bookmarkEnd w:id="11"/>
+    <w:bookmarkStart w:id="12" w:name="diseño-de-vlans-corporativas"/>
     <w:p>
       <w:pPr>
         <w:pStyle w:val="Heading2"/>
@@ -1429,8 +1415,8 @@
         <w:t xml:space="preserve">. (Detalles finos de ACLs, más adelante.)</w:t>
       </w:r>
     </w:p>
-    <w:bookmarkEnd w:id="23"/>
-    <w:bookmarkStart w:id="24" w:name="vtp-disaster-recovery"/>
+    <w:bookmarkEnd w:id="12"/>
+    <w:bookmarkStart w:id="13" w:name="vtp-disaster-recovery"/>
     <w:p>
       <w:pPr>
         <w:pStyle w:val="Heading2"/>
@@ -1695,8 +1681,8 @@
         <w:t xml:space="preserve">Documentar la base de datos de VLANs (la config es tu backup).</w:t>
       </w:r>
     </w:p>
-    <w:bookmarkEnd w:id="24"/>
-    <w:bookmarkStart w:id="25" w:name="router-on-a-stick-cuello-de-botella"/>
+    <w:bookmarkEnd w:id="13"/>
+    <w:bookmarkStart w:id="14" w:name="router-on-a-stick-cuello-de-botella"/>
     <w:p>
       <w:pPr>
         <w:pStyle w:val="Heading2"/>
@@ -1876,8 +1862,8 @@
         <w:t xml:space="preserve">, sin cuello de botella. Si el tráfico se duplica (240 Mbps), seguimos al 24 %: holgado.</w:t>
       </w:r>
     </w:p>
-    <w:bookmarkEnd w:id="25"/>
-    <w:bookmarkStart w:id="26" w:name="seguridad-en-vlans"/>
+    <w:bookmarkEnd w:id="14"/>
+    <w:bookmarkStart w:id="15" w:name="seguridad-en-vlans"/>
     <w:p>
       <w:pPr>
         <w:pStyle w:val="Heading2"/>
@@ -1890,7 +1876,6 @@
       <w:tblPr>
         <w:tblStyle w:val="Table"/>
         <w:tblW w:type="pct" w:w="5000"/>
-        <w:jc w:val="left"/>
         <w:tblLayout w:type="fixed"/>
         <w:tblLook w:firstRow="1" w:lastRow="0" w:firstColumn="0" w:lastColumn="0" w:noHBand="0" w:noVBand="0" w:val="0020"/>
       </w:tblPr>
@@ -1907,7 +1892,6 @@
           <w:p>
             <w:pPr>
               <w:pStyle w:val="Compact"/>
-              <w:jc w:val="left"/>
             </w:pPr>
             <w:r>
               <w:t xml:space="preserve">Riesgo</w:t>
@@ -1919,7 +1903,6 @@
           <w:p>
             <w:pPr>
               <w:pStyle w:val="Compact"/>
-              <w:jc w:val="left"/>
             </w:pPr>
             <w:r>
               <w:t xml:space="preserve">Mitigación</w:t>
@@ -1933,7 +1916,6 @@
           <w:p>
             <w:pPr>
               <w:pStyle w:val="Compact"/>
-              <w:jc w:val="left"/>
             </w:pPr>
             <w:r>
               <w:t xml:space="preserve">1.</w:t>
@@ -1967,7 +1949,6 @@
           <w:p>
             <w:pPr>
               <w:pStyle w:val="Compact"/>
-              <w:jc w:val="left"/>
             </w:pPr>
             <w:r>
               <w:rPr>
@@ -2011,7 +1992,6 @@
           <w:p>
             <w:pPr>
               <w:pStyle w:val="Compact"/>
-              <w:jc w:val="left"/>
             </w:pPr>
             <w:r>
               <w:t xml:space="preserve">2.</w:t>
@@ -2036,7 +2016,6 @@
           <w:p>
             <w:pPr>
               <w:pStyle w:val="Compact"/>
-              <w:jc w:val="left"/>
             </w:pPr>
             <w:r>
               <w:t xml:space="preserve">Native VLAN</w:t>
@@ -2079,7 +2058,6 @@
           <w:p>
             <w:pPr>
               <w:pStyle w:val="Compact"/>
-              <w:jc w:val="left"/>
             </w:pPr>
             <w:r>
               <w:t xml:space="preserve">3.</w:t>
@@ -2104,7 +2082,6 @@
           <w:p>
             <w:pPr>
               <w:pStyle w:val="Compact"/>
-              <w:jc w:val="left"/>
             </w:pPr>
             <w:r>
               <w:t xml:space="preserve">VTP transparent / VTPv3 off, verificar</w:t>
@@ -2128,8 +2105,8 @@
         </w:tc>
       </w:tr>
     </w:tbl>
-    <w:bookmarkEnd w:id="26"/>
-    <w:bookmarkStart w:id="27" w:name="vlan-hopping-y-hardening"/>
+    <w:bookmarkEnd w:id="15"/>
+    <w:bookmarkStart w:id="16" w:name="vlan-hopping-y-hardening"/>
     <w:p>
       <w:pPr>
         <w:pStyle w:val="Heading2"/>
@@ -2425,8 +2402,8 @@
         <w:t xml:space="preserve">para que un switch rogue no arrase la base de datos.</w:t>
       </w:r>
     </w:p>
-    <w:bookmarkEnd w:id="27"/>
-    <w:bookmarkStart w:id="28" w:name="inter-vlan-con-svi-paso-a-paso"/>
+    <w:bookmarkEnd w:id="16"/>
+    <w:bookmarkStart w:id="17" w:name="inter-vlan-con-svi-paso-a-paso"/>
     <w:p>
       <w:pPr>
         <w:pStyle w:val="Heading2"/>
@@ -3055,7 +3032,6 @@
       <w:tblPr>
         <w:tblStyle w:val="Table"/>
         <w:tblW w:type="auto" w:w="0"/>
-        <w:jc w:val="left"/>
         <w:tblLook w:firstRow="1" w:lastRow="0" w:firstColumn="0" w:lastColumn="0" w:noHBand="0" w:noVBand="0" w:val="0020"/>
       </w:tblPr>
       <w:tblGrid>
@@ -3072,7 +3048,6 @@
           <w:p>
             <w:pPr>
               <w:pStyle w:val="Compact"/>
-              <w:jc w:val="left"/>
             </w:pPr>
             <w:r>
               <w:t xml:space="preserve">VLAN</w:t>
@@ -3084,7 +3059,6 @@
           <w:p>
             <w:pPr>
               <w:pStyle w:val="Compact"/>
-              <w:jc w:val="left"/>
             </w:pPr>
             <w:r>
               <w:t xml:space="preserve">Subred</w:t>
@@ -3096,7 +3070,6 @@
           <w:p>
             <w:pPr>
               <w:pStyle w:val="Compact"/>
-              <w:jc w:val="left"/>
             </w:pPr>
             <w:r>
               <w:t xml:space="preserve">Gateway (IP del SVI)</w:t>
@@ -3110,7 +3083,6 @@
           <w:p>
             <w:pPr>
               <w:pStyle w:val="Compact"/>
-              <w:jc w:val="left"/>
             </w:pPr>
             <w:r>
               <w:t xml:space="preserve">10 Ventas</w:t>
@@ -3122,7 +3094,6 @@
           <w:p>
             <w:pPr>
               <w:pStyle w:val="Compact"/>
-              <w:jc w:val="left"/>
             </w:pPr>
             <w:r>
               <w:t xml:space="preserve">192.168.10.0/24</w:t>
@@ -3134,7 +3105,6 @@
           <w:p>
             <w:pPr>
               <w:pStyle w:val="Compact"/>
-              <w:jc w:val="left"/>
             </w:pPr>
             <w:r>
               <w:t xml:space="preserve">192.168.10.1</w:t>
@@ -3148,7 +3118,6 @@
           <w:p>
             <w:pPr>
               <w:pStyle w:val="Compact"/>
-              <w:jc w:val="left"/>
             </w:pPr>
             <w:r>
               <w:t xml:space="preserve">20 RRHH</w:t>
@@ -3160,7 +3129,6 @@
           <w:p>
             <w:pPr>
               <w:pStyle w:val="Compact"/>
-              <w:jc w:val="left"/>
             </w:pPr>
             <w:r>
               <w:t xml:space="preserve">192.168.20.0/24</w:t>
@@ -3172,7 +3140,6 @@
           <w:p>
             <w:pPr>
               <w:pStyle w:val="Compact"/>
-              <w:jc w:val="left"/>
             </w:pPr>
             <w:r>
               <w:t xml:space="preserve">192.168.20.1</w:t>
@@ -3186,7 +3153,6 @@
           <w:p>
             <w:pPr>
               <w:pStyle w:val="Compact"/>
-              <w:jc w:val="left"/>
             </w:pPr>
             <w:r>
               <w:t xml:space="preserve">30 IT</w:t>
@@ -3198,7 +3164,6 @@
           <w:p>
             <w:pPr>
               <w:pStyle w:val="Compact"/>
-              <w:jc w:val="left"/>
             </w:pPr>
             <w:r>
               <w:t xml:space="preserve">192.168.30.0/24</w:t>
@@ -3210,7 +3175,6 @@
           <w:p>
             <w:pPr>
               <w:pStyle w:val="Compact"/>
-              <w:jc w:val="left"/>
             </w:pPr>
             <w:r>
               <w:t xml:space="preserve">192.168.30.1</w:t>
@@ -3291,8 +3255,8 @@
         <w:t xml:space="preserve">olvidado.</w:t>
       </w:r>
     </w:p>
-    <w:bookmarkEnd w:id="28"/>
-    <w:bookmarkStart w:id="29" w:name="dhcp-por-vlan-sin-teclear-ips"/>
+    <w:bookmarkEnd w:id="17"/>
+    <w:bookmarkStart w:id="18" w:name="dhcp-por-vlan-sin-teclear-ips"/>
     <w:p>
       <w:pPr>
         <w:pStyle w:val="Heading2"/>
@@ -3739,13 +3703,7 @@
         <w:t xml:space="preserve"> </w:t>
       </w:r>
       <w:r>
-        <w:t xml:space="preserve">“</w:t>
-      </w:r>
-      <w:r>
-        <w:t xml:space="preserve">ocupado</w:t>
-      </w:r>
-      <w:r>
-        <w:t xml:space="preserve">”</w:t>
+        <w:t xml:space="preserve">“ocupado”</w:t>
       </w:r>
       <w:r>
         <w:t xml:space="preserve"> </w:t>
@@ -3955,9 +3913,13 @@
         <w:t xml:space="preserve">Si el DISCOVER ni siquiera aparece, el problema está aguas abajo (VLAN/puerto); si aparece pero no hay OFFER, es el pool o el relay.</w:t>
       </w:r>
     </w:p>
-    <w:bookmarkEnd w:id="29"/>
-    <w:bookmarkEnd w:id="30"/>
-    <w:sectPr/>
+    <w:bookmarkEnd w:id="18"/>
+    <w:bookmarkEnd w:id="19"/>
+    <w:sectPr>
+      <w:footnotePr>
+        <w:numRestart w:val="eachSect"/>
+      </w:footnotePr>
+    </w:sectPr>
   </w:body>
 </w:document>
 </file>
@@ -3995,7 +3957,7 @@
       <w:lvlText w:val=" "/>
       <w:lvlJc w:val="left"/>
       <w:pPr>
-        <w:ind w:left="720" w:hanging="480"/>
+        <w:ind w:left="720" w:hanging="360"/>
       </w:pPr>
     </w:lvl>
     <w:lvl w:ilvl="1">
@@ -4003,7 +3965,7 @@
       <w:lvlText w:val=" "/>
       <w:lvlJc w:val="left"/>
       <w:pPr>
-        <w:ind w:left="1440" w:hanging="480"/>
+        <w:ind w:left="1440" w:hanging="360"/>
       </w:pPr>
     </w:lvl>
     <w:lvl w:ilvl="2">
@@ -4011,7 +3973,7 @@
       <w:lvlText w:val=" "/>
       <w:lvlJc w:val="left"/>
       <w:pPr>
-        <w:ind w:left="2160" w:hanging="480"/>
+        <w:ind w:left="2160" w:hanging="360"/>
       </w:pPr>
     </w:lvl>
     <w:lvl w:ilvl="3">
@@ -4019,7 +3981,7 @@
       <w:lvlText w:val=" "/>
       <w:lvlJc w:val="left"/>
       <w:pPr>
-        <w:ind w:left="2880" w:hanging="480"/>
+        <w:ind w:left="2880" w:hanging="360"/>
       </w:pPr>
     </w:lvl>
     <w:lvl w:ilvl="4">
@@ -4027,7 +3989,7 @@
       <w:lvlText w:val=" "/>
       <w:lvlJc w:val="left"/>
       <w:pPr>
-        <w:ind w:left="3600" w:hanging="480"/>
+        <w:ind w:left="3600" w:hanging="360"/>
       </w:pPr>
     </w:lvl>
     <w:lvl w:ilvl="5">
@@ -4035,7 +3997,7 @@
       <w:lvlText w:val=" "/>
       <w:lvlJc w:val="left"/>
       <w:pPr>
-        <w:ind w:left="4320" w:hanging="480"/>
+        <w:ind w:left="4320" w:hanging="360"/>
       </w:pPr>
     </w:lvl>
     <w:lvl w:ilvl="6">
@@ -4043,7 +4005,7 @@
       <w:lvlText w:val=" "/>
       <w:lvlJc w:val="left"/>
       <w:pPr>
-        <w:ind w:left="5040" w:hanging="480"/>
+        <w:ind w:left="5040" w:hanging="360"/>
       </w:pPr>
     </w:lvl>
     <w:lvl w:ilvl="7">
@@ -4051,7 +4013,7 @@
       <w:lvlText w:val=" "/>
       <w:lvlJc w:val="left"/>
       <w:pPr>
-        <w:ind w:left="5760" w:hanging="480"/>
+        <w:ind w:left="5760" w:hanging="360"/>
       </w:pPr>
     </w:lvl>
     <w:lvl w:ilvl="8">
@@ -4059,7 +4021,7 @@
       <w:lvlText w:val=" "/>
       <w:lvlJc w:val="left"/>
       <w:pPr>
-        <w:ind w:left="6480" w:hanging="480"/>
+        <w:ind w:left="6480" w:hanging="360"/>
       </w:pPr>
     </w:lvl>
   </w:abstractNum>
@@ -4072,7 +4034,7 @@
       <w:lvlText w:val="%1)"/>
       <w:lvlJc w:val="left"/>
       <w:pPr>
-        <w:ind w:left="720" w:hanging="480"/>
+        <w:ind w:left="720" w:hanging="360"/>
       </w:pPr>
     </w:lvl>
     <w:lvl w:ilvl="1">
@@ -4081,7 +4043,7 @@
       <w:lvlText w:val="%2)"/>
       <w:lvlJc w:val="left"/>
       <w:pPr>
-        <w:ind w:left="1440" w:hanging="480"/>
+        <w:ind w:left="1440" w:hanging="360"/>
       </w:pPr>
     </w:lvl>
     <w:lvl w:ilvl="2">
@@ -4090,7 +4052,7 @@
       <w:lvlText w:val="%3)"/>
       <w:lvlJc w:val="left"/>
       <w:pPr>
-        <w:ind w:left="2160" w:hanging="480"/>
+        <w:ind w:left="2160" w:hanging="360"/>
       </w:pPr>
     </w:lvl>
     <w:lvl w:ilvl="3">
@@ -4099,7 +4061,7 @@
       <w:lvlText w:val="%4)"/>
       <w:lvlJc w:val="left"/>
       <w:pPr>
-        <w:ind w:left="2880" w:hanging="480"/>
+        <w:ind w:left="2880" w:hanging="360"/>
       </w:pPr>
     </w:lvl>
     <w:lvl w:ilvl="4">
@@ -4108,7 +4070,7 @@
       <w:lvlText w:val="%5)"/>
       <w:lvlJc w:val="left"/>
       <w:pPr>
-        <w:ind w:left="3600" w:hanging="480"/>
+        <w:ind w:left="3600" w:hanging="360"/>
       </w:pPr>
     </w:lvl>
     <w:lvl w:ilvl="5">
@@ -4117,7 +4079,7 @@
       <w:lvlText w:val="%6)"/>
       <w:lvlJc w:val="left"/>
       <w:pPr>
-        <w:ind w:left="4320" w:hanging="480"/>
+        <w:ind w:left="4320" w:hanging="360"/>
       </w:pPr>
     </w:lvl>
     <w:lvl w:ilvl="6">
@@ -4126,7 +4088,7 @@
       <w:lvlText w:val="%7)"/>
       <w:lvlJc w:val="left"/>
       <w:pPr>
-        <w:ind w:left="5040" w:hanging="480"/>
+        <w:ind w:left="5040" w:hanging="360"/>
       </w:pPr>
     </w:lvl>
     <w:lvl w:ilvl="7">
@@ -4135,7 +4097,7 @@
       <w:lvlText w:val="%8)"/>
       <w:lvlJc w:val="left"/>
       <w:pPr>
-        <w:ind w:left="5760" w:hanging="480"/>
+        <w:ind w:left="5760" w:hanging="360"/>
       </w:pPr>
     </w:lvl>
     <w:lvl w:ilvl="8">
@@ -4144,7 +4106,7 @@
       <w:lvlText w:val="%9)"/>
       <w:lvlJc w:val="left"/>
       <w:pPr>
-        <w:ind w:left="6480" w:hanging="480"/>
+        <w:ind w:left="6480" w:hanging="360"/>
       </w:pPr>
     </w:lvl>
   </w:abstractNum>
@@ -4153,75 +4115,102 @@
     <w:multiLevelType w:val="multilevel"/>
     <w:lvl w:ilvl="0">
       <w:numFmt w:val="bullet"/>
-      <w:lvlText w:val="•"/>
+      <w:lvlText w:val=""/>
       <w:lvlJc w:val="left"/>
       <w:pPr>
-        <w:ind w:left="720" w:hanging="480"/>
-      </w:pPr>
+        <w:ind w:left="720" w:hanging="360"/>
+      </w:pPr>
+      <w:rPr>
+        <w:rFonts w:ascii="Symbol" w:hAnsi="Symbol" w:cs="Symbol" w:hint="default"/>
+      </w:rPr>
     </w:lvl>
     <w:lvl w:ilvl="1">
       <w:numFmt w:val="bullet"/>
-      <w:lvlText w:val="–"/>
+      <w:lvlText w:val="o"/>
       <w:lvlJc w:val="left"/>
       <w:pPr>
-        <w:ind w:left="1440" w:hanging="480"/>
-      </w:pPr>
+        <w:ind w:left="1440" w:hanging="360"/>
+      </w:pPr>
+      <w:rPr>
+        <w:rFonts w:ascii="Courier New" w:hAnsi="Courier New" w:cs="Courier New" w:hint="default"/>
+      </w:rPr>
     </w:lvl>
     <w:lvl w:ilvl="2">
       <w:numFmt w:val="bullet"/>
-      <w:lvlText w:val="•"/>
+      <w:lvlText w:val=""/>
       <w:lvlJc w:val="left"/>
       <w:pPr>
-        <w:ind w:left="2160" w:hanging="480"/>
-      </w:pPr>
+        <w:ind w:left="2160" w:hanging="360"/>
+      </w:pPr>
+      <w:rPr>
+        <w:rFonts w:ascii="Wingdings" w:hAnsi="Wingdings" w:cs="Wingdings" w:hint="default"/>
+      </w:rPr>
     </w:lvl>
     <w:lvl w:ilvl="3">
       <w:numFmt w:val="bullet"/>
-      <w:lvlText w:val="–"/>
+      <w:lvlText w:val=""/>
       <w:lvlJc w:val="left"/>
       <w:pPr>
-        <w:ind w:left="2880" w:hanging="480"/>
-      </w:pPr>
+        <w:ind w:left="2880" w:hanging="360"/>
+      </w:pPr>
+      <w:rPr>
+        <w:rFonts w:ascii="Symbol" w:hAnsi="Symbol" w:cs="Symbol" w:hint="default"/>
+      </w:rPr>
     </w:lvl>
     <w:lvl w:ilvl="4">
       <w:numFmt w:val="bullet"/>
-      <w:lvlText w:val="•"/>
+      <w:lvlText w:val="o"/>
       <w:lvlJc w:val="left"/>
       <w:pPr>
-        <w:ind w:left="3600" w:hanging="480"/>
-      </w:pPr>
+        <w:ind w:left="3600" w:hanging="360"/>
+      </w:pPr>
+      <w:rPr>
+        <w:rFonts w:ascii="Courier New" w:hAnsi="Courier New" w:cs="Courier New" w:hint="default"/>
+      </w:rPr>
     </w:lvl>
     <w:lvl w:ilvl="5">
       <w:numFmt w:val="bullet"/>
-      <w:lvlText w:val="–"/>
+      <w:lvlText w:val=""/>
       <w:lvlJc w:val="left"/>
       <w:pPr>
-        <w:ind w:left="4320" w:hanging="480"/>
-      </w:pPr>
+        <w:ind w:left="4320" w:hanging="360"/>
+      </w:pPr>
+      <w:rPr>
+        <w:rFonts w:ascii="Wingdings" w:hAnsi="Wingdings" w:cs="Wingdings" w:hint="default"/>
+      </w:rPr>
     </w:lvl>
     <w:lvl w:ilvl="6">
       <w:numFmt w:val="bullet"/>
-      <w:lvlText w:val="•"/>
+      <w:lvlText w:val=""/>
       <w:lvlJc w:val="left"/>
       <w:pPr>
-        <w:ind w:left="5040" w:hanging="480"/>
-      </w:pPr>
+        <w:ind w:left="5040" w:hanging="360"/>
+      </w:pPr>
+      <w:rPr>
+        <w:rFonts w:ascii="Symbol" w:hAnsi="Symbol" w:cs="Symbol" w:hint="default"/>
+      </w:rPr>
     </w:lvl>
     <w:lvl w:ilvl="7">
       <w:numFmt w:val="bullet"/>
-      <w:lvlText w:val="–"/>
+      <w:lvlText w:val="o"/>
       <w:lvlJc w:val="left"/>
       <w:pPr>
-        <w:ind w:left="5760" w:hanging="480"/>
-      </w:pPr>
+        <w:ind w:left="5760" w:hanging="360"/>
+      </w:pPr>
+      <w:rPr>
+        <w:rFonts w:ascii="Courier New" w:hAnsi="Courier New" w:cs="Courier New" w:hint="default"/>
+      </w:rPr>
     </w:lvl>
     <w:lvl w:ilvl="8">
       <w:numFmt w:val="bullet"/>
-      <w:lvlText w:val="•"/>
+      <w:lvlText w:val=""/>
       <w:lvlJc w:val="left"/>
       <w:pPr>
-        <w:ind w:left="6480" w:hanging="480"/>
-      </w:pPr>
+        <w:ind w:left="6480" w:hanging="360"/>
+      </w:pPr>
+      <w:rPr>
+        <w:rFonts w:ascii="Wingdings" w:hAnsi="Wingdings" w:cs="Wingdings" w:hint="default"/>
+      </w:rPr>
     </w:lvl>
   </w:abstractNum>
   <w:abstractNum w:abstractNumId="99411">
@@ -4233,7 +4222,7 @@
       <w:lvlText w:val="%1."/>
       <w:lvlJc w:val="left"/>
       <w:pPr>
-        <w:ind w:left="720" w:hanging="480"/>
+        <w:ind w:left="720" w:hanging="360"/>
       </w:pPr>
     </w:lvl>
     <w:lvl w:ilvl="1">
@@ -4242,7 +4231,7 @@
       <w:lvlText w:val="%2."/>
       <w:lvlJc w:val="left"/>
       <w:pPr>
-        <w:ind w:left="1440" w:hanging="480"/>
+        <w:ind w:left="1440" w:hanging="360"/>
       </w:pPr>
     </w:lvl>
     <w:lvl w:ilvl="2">
@@ -4251,7 +4240,7 @@
       <w:lvlText w:val="%3."/>
       <w:lvlJc w:val="left"/>
       <w:pPr>
-        <w:ind w:left="2160" w:hanging="480"/>
+        <w:ind w:left="2160" w:hanging="360"/>
       </w:pPr>
     </w:lvl>
     <w:lvl w:ilvl="3">
@@ -4260,7 +4249,7 @@
       <w:lvlText w:val="%4."/>
       <w:lvlJc w:val="left"/>
       <w:pPr>
-        <w:ind w:left="2880" w:hanging="480"/>
+        <w:ind w:left="2880" w:hanging="360"/>
       </w:pPr>
     </w:lvl>
     <w:lvl w:ilvl="4">
@@ -4269,7 +4258,7 @@
       <w:lvlText w:val="%5."/>
       <w:lvlJc w:val="left"/>
       <w:pPr>
-        <w:ind w:left="3600" w:hanging="480"/>
+        <w:ind w:left="3600" w:hanging="360"/>
       </w:pPr>
     </w:lvl>
     <w:lvl w:ilvl="5">
@@ -4278,7 +4267,7 @@
       <w:lvlText w:val="%6."/>
       <w:lvlJc w:val="left"/>
       <w:pPr>
-        <w:ind w:left="4320" w:hanging="480"/>
+        <w:ind w:left="4320" w:hanging="360"/>
       </w:pPr>
     </w:lvl>
     <w:lvl w:ilvl="6">
@@ -4287,7 +4276,7 @@
       <w:lvlText w:val="%7."/>
       <w:lvlJc w:val="left"/>
       <w:pPr>
-        <w:ind w:left="5040" w:hanging="480"/>
+        <w:ind w:left="5040" w:hanging="360"/>
       </w:pPr>
     </w:lvl>
     <w:lvl w:ilvl="7">
@@ -4296,7 +4285,7 @@
       <w:lvlText w:val="%8."/>
       <w:lvlJc w:val="left"/>
       <w:pPr>
-        <w:ind w:left="5760" w:hanging="480"/>
+        <w:ind w:left="5760" w:hanging="360"/>
       </w:pPr>
     </w:lvl>
     <w:lvl w:ilvl="8">
@@ -4305,7 +4294,7 @@
       <w:lvlText w:val="%9."/>
       <w:lvlJc w:val="left"/>
       <w:pPr>
-        <w:ind w:left="6480" w:hanging="480"/>
+        <w:ind w:left="6480" w:hanging="360"/>
       </w:pPr>
     </w:lvl>
   </w:abstractNum>
@@ -4318,7 +4307,7 @@
       <w:lvlText w:val="%1)"/>
       <w:lvlJc w:val="left"/>
       <w:pPr>
-        <w:ind w:left="720" w:hanging="480"/>
+        <w:ind w:left="720" w:hanging="360"/>
       </w:pPr>
     </w:lvl>
     <w:lvl w:ilvl="1">
@@ -4327,7 +4316,7 @@
       <w:lvlText w:val="%2)"/>
       <w:lvlJc w:val="left"/>
       <w:pPr>
-        <w:ind w:left="1440" w:hanging="480"/>
+        <w:ind w:left="1440" w:hanging="360"/>
       </w:pPr>
     </w:lvl>
     <w:lvl w:ilvl="2">
@@ -4336,7 +4325,7 @@
       <w:lvlText w:val="%3)"/>
       <w:lvlJc w:val="left"/>
       <w:pPr>
-        <w:ind w:left="2160" w:hanging="480"/>
+        <w:ind w:left="2160" w:hanging="360"/>
       </w:pPr>
     </w:lvl>
     <w:lvl w:ilvl="3">
@@ -4345,7 +4334,7 @@
       <w:lvlText w:val="%4)"/>
       <w:lvlJc w:val="left"/>
       <w:pPr>
-        <w:ind w:left="2880" w:hanging="480"/>
+        <w:ind w:left="2880" w:hanging="360"/>
       </w:pPr>
     </w:lvl>
     <w:lvl w:ilvl="4">
@@ -4354,7 +4343,7 @@
       <w:lvlText w:val="%5)"/>
       <w:lvlJc w:val="left"/>
       <w:pPr>
-        <w:ind w:left="3600" w:hanging="480"/>
+        <w:ind w:left="3600" w:hanging="360"/>
       </w:pPr>
     </w:lvl>
     <w:lvl w:ilvl="5">
@@ -4363,7 +4352,7 @@
       <w:lvlText w:val="%6)"/>
       <w:lvlJc w:val="left"/>
       <w:pPr>
-        <w:ind w:left="4320" w:hanging="480"/>
+        <w:ind w:left="4320" w:hanging="360"/>
       </w:pPr>
     </w:lvl>
     <w:lvl w:ilvl="6">
@@ -4372,7 +4361,7 @@
       <w:lvlText w:val="%7)"/>
       <w:lvlJc w:val="left"/>
       <w:pPr>
-        <w:ind w:left="5040" w:hanging="480"/>
+        <w:ind w:left="5040" w:hanging="360"/>
       </w:pPr>
     </w:lvl>
     <w:lvl w:ilvl="7">
@@ -4381,7 +4370,7 @@
       <w:lvlText w:val="%8)"/>
       <w:lvlJc w:val="left"/>
       <w:pPr>
-        <w:ind w:left="5760" w:hanging="480"/>
+        <w:ind w:left="5760" w:hanging="360"/>
       </w:pPr>
     </w:lvl>
     <w:lvl w:ilvl="8">
@@ -4390,7 +4379,7 @@
       <w:lvlText w:val="%9)"/>
       <w:lvlJc w:val="left"/>
       <w:pPr>
-        <w:ind w:left="6480" w:hanging="480"/>
+        <w:ind w:left="6480" w:hanging="360"/>
       </w:pPr>
     </w:lvl>
   </w:abstractNum>
@@ -4403,7 +4392,7 @@
       <w:lvlText w:val="%1)"/>
       <w:lvlJc w:val="left"/>
       <w:pPr>
-        <w:ind w:left="720" w:hanging="480"/>
+        <w:ind w:left="720" w:hanging="360"/>
       </w:pPr>
     </w:lvl>
     <w:lvl w:ilvl="1">
@@ -4412,7 +4401,7 @@
       <w:lvlText w:val="%2)"/>
       <w:lvlJc w:val="left"/>
       <w:pPr>
-        <w:ind w:left="1440" w:hanging="480"/>
+        <w:ind w:left="1440" w:hanging="360"/>
       </w:pPr>
     </w:lvl>
     <w:lvl w:ilvl="2">
@@ -4421,7 +4410,7 @@
       <w:lvlText w:val="%3)"/>
       <w:lvlJc w:val="left"/>
       <w:pPr>
-        <w:ind w:left="2160" w:hanging="480"/>
+        <w:ind w:left="2160" w:hanging="360"/>
       </w:pPr>
     </w:lvl>
     <w:lvl w:ilvl="3">
@@ -4430,7 +4419,7 @@
       <w:lvlText w:val="%4)"/>
       <w:lvlJc w:val="left"/>
       <w:pPr>
-        <w:ind w:left="2880" w:hanging="480"/>
+        <w:ind w:left="2880" w:hanging="360"/>
       </w:pPr>
     </w:lvl>
     <w:lvl w:ilvl="4">
@@ -4439,7 +4428,7 @@
       <w:lvlText w:val="%5)"/>
       <w:lvlJc w:val="left"/>
       <w:pPr>
-        <w:ind w:left="3600" w:hanging="480"/>
+        <w:ind w:left="3600" w:hanging="360"/>
       </w:pPr>
     </w:lvl>
     <w:lvl w:ilvl="5">
@@ -4448,7 +4437,7 @@
       <w:lvlText w:val="%6)"/>
       <w:lvlJc w:val="left"/>
       <w:pPr>
-        <w:ind w:left="4320" w:hanging="480"/>
+        <w:ind w:left="4320" w:hanging="360"/>
       </w:pPr>
     </w:lvl>
     <w:lvl w:ilvl="6">
@@ -4457,7 +4446,7 @@
       <w:lvlText w:val="%7)"/>
       <w:lvlJc w:val="left"/>
       <w:pPr>
-        <w:ind w:left="5040" w:hanging="480"/>
+        <w:ind w:left="5040" w:hanging="360"/>
       </w:pPr>
     </w:lvl>
     <w:lvl w:ilvl="7">
@@ -4466,7 +4455,7 @@
       <w:lvlText w:val="%8)"/>
       <w:lvlJc w:val="left"/>
       <w:pPr>
-        <w:ind w:left="5760" w:hanging="480"/>
+        <w:ind w:left="5760" w:hanging="360"/>
       </w:pPr>
     </w:lvl>
     <w:lvl w:ilvl="8">
@@ -4475,7 +4464,7 @@
       <w:lvlText w:val="%9)"/>
       <w:lvlJc w:val="left"/>
       <w:pPr>
-        <w:ind w:left="6480" w:hanging="480"/>
+        <w:ind w:left="6480" w:hanging="360"/>
       </w:pPr>
     </w:lvl>
   </w:abstractNum>
@@ -4488,7 +4477,7 @@
       <w:lvlText w:val="%1)"/>
       <w:lvlJc w:val="left"/>
       <w:pPr>
-        <w:ind w:left="720" w:hanging="480"/>
+        <w:ind w:left="720" w:hanging="360"/>
       </w:pPr>
     </w:lvl>
     <w:lvl w:ilvl="1">
@@ -4497,7 +4486,7 @@
       <w:lvlText w:val="%2)"/>
       <w:lvlJc w:val="left"/>
       <w:pPr>
-        <w:ind w:left="1440" w:hanging="480"/>
+        <w:ind w:left="1440" w:hanging="360"/>
       </w:pPr>
     </w:lvl>
     <w:lvl w:ilvl="2">
@@ -4506,7 +4495,7 @@
       <w:lvlText w:val="%3)"/>
       <w:lvlJc w:val="left"/>
       <w:pPr>
-        <w:ind w:left="2160" w:hanging="480"/>
+        <w:ind w:left="2160" w:hanging="360"/>
       </w:pPr>
     </w:lvl>
     <w:lvl w:ilvl="3">
@@ -4515,7 +4504,7 @@
       <w:lvlText w:val="%4)"/>
       <w:lvlJc w:val="left"/>
       <w:pPr>
-        <w:ind w:left="2880" w:hanging="480"/>
+        <w:ind w:left="2880" w:hanging="360"/>
       </w:pPr>
     </w:lvl>
     <w:lvl w:ilvl="4">
@@ -4524,7 +4513,7 @@
       <w:lvlText w:val="%5)"/>
       <w:lvlJc w:val="left"/>
       <w:pPr>
-        <w:ind w:left="3600" w:hanging="480"/>
+        <w:ind w:left="3600" w:hanging="360"/>
       </w:pPr>
     </w:lvl>
     <w:lvl w:ilvl="5">
@@ -4533,7 +4522,7 @@
       <w:lvlText w:val="%6)"/>
       <w:lvlJc w:val="left"/>
       <w:pPr>
-        <w:ind w:left="4320" w:hanging="480"/>
+        <w:ind w:left="4320" w:hanging="360"/>
       </w:pPr>
     </w:lvl>
     <w:lvl w:ilvl="6">
@@ -4542,7 +4531,7 @@
       <w:lvlText w:val="%7)"/>
       <w:lvlJc w:val="left"/>
       <w:pPr>
-        <w:ind w:left="5040" w:hanging="480"/>
+        <w:ind w:left="5040" w:hanging="360"/>
       </w:pPr>
     </w:lvl>
     <w:lvl w:ilvl="7">
@@ -4551,7 +4540,7 @@
       <w:lvlText w:val="%8)"/>
       <w:lvlJc w:val="left"/>
       <w:pPr>
-        <w:ind w:left="5760" w:hanging="480"/>
+        <w:ind w:left="5760" w:hanging="360"/>
       </w:pPr>
     </w:lvl>
     <w:lvl w:ilvl="8">
@@ -4560,7 +4549,7 @@
       <w:lvlText w:val="%9)"/>
       <w:lvlJc w:val="left"/>
       <w:pPr>
-        <w:ind w:left="6480" w:hanging="480"/>
+        <w:ind w:left="6480" w:hanging="360"/>
       </w:pPr>
     </w:lvl>
   </w:abstractNum>
@@ -5034,10 +5023,10 @@
   <w:docDefaults>
     <w:rPrDefault>
       <w:rPr>
-        <w:rFonts w:asciiTheme="minorHAnsi" w:cstheme="minorBidi" w:eastAsiaTheme="minorHAnsi" w:hAnsiTheme="minorHAnsi"/>
+        <w:rFonts w:asciiTheme="minorHAnsi" w:cstheme="minorBidi" w:eastAsiaTheme="minorEastAsia" w:hAnsiTheme="minorHAnsi"/>
         <w:sz w:val="24"/>
         <w:szCs w:val="24"/>
-        <w:lang w:bidi="ar-SA" w:eastAsia="en-US" w:val="es-ES"/>
+        <w:lang w:bidi="ar-SA" w:eastAsia="zh-CN" w:val="es-ES"/>
       </w:rPr>
     </w:rPrDefault>
     <w:pPrDefault>
@@ -5078,57 +5067,94 @@
     <w:name w:val="Title"/>
     <w:basedOn w:val="Normal"/>
     <w:next w:val="BodyText"/>
+    <w:link w:val="TitleChar"/>
+    <w:uiPriority w:val="10"/>
     <w:qFormat/>
+    <w:rsid w:val="00A10FD9"/>
     <w:pPr>
-      <w:keepNext/>
-      <w:keepLines/>
-      <w:spacing w:after="240" w:before="480"/>
+      <w:spacing w:after="80" w:line="240" w:lineRule="auto"/>
+      <w:contextualSpacing/>
       <w:jc w:val="center"/>
     </w:pPr>
     <w:rPr>
       <w:rFonts w:asciiTheme="majorHAnsi" w:cstheme="majorBidi" w:eastAsiaTheme="majorEastAsia" w:hAnsiTheme="majorHAnsi"/>
-      <w:b/>
-      <w:bCs/>
-      <w:color w:themeColor="accent1" w:themeShade="B5" w:val="345A8A"/>
-      <w:sz w:val="36"/>
-      <w:szCs w:val="36"/>
+      <w:sz w:val="56"/>
+      <w:szCs w:val="56"/>
+    </w:rPr>
+  </w:style>
+  <w:style w:customStyle="1" w:styleId="TitleChar" w:type="character">
+    <w:name w:val="Title Char"/>
+    <w:basedOn w:val="DefaultParagraphFont"/>
+    <w:link w:val="Title"/>
+    <w:uiPriority w:val="10"/>
+    <w:rsid w:val="00A10FD9"/>
+    <w:rPr>
+      <w:rFonts w:asciiTheme="majorHAnsi" w:cstheme="majorBidi" w:eastAsiaTheme="majorEastAsia" w:hAnsiTheme="majorHAnsi"/>
+      <w:sz w:val="56"/>
+      <w:szCs w:val="56"/>
     </w:rPr>
   </w:style>
   <w:style w:styleId="Subtitle" w:type="paragraph">
     <w:name w:val="Subtitle"/>
+    <w:basedOn w:val="Title"/>
+    <w:next w:val="BodyText"/>
+    <w:link w:val="SubtitleChar"/>
+    <w:uiPriority w:val="11"/>
+    <w:qFormat/>
+    <w:rsid w:val="00A10FD9"/>
+    <w:pPr>
+      <w:numPr>
+        <w:ilvl w:val="1"/>
+      </w:numPr>
+    </w:pPr>
+    <w:rPr>
+      <w:rFonts w:cstheme="majorBidi" w:eastAsiaTheme="majorEastAsia"/>
+      <w:spacing w:val="15"/>
+      <w:sz w:val="28"/>
+      <w:szCs w:val="28"/>
+    </w:rPr>
+  </w:style>
+  <w:style w:customStyle="1" w:styleId="SubtitleChar" w:type="character">
+    <w:name w:val="Subtitle Char"/>
+    <w:basedOn w:val="DefaultParagraphFont"/>
+    <w:link w:val="Subtitle"/>
+    <w:uiPriority w:val="11"/>
+    <w:rsid w:val="00A10FD9"/>
+    <w:rPr>
+      <w:rFonts w:cstheme="majorBidi" w:eastAsiaTheme="majorEastAsia"/>
+      <w:color w:themeColor="text1" w:themeTint="A6" w:val="595959"/>
+      <w:spacing w:val="15"/>
+      <w:sz w:val="28"/>
+      <w:szCs w:val="28"/>
+    </w:rPr>
+  </w:style>
+  <w:style w:customStyle="1" w:styleId="Author" w:type="paragraph">
+    <w:name w:val="Author"/>
     <w:basedOn w:val="Title"/>
     <w:next w:val="BodyText"/>
     <w:qFormat/>
     <w:pPr>
       <w:keepNext/>
       <w:keepLines/>
-      <w:spacing w:after="240" w:before="240"/>
-      <w:jc w:val="center"/>
     </w:pPr>
     <w:rPr>
-      <w:sz w:val="30"/>
-      <w:szCs w:val="30"/>
+      <w:sz w:val="24"/>
+      <w:szCs w:val="24"/>
     </w:rPr>
   </w:style>
-  <w:style w:customStyle="1" w:styleId="Author" w:type="paragraph">
-    <w:name w:val="Author"/>
+  <w:style w:styleId="Date" w:type="paragraph">
+    <w:name w:val="Date"/>
+    <w:basedOn w:val="Title"/>
     <w:next w:val="BodyText"/>
     <w:qFormat/>
     <w:pPr>
       <w:keepNext/>
       <w:keepLines/>
-      <w:jc w:val="center"/>
     </w:pPr>
-  </w:style>
-  <w:style w:styleId="Date" w:type="paragraph">
-    <w:name w:val="Date"/>
-    <w:next w:val="BodyText"/>
-    <w:qFormat/>
-    <w:pPr>
-      <w:keepNext/>
-      <w:keepLines/>
-      <w:jc w:val="center"/>
-    </w:pPr>
+    <w:rPr>
+      <w:sz w:val="24"/>
+      <w:szCs w:val="24"/>
+    </w:rPr>
   </w:style>
   <w:style w:customStyle="1" w:styleId="AbstractTitle" w:type="paragraph">
     <w:name w:val="Abstract Title"/>
@@ -5143,7 +5169,6 @@
     </w:pPr>
     <w:rPr>
       <w:b/>
-      <w:color w:val="345A8A"/>
       <w:sz w:val="20"/>
       <w:szCs w:val="20"/>
     </w:rPr>
@@ -5172,191 +5197,321 @@
     <w:rPr/>
   </w:style>
   <w:style w:styleId="Heading1" w:type="paragraph">
-    <w:name w:val="Heading 1"/>
+    <w:name w:val="heading 1"/>
     <w:basedOn w:val="Normal"/>
     <w:next w:val="BodyText"/>
+    <w:link w:val="Heading1Char"/>
     <w:uiPriority w:val="9"/>
     <w:qFormat/>
+    <w:rsid w:val="00A10FD9"/>
     <w:pPr>
       <w:keepNext/>
       <w:keepLines/>
-      <w:spacing w:after="0" w:before="480"/>
+      <w:spacing w:after="80" w:before="360"/>
       <w:outlineLvl w:val="0"/>
     </w:pPr>
     <w:rPr>
       <w:rFonts w:asciiTheme="majorHAnsi" w:cstheme="majorBidi" w:eastAsiaTheme="majorEastAsia" w:hAnsiTheme="majorHAnsi"/>
-      <w:b/>
-      <w:bCs/>
-      <w:color w:themeColor="accent1" w:val="4F81BD"/>
-      <w:sz w:val="32"/>
-      <w:szCs w:val="32"/>
+      <w:color w:themeColor="accent1" w:themeShade="BF" w:val="0F4761"/>
+      <w:sz w:val="40"/>
+      <w:szCs w:val="40"/>
     </w:rPr>
   </w:style>
   <w:style w:styleId="Heading2" w:type="paragraph">
-    <w:name w:val="Heading 2"/>
+    <w:name w:val="heading 2"/>
     <w:basedOn w:val="Normal"/>
     <w:next w:val="BodyText"/>
+    <w:link w:val="Heading2Char"/>
     <w:uiPriority w:val="9"/>
+    <w:semiHidden/>
     <w:unhideWhenUsed/>
     <w:qFormat/>
+    <w:rsid w:val="00A10FD9"/>
     <w:pPr>
       <w:keepNext/>
       <w:keepLines/>
-      <w:spacing w:after="0" w:before="200"/>
+      <w:spacing w:after="80" w:before="160"/>
       <w:outlineLvl w:val="1"/>
     </w:pPr>
     <w:rPr>
       <w:rFonts w:asciiTheme="majorHAnsi" w:cstheme="majorBidi" w:eastAsiaTheme="majorEastAsia" w:hAnsiTheme="majorHAnsi"/>
-      <w:b/>
-      <w:bCs/>
-      <w:color w:themeColor="accent1" w:val="4F81BD"/>
+      <w:color w:themeColor="accent1" w:themeShade="BF" w:val="0F4761"/>
+      <w:sz w:val="32"/>
+      <w:szCs w:val="32"/>
+    </w:rPr>
+  </w:style>
+  <w:style w:styleId="Heading3" w:type="paragraph">
+    <w:name w:val="heading 3"/>
+    <w:basedOn w:val="Normal"/>
+    <w:next w:val="BodyText"/>
+    <w:link w:val="Heading3Char"/>
+    <w:uiPriority w:val="9"/>
+    <w:semiHidden/>
+    <w:unhideWhenUsed/>
+    <w:qFormat/>
+    <w:rsid w:val="00A10FD9"/>
+    <w:pPr>
+      <w:keepNext/>
+      <w:keepLines/>
+      <w:spacing w:after="80" w:before="160"/>
+      <w:outlineLvl w:val="2"/>
+    </w:pPr>
+    <w:rPr>
+      <w:rFonts w:cstheme="majorBidi" w:eastAsiaTheme="majorEastAsia"/>
+      <w:color w:themeColor="accent1" w:themeShade="BF" w:val="0F4761"/>
       <w:sz w:val="28"/>
       <w:szCs w:val="28"/>
     </w:rPr>
   </w:style>
-  <w:style w:styleId="Heading3" w:type="paragraph">
-    <w:name w:val="Heading 3"/>
+  <w:style w:styleId="Heading4" w:type="paragraph">
+    <w:name w:val="heading 4"/>
     <w:basedOn w:val="Normal"/>
     <w:next w:val="BodyText"/>
+    <w:link w:val="Heading4Char"/>
     <w:uiPriority w:val="9"/>
+    <w:semiHidden/>
     <w:unhideWhenUsed/>
     <w:qFormat/>
+    <w:rsid w:val="00A10FD9"/>
     <w:pPr>
       <w:keepNext/>
       <w:keepLines/>
-      <w:spacing w:after="0" w:before="200"/>
-      <w:outlineLvl w:val="2"/>
+      <w:spacing w:after="40" w:before="80"/>
+      <w:outlineLvl w:val="3"/>
     </w:pPr>
     <w:rPr>
-      <w:rFonts w:asciiTheme="majorHAnsi" w:cstheme="majorBidi" w:eastAsiaTheme="majorEastAsia" w:hAnsiTheme="majorHAnsi"/>
-      <w:b/>
-      <w:bCs/>
-      <w:color w:themeColor="accent1" w:val="4F81BD"/>
-      <w:sz w:val="24"/>
-      <w:szCs w:val="24"/>
+      <w:rFonts w:cstheme="majorBidi" w:eastAsiaTheme="majorEastAsia"/>
+      <w:i/>
+      <w:iCs/>
+      <w:color w:themeColor="accent1" w:themeShade="BF" w:val="0F4761"/>
     </w:rPr>
   </w:style>
-  <w:style w:styleId="Heading4" w:type="paragraph">
-    <w:name w:val="Heading 4"/>
+  <w:style w:styleId="Heading5" w:type="paragraph">
+    <w:name w:val="heading 5"/>
     <w:basedOn w:val="Normal"/>
     <w:next w:val="BodyText"/>
+    <w:link w:val="Heading5Char"/>
     <w:uiPriority w:val="9"/>
+    <w:semiHidden/>
     <w:unhideWhenUsed/>
     <w:qFormat/>
+    <w:rsid w:val="00A10FD9"/>
     <w:pPr>
       <w:keepNext/>
       <w:keepLines/>
-      <w:spacing w:after="0" w:before="200"/>
-      <w:outlineLvl w:val="3"/>
+      <w:spacing w:after="40" w:before="80"/>
+      <w:outlineLvl w:val="4"/>
     </w:pPr>
     <w:rPr>
-      <w:rFonts w:asciiTheme="majorHAnsi" w:cstheme="majorBidi" w:eastAsiaTheme="majorEastAsia" w:hAnsiTheme="majorHAnsi"/>
-      <w:bCs/>
-      <w:i/>
-      <w:color w:themeColor="accent1" w:val="4F81BD"/>
-      <w:sz w:val="24"/>
-      <w:szCs w:val="24"/>
+      <w:rFonts w:cstheme="majorBidi" w:eastAsiaTheme="majorEastAsia"/>
+      <w:color w:themeColor="accent1" w:themeShade="BF" w:val="0F4761"/>
     </w:rPr>
   </w:style>
-  <w:style w:styleId="Heading5" w:type="paragraph">
-    <w:name w:val="Heading 5"/>
+  <w:style w:styleId="Heading6" w:type="paragraph">
+    <w:name w:val="heading 6"/>
     <w:basedOn w:val="Normal"/>
     <w:next w:val="BodyText"/>
+    <w:link w:val="Heading6Char"/>
     <w:uiPriority w:val="9"/>
+    <w:semiHidden/>
     <w:unhideWhenUsed/>
     <w:qFormat/>
+    <w:rsid w:val="00A10FD9"/>
     <w:pPr>
       <w:keepNext/>
       <w:keepLines/>
-      <w:spacing w:after="0" w:before="200"/>
-      <w:outlineLvl w:val="4"/>
+      <w:spacing w:after="0" w:before="40"/>
+      <w:outlineLvl w:val="5"/>
     </w:pPr>
     <w:rPr>
-      <w:rFonts w:asciiTheme="majorHAnsi" w:cstheme="majorBidi" w:eastAsiaTheme="majorEastAsia" w:hAnsiTheme="majorHAnsi"/>
+      <w:rFonts w:cstheme="majorBidi" w:eastAsiaTheme="majorEastAsia"/>
+      <w:i/>
       <w:iCs/>
-      <w:color w:themeColor="accent1" w:val="4F81BD"/>
-      <w:sz w:val="24"/>
-      <w:szCs w:val="24"/>
+      <w:color w:themeColor="text1" w:themeTint="A6" w:val="595959"/>
     </w:rPr>
   </w:style>
-  <w:style w:styleId="Heading6" w:type="paragraph">
-    <w:name w:val="Heading 6"/>
+  <w:style w:styleId="Heading7" w:type="paragraph">
+    <w:name w:val="heading 7"/>
     <w:basedOn w:val="Normal"/>
     <w:next w:val="BodyText"/>
+    <w:link w:val="Heading7Char"/>
     <w:uiPriority w:val="9"/>
+    <w:semiHidden/>
     <w:unhideWhenUsed/>
     <w:qFormat/>
+    <w:rsid w:val="00A10FD9"/>
     <w:pPr>
       <w:keepNext/>
       <w:keepLines/>
-      <w:spacing w:after="0" w:before="200"/>
-      <w:outlineLvl w:val="5"/>
+      <w:spacing w:after="0" w:before="40"/>
+      <w:outlineLvl w:val="6"/>
     </w:pPr>
     <w:rPr>
-      <w:rFonts w:asciiTheme="majorHAnsi" w:cstheme="majorBidi" w:eastAsiaTheme="majorEastAsia" w:hAnsiTheme="majorHAnsi"/>
-      <w:color w:themeColor="accent1" w:val="4F81BD"/>
-      <w:sz w:val="24"/>
-      <w:szCs w:val="24"/>
+      <w:rFonts w:cstheme="majorBidi" w:eastAsiaTheme="majorEastAsia"/>
+      <w:color w:themeColor="text1" w:themeTint="A6" w:val="595959"/>
     </w:rPr>
   </w:style>
-  <w:style w:styleId="Heading7" w:type="paragraph">
-    <w:name w:val="Heading 7"/>
+  <w:style w:styleId="Heading8" w:type="paragraph">
+    <w:name w:val="heading 8"/>
     <w:basedOn w:val="Normal"/>
     <w:next w:val="BodyText"/>
+    <w:link w:val="Heading8Char"/>
     <w:uiPriority w:val="9"/>
+    <w:semiHidden/>
     <w:unhideWhenUsed/>
     <w:qFormat/>
+    <w:rsid w:val="00A10FD9"/>
     <w:pPr>
       <w:keepNext/>
       <w:keepLines/>
-      <w:spacing w:after="0" w:before="200"/>
-      <w:outlineLvl w:val="6"/>
+      <w:spacing w:after="0"/>
+      <w:outlineLvl w:val="7"/>
     </w:pPr>
     <w:rPr>
-      <w:rFonts w:asciiTheme="majorHAnsi" w:cstheme="majorBidi" w:eastAsiaTheme="majorEastAsia" w:hAnsiTheme="majorHAnsi"/>
-      <w:color w:themeColor="accent1" w:val="4F81BD"/>
-      <w:sz w:val="24"/>
-      <w:szCs w:val="24"/>
+      <w:rFonts w:cstheme="majorBidi" w:eastAsiaTheme="majorEastAsia"/>
+      <w:i/>
+      <w:iCs/>
+      <w:color w:themeColor="text1" w:themeTint="D8" w:val="272727"/>
     </w:rPr>
   </w:style>
-  <w:style w:styleId="Heading8" w:type="paragraph">
-    <w:name w:val="Heading 8"/>
+  <w:style w:styleId="Heading9" w:type="paragraph">
+    <w:name w:val="heading 9"/>
     <w:basedOn w:val="Normal"/>
     <w:next w:val="BodyText"/>
+    <w:link w:val="Heading9Char"/>
     <w:uiPriority w:val="9"/>
+    <w:semiHidden/>
     <w:unhideWhenUsed/>
     <w:qFormat/>
+    <w:rsid w:val="00A10FD9"/>
     <w:pPr>
       <w:keepNext/>
       <w:keepLines/>
-      <w:spacing w:after="0" w:before="200"/>
-      <w:outlineLvl w:val="7"/>
-    </w:pPr>
-    <w:rPr>
-      <w:rFonts w:asciiTheme="majorHAnsi" w:cstheme="majorBidi" w:eastAsiaTheme="majorEastAsia" w:hAnsiTheme="majorHAnsi"/>
-      <w:color w:themeColor="accent1" w:val="4F81BD"/>
-      <w:sz w:val="24"/>
-      <w:szCs w:val="24"/>
-    </w:rPr>
-  </w:style>
-  <w:style w:styleId="Heading9" w:type="paragraph">
-    <w:name w:val="Heading 9"/>
-    <w:basedOn w:val="Normal"/>
-    <w:next w:val="BodyText"/>
-    <w:uiPriority w:val="9"/>
-    <w:unhideWhenUsed/>
-    <w:qFormat/>
-    <w:pPr>
-      <w:keepNext/>
-      <w:keepLines/>
-      <w:spacing w:after="0" w:before="200"/>
+      <w:spacing w:after="0"/>
       <w:outlineLvl w:val="8"/>
     </w:pPr>
     <w:rPr>
+      <w:rFonts w:cstheme="majorBidi" w:eastAsiaTheme="majorEastAsia"/>
+      <w:color w:themeColor="text1" w:themeTint="D8" w:val="272727"/>
+    </w:rPr>
+  </w:style>
+  <w:style w:customStyle="1" w:styleId="Heading1Char" w:type="character">
+    <w:name w:val="Heading 1 Char"/>
+    <w:basedOn w:val="DefaultParagraphFont"/>
+    <w:link w:val="Heading1"/>
+    <w:uiPriority w:val="9"/>
+    <w:rsid w:val="00A10FD9"/>
+    <w:rPr>
       <w:rFonts w:asciiTheme="majorHAnsi" w:cstheme="majorBidi" w:eastAsiaTheme="majorEastAsia" w:hAnsiTheme="majorHAnsi"/>
-      <w:color w:themeColor="accent1" w:val="4F81BD"/>
-      <w:sz w:val="24"/>
-      <w:szCs w:val="24"/>
+      <w:color w:themeColor="accent1" w:themeShade="BF" w:val="0F4761"/>
+      <w:sz w:val="40"/>
+      <w:szCs w:val="40"/>
+    </w:rPr>
+  </w:style>
+  <w:style w:customStyle="1" w:styleId="Heading2Char" w:type="character">
+    <w:name w:val="Heading 2 Char"/>
+    <w:basedOn w:val="DefaultParagraphFont"/>
+    <w:link w:val="Heading2"/>
+    <w:uiPriority w:val="9"/>
+    <w:semiHidden/>
+    <w:rsid w:val="00A10FD9"/>
+    <w:rPr>
+      <w:rFonts w:asciiTheme="majorHAnsi" w:cstheme="majorBidi" w:eastAsiaTheme="majorEastAsia" w:hAnsiTheme="majorHAnsi"/>
+      <w:color w:themeColor="accent1" w:themeShade="BF" w:val="0F4761"/>
+      <w:sz w:val="32"/>
+      <w:szCs w:val="32"/>
+    </w:rPr>
+  </w:style>
+  <w:style w:customStyle="1" w:styleId="Heading3Char" w:type="character">
+    <w:name w:val="Heading 3 Char"/>
+    <w:basedOn w:val="DefaultParagraphFont"/>
+    <w:link w:val="Heading3"/>
+    <w:uiPriority w:val="9"/>
+    <w:semiHidden/>
+    <w:rsid w:val="00A10FD9"/>
+    <w:rPr>
+      <w:rFonts w:cstheme="majorBidi" w:eastAsiaTheme="majorEastAsia"/>
+      <w:color w:themeColor="accent1" w:themeShade="BF" w:val="0F4761"/>
+      <w:sz w:val="28"/>
+      <w:szCs w:val="28"/>
+    </w:rPr>
+  </w:style>
+  <w:style w:customStyle="1" w:styleId="Heading4Char" w:type="character">
+    <w:name w:val="Heading 4 Char"/>
+    <w:basedOn w:val="DefaultParagraphFont"/>
+    <w:link w:val="Heading4"/>
+    <w:uiPriority w:val="9"/>
+    <w:semiHidden/>
+    <w:rsid w:val="00A10FD9"/>
+    <w:rPr>
+      <w:rFonts w:cstheme="majorBidi" w:eastAsiaTheme="majorEastAsia"/>
+      <w:i/>
+      <w:iCs/>
+      <w:color w:themeColor="accent1" w:themeShade="BF" w:val="0F4761"/>
+    </w:rPr>
+  </w:style>
+  <w:style w:customStyle="1" w:styleId="Heading5Char" w:type="character">
+    <w:name w:val="Heading 5 Char"/>
+    <w:basedOn w:val="DefaultParagraphFont"/>
+    <w:link w:val="Heading5"/>
+    <w:uiPriority w:val="9"/>
+    <w:semiHidden/>
+    <w:rsid w:val="00A10FD9"/>
+    <w:rPr>
+      <w:rFonts w:cstheme="majorBidi" w:eastAsiaTheme="majorEastAsia"/>
+      <w:color w:themeColor="accent1" w:themeShade="BF" w:val="0F4761"/>
+    </w:rPr>
+  </w:style>
+  <w:style w:customStyle="1" w:styleId="Heading6Char" w:type="character">
+    <w:name w:val="Heading 6 Char"/>
+    <w:basedOn w:val="DefaultParagraphFont"/>
+    <w:link w:val="Heading6"/>
+    <w:uiPriority w:val="9"/>
+    <w:semiHidden/>
+    <w:rsid w:val="00A10FD9"/>
+    <w:rPr>
+      <w:rFonts w:cstheme="majorBidi" w:eastAsiaTheme="majorEastAsia"/>
+      <w:i/>
+      <w:iCs/>
+      <w:color w:themeColor="text1" w:themeTint="A6" w:val="595959"/>
+    </w:rPr>
+  </w:style>
+  <w:style w:customStyle="1" w:styleId="Heading7Char" w:type="character">
+    <w:name w:val="Heading 7 Char"/>
+    <w:basedOn w:val="DefaultParagraphFont"/>
+    <w:link w:val="Heading7"/>
+    <w:uiPriority w:val="9"/>
+    <w:semiHidden/>
+    <w:rsid w:val="00A10FD9"/>
+    <w:rPr>
+      <w:rFonts w:cstheme="majorBidi" w:eastAsiaTheme="majorEastAsia"/>
+      <w:color w:themeColor="text1" w:themeTint="A6" w:val="595959"/>
+    </w:rPr>
+  </w:style>
+  <w:style w:customStyle="1" w:styleId="Heading8Char" w:type="character">
+    <w:name w:val="Heading 8 Char"/>
+    <w:basedOn w:val="DefaultParagraphFont"/>
+    <w:link w:val="Heading8"/>
+    <w:uiPriority w:val="9"/>
+    <w:semiHidden/>
+    <w:rsid w:val="00A10FD9"/>
+    <w:rPr>
+      <w:rFonts w:cstheme="majorBidi" w:eastAsiaTheme="majorEastAsia"/>
+      <w:i/>
+      <w:iCs/>
+      <w:color w:themeColor="text1" w:themeTint="D8" w:val="272727"/>
+    </w:rPr>
+  </w:style>
+  <w:style w:customStyle="1" w:styleId="Heading9Char" w:type="character">
+    <w:name w:val="Heading 9 Char"/>
+    <w:basedOn w:val="DefaultParagraphFont"/>
+    <w:link w:val="Heading9"/>
+    <w:uiPriority w:val="9"/>
+    <w:semiHidden/>
+    <w:rsid w:val="00A10FD9"/>
+    <w:rPr>
+      <w:rFonts w:cstheme="majorBidi" w:eastAsiaTheme="majorEastAsia"/>
+      <w:color w:themeColor="text1" w:themeTint="D8" w:val="272727"/>
     </w:rPr>
   </w:style>
   <w:style w:styleId="BlockText" w:type="paragraph">
@@ -5381,8 +5536,8 @@
   </w:style>
   <w:style w:styleId="FootnoteBlockText" w:type="paragraph">
     <w:name w:val="Footnote Block Text"/>
-    <w:basedOn w:val="Footnote Text"/>
-    <w:next w:val="Footnote Text"/>
+    <w:basedOn w:val="FootnoteText"/>
+    <w:next w:val="FootnoteText"/>
     <w:uiPriority w:val="9"/>
     <w:unhideWhenUsed/>
     <w:qFormat/>
@@ -5412,13 +5567,6 @@
       </w:tblCellMar>
     </w:tblPr>
     <w:tblStylePr w:type="firstRow">
-      <w:tblPr>
-        <w:jc w:val="left"/>
-        <w:tblInd w:type="dxa" w:w="0"/>
-      </w:tblPr>
-      <w:trPr>
-        <w:jc w:val="left"/>
-      </w:trPr>
       <w:tcPr>
         <w:tcBorders>
           <w:bottom w:val="single"/>
@@ -5774,44 +5922,44 @@
         <a:sysClr val="window" lastClr="FFFFFF"/>
       </a:lt1>
       <a:dk2>
-        <a:srgbClr val="1F497D"/>
+        <a:srgbClr val="0E2841"/>
       </a:dk2>
       <a:lt2>
-        <a:srgbClr val="EEECE1"/>
+        <a:srgbClr val="E8E8E8"/>
       </a:lt2>
       <a:accent1>
-        <a:srgbClr val="4F81BD"/>
+        <a:srgbClr val="156082"/>
       </a:accent1>
       <a:accent2>
-        <a:srgbClr val="C0504D"/>
+        <a:srgbClr val="E97132"/>
       </a:accent2>
       <a:accent3>
-        <a:srgbClr val="9BBB59"/>
+        <a:srgbClr val="196B24"/>
       </a:accent3>
       <a:accent4>
-        <a:srgbClr val="8064A2"/>
+        <a:srgbClr val="0F9ED5"/>
       </a:accent4>
       <a:accent5>
-        <a:srgbClr val="4BACC6"/>
+        <a:srgbClr val="A02B93"/>
       </a:accent5>
       <a:accent6>
-        <a:srgbClr val="F79646"/>
+        <a:srgbClr val="4EA72E"/>
       </a:accent6>
       <a:hlink>
-        <a:srgbClr val="0000FF"/>
+        <a:srgbClr val="467886"/>
       </a:hlink>
       <a:folHlink>
-        <a:srgbClr val="800080"/>
+        <a:srgbClr val="96607D"/>
       </a:folHlink>
     </a:clrScheme>
     <a:fontScheme name="Office">
       <a:majorFont>
-        <a:latin typeface="Calibri"/>
+        <a:latin typeface="Aptos Display" panose="02110004020202020204"/>
         <a:ea typeface=""/>
         <a:cs typeface=""/>
-        <a:font script="Jpan" typeface="ＭＳ ゴシック"/>
+        <a:font script="Jpan" typeface="游ゴシック Light"/>
         <a:font script="Hang" typeface="맑은 고딕"/>
-        <a:font script="Hans" typeface="宋体"/>
+        <a:font script="Hans" typeface="等线 Light"/>
         <a:font script="Hant" typeface="新細明體"/>
         <a:font script="Arab" typeface="Times New Roman"/>
         <a:font script="Hebr" typeface="Times New Roman"/>
@@ -5838,14 +5986,32 @@
         <a:font script="Mong" typeface="Mongolian Baiti"/>
         <a:font script="Viet" typeface="Times New Roman"/>
         <a:font script="Uigh" typeface="Microsoft Uighur"/>
+        <a:font script="Geor" typeface="Sylfaen"/>
+        <a:font script="Armn" typeface="Arial"/>
+        <a:font script="Bugi" typeface="Leelawadee UI"/>
+        <a:font script="Bopo" typeface="Microsoft JhengHei"/>
+        <a:font script="Java" typeface="Javanese Text"/>
+        <a:font script="Lisu" typeface="Segoe UI"/>
+        <a:font script="Mymr" typeface="Myanmar Text"/>
+        <a:font script="Nkoo" typeface="Ebrima"/>
+        <a:font script="Olck" typeface="Nirmala UI"/>
+        <a:font script="Osma" typeface="Ebrima"/>
+        <a:font script="Phag" typeface="Phagspa"/>
+        <a:font script="Syrn" typeface="Estrangelo Edessa"/>
+        <a:font script="Syrj" typeface="Estrangelo Edessa"/>
+        <a:font script="Syre" typeface="Estrangelo Edessa"/>
+        <a:font script="Sora" typeface="Nirmala UI"/>
+        <a:font script="Tale" typeface="Microsoft Tai Le"/>
+        <a:font script="Talu" typeface="Microsoft New Tai Lue"/>
+        <a:font script="Tfng" typeface="Ebrima"/>
       </a:majorFont>
       <a:minorFont>
-        <a:latin typeface="Cambria"/>
+        <a:latin typeface="Aptos" panose="02110004020202020204"/>
         <a:ea typeface=""/>
         <a:cs typeface=""/>
-        <a:font script="Jpan" typeface="ＭＳ 明朝"/>
+        <a:font script="Jpan" typeface="游明朝"/>
         <a:font script="Hang" typeface="맑은 고딕"/>
-        <a:font script="Hans" typeface="宋体"/>
+        <a:font script="Hans" typeface="等线"/>
         <a:font script="Hant" typeface="新細明體"/>
         <a:font script="Arab" typeface="Arial"/>
         <a:font script="Hebr" typeface="Arial"/>
@@ -5872,6 +6038,24 @@
         <a:font script="Mong" typeface="Mongolian Baiti"/>
         <a:font script="Viet" typeface="Arial"/>
         <a:font script="Uigh" typeface="Microsoft Uighur"/>
+        <a:font script="Geor" typeface="Sylfaen"/>
+        <a:font script="Armn" typeface="Arial"/>
+        <a:font script="Bugi" typeface="Leelawadee UI"/>
+        <a:font script="Bopo" typeface="Microsoft JhengHei"/>
+        <a:font script="Java" typeface="Javanese Text"/>
+        <a:font script="Lisu" typeface="Segoe UI"/>
+        <a:font script="Mymr" typeface="Myanmar Text"/>
+        <a:font script="Nkoo" typeface="Ebrima"/>
+        <a:font script="Olck" typeface="Nirmala UI"/>
+        <a:font script="Osma" typeface="Ebrima"/>
+        <a:font script="Phag" typeface="Phagspa"/>
+        <a:font script="Syrn" typeface="Estrangelo Edessa"/>
+        <a:font script="Syrj" typeface="Estrangelo Edessa"/>
+        <a:font script="Syre" typeface="Estrangelo Edessa"/>
+        <a:font script="Sora" typeface="Nirmala UI"/>
+        <a:font script="Tale" typeface="Microsoft Tai Le"/>
+        <a:font script="Talu" typeface="Microsoft New Tai Lue"/>
+        <a:font script="Tfng" typeface="Ebrima"/>
       </a:minorFont>
     </a:fontScheme>
     <a:fmtScheme name="Office">
@@ -5883,200 +6067,141 @@
           <a:gsLst>
             <a:gs pos="0">
               <a:schemeClr val="phClr">
-                <a:tint val="50000"/>
-                <a:satMod val="300000"/>
+                <a:lumMod val="110000"/>
+                <a:satMod val="105000"/>
+                <a:tint val="67000"/>
               </a:schemeClr>
             </a:gs>
-            <a:gs pos="35000">
+            <a:gs pos="50000">
               <a:schemeClr val="phClr">
-                <a:tint val="37000"/>
-                <a:satMod val="300000"/>
+                <a:lumMod val="105000"/>
+                <a:satMod val="103000"/>
+                <a:tint val="73000"/>
               </a:schemeClr>
             </a:gs>
             <a:gs pos="100000">
               <a:schemeClr val="phClr">
-                <a:tint val="15000"/>
-                <a:satMod val="350000"/>
+                <a:lumMod val="105000"/>
+                <a:satMod val="109000"/>
+                <a:tint val="81000"/>
               </a:schemeClr>
             </a:gs>
           </a:gsLst>
-          <a:lin ang="16200000" scaled="1"/>
+          <a:lin ang="5400000" scaled="0"/>
         </a:gradFill>
         <a:gradFill rotWithShape="1">
           <a:gsLst>
             <a:gs pos="0">
               <a:schemeClr val="phClr">
-                <a:tint val="100000"/>
+                <a:satMod val="103000"/>
+                <a:lumMod val="102000"/>
+                <a:tint val="94000"/>
+              </a:schemeClr>
+            </a:gs>
+            <a:gs pos="50000">
+              <a:schemeClr val="phClr">
+                <a:satMod val="110000"/>
+                <a:lumMod val="100000"/>
                 <a:shade val="100000"/>
-                <a:satMod val="130000"/>
               </a:schemeClr>
             </a:gs>
             <a:gs pos="100000">
               <a:schemeClr val="phClr">
-                <a:tint val="50000"/>
-                <a:shade val="100000"/>
-                <a:satMod val="350000"/>
+                <a:lumMod val="99000"/>
+                <a:satMod val="120000"/>
+                <a:shade val="78000"/>
               </a:schemeClr>
             </a:gs>
           </a:gsLst>
-          <a:lin ang="16200000" scaled="0"/>
+          <a:lin ang="5400000" scaled="0"/>
         </a:gradFill>
       </a:fillStyleLst>
       <a:lnStyleLst>
-        <a:ln w="9525" cap="flat" cmpd="sng" algn="ctr">
-          <a:solidFill>
-            <a:schemeClr val="phClr">
-              <a:shade val="95000"/>
-              <a:satMod val="105000"/>
-            </a:schemeClr>
-          </a:solidFill>
-          <a:prstDash val="solid"/>
-        </a:ln>
-        <a:ln w="25400" cap="flat" cmpd="sng" algn="ctr">
+        <a:ln w="6350" cap="flat" cmpd="sng" algn="ctr">
           <a:solidFill>
             <a:schemeClr val="phClr"/>
           </a:solidFill>
           <a:prstDash val="solid"/>
+          <a:miter lim="800000"/>
         </a:ln>
-        <a:ln w="38100" cap="flat" cmpd="sng" algn="ctr">
+        <a:ln w="12700" cap="flat" cmpd="sng" algn="ctr">
           <a:solidFill>
             <a:schemeClr val="phClr"/>
           </a:solidFill>
           <a:prstDash val="solid"/>
+          <a:miter lim="800000"/>
+        </a:ln>
+        <a:ln w="19050" cap="flat" cmpd="sng" algn="ctr">
+          <a:solidFill>
+            <a:schemeClr val="phClr"/>
+          </a:solidFill>
+          <a:prstDash val="solid"/>
+          <a:miter lim="800000"/>
         </a:ln>
       </a:lnStyleLst>
       <a:effectStyleLst>
         <a:effectStyle>
+          <a:effectLst/>
+        </a:effectStyle>
+        <a:effectStyle>
+          <a:effectLst/>
+        </a:effectStyle>
+        <a:effectStyle>
           <a:effectLst>
-            <a:outerShdw blurRad="40000" dist="20000" dir="5400000" rotWithShape="0">
+            <a:outerShdw blurRad="57150" dist="19050" dir="5400000" algn="ctr" rotWithShape="0">
               <a:srgbClr val="000000">
-                <a:alpha val="38000"/>
+                <a:alpha val="63000"/>
               </a:srgbClr>
             </a:outerShdw>
           </a:effectLst>
-        </a:effectStyle>
-        <a:effectStyle>
-          <a:effectLst>
-            <a:outerShdw blurRad="40000" dist="23000" dir="5400000" rotWithShape="0">
-              <a:srgbClr val="000000">
-                <a:alpha val="35000"/>
-              </a:srgbClr>
-            </a:outerShdw>
-          </a:effectLst>
-        </a:effectStyle>
-        <a:effectStyle>
-          <a:effectLst>
-            <a:outerShdw blurRad="40000" dist="23000" dir="5400000" rotWithShape="0">
-              <a:srgbClr val="000000">
-                <a:alpha val="35000"/>
-              </a:srgbClr>
-            </a:outerShdw>
-          </a:effectLst>
-          <a:scene3d>
-            <a:camera prst="orthographicFront">
-              <a:rot lat="0" lon="0" rev="0"/>
-            </a:camera>
-            <a:lightRig rig="threePt" dir="t">
-              <a:rot lat="0" lon="0" rev="1200000"/>
-            </a:lightRig>
-          </a:scene3d>
-          <a:sp3d>
-            <a:bevelT w="63500" h="25400"/>
-          </a:sp3d>
         </a:effectStyle>
       </a:effectStyleLst>
       <a:bgFillStyleLst>
         <a:solidFill>
           <a:schemeClr val="phClr"/>
         </a:solidFill>
+        <a:solidFill>
+          <a:schemeClr val="phClr">
+            <a:tint val="95000"/>
+            <a:satMod val="170000"/>
+          </a:schemeClr>
+        </a:solidFill>
         <a:gradFill rotWithShape="1">
           <a:gsLst>
             <a:gs pos="0">
               <a:schemeClr val="phClr">
-                <a:tint val="40000"/>
-                <a:satMod val="350000"/>
+                <a:tint val="93000"/>
+                <a:satMod val="150000"/>
+                <a:shade val="98000"/>
+                <a:lumMod val="102000"/>
               </a:schemeClr>
             </a:gs>
-            <a:gs pos="40000">
+            <a:gs pos="50000">
               <a:schemeClr val="phClr">
-                <a:tint val="45000"/>
-                <a:shade val="99000"/>
-                <a:satMod val="350000"/>
+                <a:tint val="98000"/>
+                <a:satMod val="130000"/>
+                <a:shade val="90000"/>
+                <a:lumMod val="103000"/>
               </a:schemeClr>
             </a:gs>
             <a:gs pos="100000">
               <a:schemeClr val="phClr">
-                <a:shade val="20000"/>
-                <a:satMod val="255000"/>
+                <a:shade val="63000"/>
+                <a:satMod val="120000"/>
               </a:schemeClr>
             </a:gs>
           </a:gsLst>
-          <a:path path="circle">
-            <a:fillToRect l="50000" t="-80000" r="50000" b="180000"/>
-          </a:path>
-        </a:gradFill>
-        <a:gradFill rotWithShape="1">
-          <a:gsLst>
-            <a:gs pos="0">
-              <a:schemeClr val="phClr">
-                <a:tint val="80000"/>
-                <a:satMod val="300000"/>
-              </a:schemeClr>
-            </a:gs>
-            <a:gs pos="100000">
-              <a:schemeClr val="phClr">
-                <a:shade val="30000"/>
-                <a:satMod val="200000"/>
-              </a:schemeClr>
-            </a:gs>
-          </a:gsLst>
-          <a:path path="circle">
-            <a:fillToRect l="50000" t="50000" r="50000" b="50000"/>
-          </a:path>
+          <a:lin ang="5400000" scaled="0"/>
         </a:gradFill>
       </a:bgFillStyleLst>
     </a:fmtScheme>
   </a:themeElements>
-  <a:objectDefaults>
-    <a:spDef>
-      <a:spPr/>
-      <a:bodyPr/>
-      <a:lstStyle/>
-      <a:style>
-        <a:lnRef idx="1">
-          <a:schemeClr val="accent1"/>
-        </a:lnRef>
-        <a:fillRef idx="3">
-          <a:schemeClr val="accent1"/>
-        </a:fillRef>
-        <a:effectRef idx="2">
-          <a:schemeClr val="accent1"/>
-        </a:effectRef>
-        <a:fontRef idx="minor">
-          <a:schemeClr val="lt1"/>
-        </a:fontRef>
-      </a:style>
-    </a:spDef>
-    <a:lnDef>
-      <a:spPr/>
-      <a:bodyPr/>
-      <a:lstStyle/>
-      <a:style>
-        <a:lnRef idx="2">
-          <a:schemeClr val="accent1"/>
-        </a:lnRef>
-        <a:fillRef idx="0">
-          <a:schemeClr val="accent1"/>
-        </a:fillRef>
-        <a:effectRef idx="1">
-          <a:schemeClr val="accent1"/>
-        </a:effectRef>
-        <a:fontRef idx="minor">
-          <a:schemeClr val="tx1"/>
-        </a:fontRef>
-      </a:style>
-    </a:lnDef>
-  </a:objectDefaults>
+  <a:objectDefaults/>
   <a:extraClrSchemeLst/>
+  <a:extLst>
+    <a:ext uri="{05A4C25C-085E-4340-85A3-A5531E510DB2}">
+      <thm15:themeFamily xmlns:thm15="http://schemas.microsoft.com/office/thememl/2012/main" name="Office Theme" id="{2E142A2C-CD16-42D6-873A-C26D2A0506FA}" vid="{1BDDFF52-6CD6-40A5-AB3C-68EB2F1E4D0A}"/>
+    </a:ext>
+  </a:extLst>
 </a:theme>
 </file>
--- a/docx/06-trunking-inter-vlan/boletin-U06-avanzado-resuelto.docx
+++ b/docx/06-trunking-inter-vlan/boletin-U06-avanzado-resuelto.docx
@@ -28,7 +28,7 @@
         </w:p>
       </w:sdtContent>
     </w:sdt>
-    <w:bookmarkStart w:id="20" w:name="X4f48987113d1ff69852991a016fdaa6152a5e02"/>
+    <w:bookmarkStart w:id="9" w:name="X4f48987113d1ff69852991a016fdaa6152a5e02"/>
     <w:p>
       <w:pPr>
         <w:pStyle w:val="Heading1"/>
@@ -37,8 +37,8 @@
         <w:t xml:space="preserve">Boletín de Trunking e inter-VLAN — Avanzado (Resuelto)</w:t>
       </w:r>
     </w:p>
-    <w:bookmarkEnd w:id="20"/>
-    <w:bookmarkStart w:id="30" w:name="Xc088b34923c01ba52a13a42c708d121221a4814"/>
+    <w:bookmarkEnd w:id="9"/>
+    <w:bookmarkStart w:id="18" w:name="Xc088b34923c01ba52a13a42c708d121221a4814"/>
     <w:p>
       <w:pPr>
         <w:pStyle w:val="Heading1"/>
@@ -54,906 +54,13 @@
         </w:pict>
       </w:r>
     </w:p>
-    <w:bookmarkStart w:id="21" w:name="configuración-completa-de-vlans"/>
+    <w:bookmarkStart w:id="10" w:name="diagnóstico-de-native-vlan"/>
     <w:p>
       <w:pPr>
         <w:pStyle w:val="Heading2"/>
       </w:pPr>
       <w:r>
-        <w:t xml:space="preserve">1. Configuración completa de VLANs</w:t>
-      </w:r>
-    </w:p>
-    <w:p>
-      <w:pPr>
-        <w:pStyle w:val="FirstParagraph"/>
-      </w:pPr>
-      <w:r>
-        <w:rPr>
-          <w:b/>
-          <w:bCs/>
-        </w:rPr>
-        <w:t xml:space="preserve">Switch1:</w:t>
-      </w:r>
-    </w:p>
-    <w:p>
-      <w:pPr>
-        <w:pStyle w:val="SourceCode"/>
-      </w:pPr>
-      <w:r>
-        <w:rPr>
-          <w:rStyle w:val="ExtensionTok"/>
-        </w:rPr>
-        <w:t xml:space="preserve">Switch1</w:t>
-      </w:r>
-      <w:r>
-        <w:rPr>
-          <w:rStyle w:val="ErrorTok"/>
-        </w:rPr>
-        <w:t xml:space="preserve">(</w:t>
-      </w:r>
-      <w:r>
-        <w:rPr>
-          <w:rStyle w:val="ExtensionTok"/>
-        </w:rPr>
-        <w:t xml:space="preserve">config</w:t>
-      </w:r>
-      <w:r>
-        <w:rPr>
-          <w:rStyle w:val="KeywordTok"/>
-        </w:rPr>
-        <w:t xml:space="preserve">)</w:t>
-      </w:r>
-      <w:r>
-        <w:rPr>
-          <w:rStyle w:val="CommentTok"/>
-        </w:rPr>
-        <w:t xml:space="preserve"># vlan 10</w:t>
-      </w:r>
-      <w:r>
-        <w:br/>
-      </w:r>
-      <w:r>
-        <w:rPr>
-          <w:rStyle w:val="ExtensionTok"/>
-        </w:rPr>
-        <w:t xml:space="preserve">Switch1</w:t>
-      </w:r>
-      <w:r>
-        <w:rPr>
-          <w:rStyle w:val="ErrorTok"/>
-        </w:rPr>
-        <w:t xml:space="preserve">(</w:t>
-      </w:r>
-      <w:r>
-        <w:rPr>
-          <w:rStyle w:val="ExtensionTok"/>
-        </w:rPr>
-        <w:t xml:space="preserve">config-vlan</w:t>
-      </w:r>
-      <w:r>
-        <w:rPr>
-          <w:rStyle w:val="KeywordTok"/>
-        </w:rPr>
-        <w:t xml:space="preserve">)</w:t>
-      </w:r>
-      <w:r>
-        <w:rPr>
-          <w:rStyle w:val="CommentTok"/>
-        </w:rPr>
-        <w:t xml:space="preserve"># name Ventas</w:t>
-      </w:r>
-      <w:r>
-        <w:br/>
-      </w:r>
-      <w:r>
-        <w:rPr>
-          <w:rStyle w:val="ExtensionTok"/>
-        </w:rPr>
-        <w:t xml:space="preserve">Switch1</w:t>
-      </w:r>
-      <w:r>
-        <w:rPr>
-          <w:rStyle w:val="ErrorTok"/>
-        </w:rPr>
-        <w:t xml:space="preserve">(</w:t>
-      </w:r>
-      <w:r>
-        <w:rPr>
-          <w:rStyle w:val="ExtensionTok"/>
-        </w:rPr>
-        <w:t xml:space="preserve">config</w:t>
-      </w:r>
-      <w:r>
-        <w:rPr>
-          <w:rStyle w:val="KeywordTok"/>
-        </w:rPr>
-        <w:t xml:space="preserve">)</w:t>
-      </w:r>
-      <w:r>
-        <w:rPr>
-          <w:rStyle w:val="CommentTok"/>
-        </w:rPr>
-        <w:t xml:space="preserve"># vlan 20</w:t>
-      </w:r>
-      <w:r>
-        <w:br/>
-      </w:r>
-      <w:r>
-        <w:rPr>
-          <w:rStyle w:val="ExtensionTok"/>
-        </w:rPr>
-        <w:t xml:space="preserve">Switch1</w:t>
-      </w:r>
-      <w:r>
-        <w:rPr>
-          <w:rStyle w:val="ErrorTok"/>
-        </w:rPr>
-        <w:t xml:space="preserve">(</w:t>
-      </w:r>
-      <w:r>
-        <w:rPr>
-          <w:rStyle w:val="ExtensionTok"/>
-        </w:rPr>
-        <w:t xml:space="preserve">config-vlan</w:t>
-      </w:r>
-      <w:r>
-        <w:rPr>
-          <w:rStyle w:val="KeywordTok"/>
-        </w:rPr>
-        <w:t xml:space="preserve">)</w:t>
-      </w:r>
-      <w:r>
-        <w:rPr>
-          <w:rStyle w:val="CommentTok"/>
-        </w:rPr>
-        <w:t xml:space="preserve"># name RRHH</w:t>
-      </w:r>
-      <w:r>
-        <w:br/>
-      </w:r>
-      <w:r>
-        <w:rPr>
-          <w:rStyle w:val="ExtensionTok"/>
-        </w:rPr>
-        <w:t xml:space="preserve">Switch1</w:t>
-      </w:r>
-      <w:r>
-        <w:rPr>
-          <w:rStyle w:val="ErrorTok"/>
-        </w:rPr>
-        <w:t xml:space="preserve">(</w:t>
-      </w:r>
-      <w:r>
-        <w:rPr>
-          <w:rStyle w:val="ExtensionTok"/>
-        </w:rPr>
-        <w:t xml:space="preserve">config</w:t>
-      </w:r>
-      <w:r>
-        <w:rPr>
-          <w:rStyle w:val="KeywordTok"/>
-        </w:rPr>
-        <w:t xml:space="preserve">)</w:t>
-      </w:r>
-      <w:r>
-        <w:rPr>
-          <w:rStyle w:val="CommentTok"/>
-        </w:rPr>
-        <w:t xml:space="preserve"># interface range fa0/1-5</w:t>
-      </w:r>
-      <w:r>
-        <w:br/>
-      </w:r>
-      <w:r>
-        <w:rPr>
-          <w:rStyle w:val="ExtensionTok"/>
-        </w:rPr>
-        <w:t xml:space="preserve">Switch1</w:t>
-      </w:r>
-      <w:r>
-        <w:rPr>
-          <w:rStyle w:val="ErrorTok"/>
-        </w:rPr>
-        <w:t xml:space="preserve">(</w:t>
-      </w:r>
-      <w:r>
-        <w:rPr>
-          <w:rStyle w:val="ExtensionTok"/>
-        </w:rPr>
-        <w:t xml:space="preserve">config-if-range</w:t>
-      </w:r>
-      <w:r>
-        <w:rPr>
-          <w:rStyle w:val="KeywordTok"/>
-        </w:rPr>
-        <w:t xml:space="preserve">)</w:t>
-      </w:r>
-      <w:r>
-        <w:rPr>
-          <w:rStyle w:val="CommentTok"/>
-        </w:rPr>
-        <w:t xml:space="preserve"># switchport mode access</w:t>
-      </w:r>
-      <w:r>
-        <w:br/>
-      </w:r>
-      <w:r>
-        <w:rPr>
-          <w:rStyle w:val="ExtensionTok"/>
-        </w:rPr>
-        <w:t xml:space="preserve">Switch1</w:t>
-      </w:r>
-      <w:r>
-        <w:rPr>
-          <w:rStyle w:val="ErrorTok"/>
-        </w:rPr>
-        <w:t xml:space="preserve">(</w:t>
-      </w:r>
-      <w:r>
-        <w:rPr>
-          <w:rStyle w:val="ExtensionTok"/>
-        </w:rPr>
-        <w:t xml:space="preserve">config-if-range</w:t>
-      </w:r>
-      <w:r>
-        <w:rPr>
-          <w:rStyle w:val="KeywordTok"/>
-        </w:rPr>
-        <w:t xml:space="preserve">)</w:t>
-      </w:r>
-      <w:r>
-        <w:rPr>
-          <w:rStyle w:val="CommentTok"/>
-        </w:rPr>
-        <w:t xml:space="preserve"># switchport access vlan 10</w:t>
-      </w:r>
-      <w:r>
-        <w:br/>
-      </w:r>
-      <w:r>
-        <w:rPr>
-          <w:rStyle w:val="ExtensionTok"/>
-        </w:rPr>
-        <w:t xml:space="preserve">Switch1</w:t>
-      </w:r>
-      <w:r>
-        <w:rPr>
-          <w:rStyle w:val="ErrorTok"/>
-        </w:rPr>
-        <w:t xml:space="preserve">(</w:t>
-      </w:r>
-      <w:r>
-        <w:rPr>
-          <w:rStyle w:val="ExtensionTok"/>
-        </w:rPr>
-        <w:t xml:space="preserve">config</w:t>
-      </w:r>
-      <w:r>
-        <w:rPr>
-          <w:rStyle w:val="KeywordTok"/>
-        </w:rPr>
-        <w:t xml:space="preserve">)</w:t>
-      </w:r>
-      <w:r>
-        <w:rPr>
-          <w:rStyle w:val="CommentTok"/>
-        </w:rPr>
-        <w:t xml:space="preserve"># interface range fa0/6-10</w:t>
-      </w:r>
-      <w:r>
-        <w:br/>
-      </w:r>
-      <w:r>
-        <w:rPr>
-          <w:rStyle w:val="ExtensionTok"/>
-        </w:rPr>
-        <w:t xml:space="preserve">Switch1</w:t>
-      </w:r>
-      <w:r>
-        <w:rPr>
-          <w:rStyle w:val="ErrorTok"/>
-        </w:rPr>
-        <w:t xml:space="preserve">(</w:t>
-      </w:r>
-      <w:r>
-        <w:rPr>
-          <w:rStyle w:val="ExtensionTok"/>
-        </w:rPr>
-        <w:t xml:space="preserve">config-if-range</w:t>
-      </w:r>
-      <w:r>
-        <w:rPr>
-          <w:rStyle w:val="KeywordTok"/>
-        </w:rPr>
-        <w:t xml:space="preserve">)</w:t>
-      </w:r>
-      <w:r>
-        <w:rPr>
-          <w:rStyle w:val="CommentTok"/>
-        </w:rPr>
-        <w:t xml:space="preserve"># switchport mode access</w:t>
-      </w:r>
-      <w:r>
-        <w:br/>
-      </w:r>
-      <w:r>
-        <w:rPr>
-          <w:rStyle w:val="ExtensionTok"/>
-        </w:rPr>
-        <w:t xml:space="preserve">Switch1</w:t>
-      </w:r>
-      <w:r>
-        <w:rPr>
-          <w:rStyle w:val="ErrorTok"/>
-        </w:rPr>
-        <w:t xml:space="preserve">(</w:t>
-      </w:r>
-      <w:r>
-        <w:rPr>
-          <w:rStyle w:val="ExtensionTok"/>
-        </w:rPr>
-        <w:t xml:space="preserve">config-if-range</w:t>
-      </w:r>
-      <w:r>
-        <w:rPr>
-          <w:rStyle w:val="KeywordTok"/>
-        </w:rPr>
-        <w:t xml:space="preserve">)</w:t>
-      </w:r>
-      <w:r>
-        <w:rPr>
-          <w:rStyle w:val="CommentTok"/>
-        </w:rPr>
-        <w:t xml:space="preserve"># switchport access vlan 20</w:t>
-      </w:r>
-      <w:r>
-        <w:br/>
-      </w:r>
-      <w:r>
-        <w:rPr>
-          <w:rStyle w:val="ExtensionTok"/>
-        </w:rPr>
-        <w:t xml:space="preserve">Switch1</w:t>
-      </w:r>
-      <w:r>
-        <w:rPr>
-          <w:rStyle w:val="ErrorTok"/>
-        </w:rPr>
-        <w:t xml:space="preserve">(</w:t>
-      </w:r>
-      <w:r>
-        <w:rPr>
-          <w:rStyle w:val="ExtensionTok"/>
-        </w:rPr>
-        <w:t xml:space="preserve">config</w:t>
-      </w:r>
-      <w:r>
-        <w:rPr>
-          <w:rStyle w:val="KeywordTok"/>
-        </w:rPr>
-        <w:t xml:space="preserve">)</w:t>
-      </w:r>
-      <w:r>
-        <w:rPr>
-          <w:rStyle w:val="CommentTok"/>
-        </w:rPr>
-        <w:t xml:space="preserve"># interface fa0/23</w:t>
-      </w:r>
-      <w:r>
-        <w:br/>
-      </w:r>
-      <w:r>
-        <w:rPr>
-          <w:rStyle w:val="ExtensionTok"/>
-        </w:rPr>
-        <w:t xml:space="preserve">Switch1</w:t>
-      </w:r>
-      <w:r>
-        <w:rPr>
-          <w:rStyle w:val="ErrorTok"/>
-        </w:rPr>
-        <w:t xml:space="preserve">(</w:t>
-      </w:r>
-      <w:r>
-        <w:rPr>
-          <w:rStyle w:val="ExtensionTok"/>
-        </w:rPr>
-        <w:t xml:space="preserve">config-if</w:t>
-      </w:r>
-      <w:r>
-        <w:rPr>
-          <w:rStyle w:val="KeywordTok"/>
-        </w:rPr>
-        <w:t xml:space="preserve">)</w:t>
-      </w:r>
-      <w:r>
-        <w:rPr>
-          <w:rStyle w:val="CommentTok"/>
-        </w:rPr>
-        <w:t xml:space="preserve"># switchport mode trunk</w:t>
-      </w:r>
-      <w:r>
-        <w:br/>
-      </w:r>
-      <w:r>
-        <w:rPr>
-          <w:rStyle w:val="ExtensionTok"/>
-        </w:rPr>
-        <w:t xml:space="preserve">Switch1</w:t>
-      </w:r>
-      <w:r>
-        <w:rPr>
-          <w:rStyle w:val="ErrorTok"/>
-        </w:rPr>
-        <w:t xml:space="preserve">(</w:t>
-      </w:r>
-      <w:r>
-        <w:rPr>
-          <w:rStyle w:val="ExtensionTok"/>
-        </w:rPr>
-        <w:t xml:space="preserve">config-if</w:t>
-      </w:r>
-      <w:r>
-        <w:rPr>
-          <w:rStyle w:val="KeywordTok"/>
-        </w:rPr>
-        <w:t xml:space="preserve">)</w:t>
-      </w:r>
-      <w:r>
-        <w:rPr>
-          <w:rStyle w:val="CommentTok"/>
-        </w:rPr>
-        <w:t xml:space="preserve"># switchport trunk allowed vlan 10,20</w:t>
-      </w:r>
-      <w:r>
-        <w:br/>
-      </w:r>
-      <w:r>
-        <w:rPr>
-          <w:rStyle w:val="ExtensionTok"/>
-        </w:rPr>
-        <w:t xml:space="preserve">Switch1</w:t>
-      </w:r>
-      <w:r>
-        <w:rPr>
-          <w:rStyle w:val="ErrorTok"/>
-        </w:rPr>
-        <w:t xml:space="preserve">(</w:t>
-      </w:r>
-      <w:r>
-        <w:rPr>
-          <w:rStyle w:val="ExtensionTok"/>
-        </w:rPr>
-        <w:t xml:space="preserve">config</w:t>
-      </w:r>
-      <w:r>
-        <w:rPr>
-          <w:rStyle w:val="KeywordTok"/>
-        </w:rPr>
-        <w:t xml:space="preserve">)</w:t>
-      </w:r>
-      <w:r>
-        <w:rPr>
-          <w:rStyle w:val="CommentTok"/>
-        </w:rPr>
-        <w:t xml:space="preserve"># interface fa0/24</w:t>
-      </w:r>
-      <w:r>
-        <w:br/>
-      </w:r>
-      <w:r>
-        <w:rPr>
-          <w:rStyle w:val="ExtensionTok"/>
-        </w:rPr>
-        <w:t xml:space="preserve">Switch1</w:t>
-      </w:r>
-      <w:r>
-        <w:rPr>
-          <w:rStyle w:val="ErrorTok"/>
-        </w:rPr>
-        <w:t xml:space="preserve">(</w:t>
-      </w:r>
-      <w:r>
-        <w:rPr>
-          <w:rStyle w:val="ExtensionTok"/>
-        </w:rPr>
-        <w:t xml:space="preserve">config-if</w:t>
-      </w:r>
-      <w:r>
-        <w:rPr>
-          <w:rStyle w:val="KeywordTok"/>
-        </w:rPr>
-        <w:t xml:space="preserve">)</w:t>
-      </w:r>
-      <w:r>
-        <w:rPr>
-          <w:rStyle w:val="CommentTok"/>
-        </w:rPr>
-        <w:t xml:space="preserve"># switchport mode trunk</w:t>
-      </w:r>
-      <w:r>
-        <w:br/>
-      </w:r>
-      <w:r>
-        <w:rPr>
-          <w:rStyle w:val="ExtensionTok"/>
-        </w:rPr>
-        <w:t xml:space="preserve">Switch1</w:t>
-      </w:r>
-      <w:r>
-        <w:rPr>
-          <w:rStyle w:val="ErrorTok"/>
-        </w:rPr>
-        <w:t xml:space="preserve">(</w:t>
-      </w:r>
-      <w:r>
-        <w:rPr>
-          <w:rStyle w:val="ExtensionTok"/>
-        </w:rPr>
-        <w:t xml:space="preserve">config-if</w:t>
-      </w:r>
-      <w:r>
-        <w:rPr>
-          <w:rStyle w:val="KeywordTok"/>
-        </w:rPr>
-        <w:t xml:space="preserve">)</w:t>
-      </w:r>
-      <w:r>
-        <w:rPr>
-          <w:rStyle w:val="CommentTok"/>
-        </w:rPr>
-        <w:t xml:space="preserve"># switchport trunk native vlan 99</w:t>
-      </w:r>
-      <w:r>
-        <w:br/>
-      </w:r>
-      <w:r>
-        <w:rPr>
-          <w:rStyle w:val="ExtensionTok"/>
-        </w:rPr>
-        <w:t xml:space="preserve">Switch1</w:t>
-      </w:r>
-      <w:r>
-        <w:rPr>
-          <w:rStyle w:val="ErrorTok"/>
-        </w:rPr>
-        <w:t xml:space="preserve">(</w:t>
-      </w:r>
-      <w:r>
-        <w:rPr>
-          <w:rStyle w:val="ExtensionTok"/>
-        </w:rPr>
-        <w:t xml:space="preserve">config-if</w:t>
-      </w:r>
-      <w:r>
-        <w:rPr>
-          <w:rStyle w:val="KeywordTok"/>
-        </w:rPr>
-        <w:t xml:space="preserve">)</w:t>
-      </w:r>
-      <w:r>
-        <w:rPr>
-          <w:rStyle w:val="CommentTok"/>
-        </w:rPr>
-        <w:t xml:space="preserve"># switchport trunk allowed vlan 10,20</w:t>
-      </w:r>
-    </w:p>
-    <w:p>
-      <w:pPr>
-        <w:pStyle w:val="FirstParagraph"/>
-      </w:pPr>
-      <w:r>
-        <w:rPr>
-          <w:b/>
-          <w:bCs/>
-        </w:rPr>
-        <w:t xml:space="preserve">Switch2:</w:t>
-      </w:r>
-      <w:r>
-        <w:t xml:space="preserve"> </w:t>
-      </w:r>
-      <w:r>
-        <w:t xml:space="preserve">(configuración similar: mismas VLANs, mismos puertos access 1-5 → 10 y 6-10 → 20, y el mismo trunk en Fa0/24 con native 99 y</w:t>
-      </w:r>
-      <w:r>
-        <w:t xml:space="preserve"> </w:t>
-      </w:r>
-      <w:r>
-        <w:rPr>
-          <w:rStyle w:val="VerbatimChar"/>
-        </w:rPr>
-        <w:t xml:space="preserve">allowed vlan 10,20</w:t>
-      </w:r>
-      <w:r>
-        <w:t xml:space="preserve">).</w:t>
-      </w:r>
-    </w:p>
-    <w:p>
-      <w:pPr>
-        <w:pStyle w:val="BodyText"/>
-      </w:pPr>
-      <w:r>
-        <w:rPr>
-          <w:b/>
-          <w:bCs/>
-        </w:rPr>
-        <w:t xml:space="preserve">Router:</w:t>
-      </w:r>
-    </w:p>
-    <w:p>
-      <w:pPr>
-        <w:pStyle w:val="SourceCode"/>
-      </w:pPr>
-      <w:r>
-        <w:rPr>
-          <w:rStyle w:val="ExtensionTok"/>
-        </w:rPr>
-        <w:t xml:space="preserve">Router</w:t>
-      </w:r>
-      <w:r>
-        <w:rPr>
-          <w:rStyle w:val="ErrorTok"/>
-        </w:rPr>
-        <w:t xml:space="preserve">(</w:t>
-      </w:r>
-      <w:r>
-        <w:rPr>
-          <w:rStyle w:val="ExtensionTok"/>
-        </w:rPr>
-        <w:t xml:space="preserve">config</w:t>
-      </w:r>
-      <w:r>
-        <w:rPr>
-          <w:rStyle w:val="KeywordTok"/>
-        </w:rPr>
-        <w:t xml:space="preserve">)</w:t>
-      </w:r>
-      <w:r>
-        <w:rPr>
-          <w:rStyle w:val="CommentTok"/>
-        </w:rPr>
-        <w:t xml:space="preserve"># interface fa0/0</w:t>
-      </w:r>
-      <w:r>
-        <w:br/>
-      </w:r>
-      <w:r>
-        <w:rPr>
-          <w:rStyle w:val="ExtensionTok"/>
-        </w:rPr>
-        <w:t xml:space="preserve">Router</w:t>
-      </w:r>
-      <w:r>
-        <w:rPr>
-          <w:rStyle w:val="ErrorTok"/>
-        </w:rPr>
-        <w:t xml:space="preserve">(</w:t>
-      </w:r>
-      <w:r>
-        <w:rPr>
-          <w:rStyle w:val="ExtensionTok"/>
-        </w:rPr>
-        <w:t xml:space="preserve">config-if</w:t>
-      </w:r>
-      <w:r>
-        <w:rPr>
-          <w:rStyle w:val="KeywordTok"/>
-        </w:rPr>
-        <w:t xml:space="preserve">)</w:t>
-      </w:r>
-      <w:r>
-        <w:rPr>
-          <w:rStyle w:val="CommentTok"/>
-        </w:rPr>
-        <w:t xml:space="preserve"># no shutdown</w:t>
-      </w:r>
-      <w:r>
-        <w:br/>
-      </w:r>
-      <w:r>
-        <w:rPr>
-          <w:rStyle w:val="ExtensionTok"/>
-        </w:rPr>
-        <w:t xml:space="preserve">Router</w:t>
-      </w:r>
-      <w:r>
-        <w:rPr>
-          <w:rStyle w:val="ErrorTok"/>
-        </w:rPr>
-        <w:t xml:space="preserve">(</w:t>
-      </w:r>
-      <w:r>
-        <w:rPr>
-          <w:rStyle w:val="ExtensionTok"/>
-        </w:rPr>
-        <w:t xml:space="preserve">config</w:t>
-      </w:r>
-      <w:r>
-        <w:rPr>
-          <w:rStyle w:val="KeywordTok"/>
-        </w:rPr>
-        <w:t xml:space="preserve">)</w:t>
-      </w:r>
-      <w:r>
-        <w:rPr>
-          <w:rStyle w:val="CommentTok"/>
-        </w:rPr>
-        <w:t xml:space="preserve"># interface fa0/0.10</w:t>
-      </w:r>
-      <w:r>
-        <w:br/>
-      </w:r>
-      <w:r>
-        <w:rPr>
-          <w:rStyle w:val="ExtensionTok"/>
-        </w:rPr>
-        <w:t xml:space="preserve">Router</w:t>
-      </w:r>
-      <w:r>
-        <w:rPr>
-          <w:rStyle w:val="ErrorTok"/>
-        </w:rPr>
-        <w:t xml:space="preserve">(</w:t>
-      </w:r>
-      <w:r>
-        <w:rPr>
-          <w:rStyle w:val="ExtensionTok"/>
-        </w:rPr>
-        <w:t xml:space="preserve">config-subif</w:t>
-      </w:r>
-      <w:r>
-        <w:rPr>
-          <w:rStyle w:val="KeywordTok"/>
-        </w:rPr>
-        <w:t xml:space="preserve">)</w:t>
-      </w:r>
-      <w:r>
-        <w:rPr>
-          <w:rStyle w:val="CommentTok"/>
-        </w:rPr>
-        <w:t xml:space="preserve"># encapsulation dot1Q 10</w:t>
-      </w:r>
-      <w:r>
-        <w:br/>
-      </w:r>
-      <w:r>
-        <w:rPr>
-          <w:rStyle w:val="ExtensionTok"/>
-        </w:rPr>
-        <w:t xml:space="preserve">Router</w:t>
-      </w:r>
-      <w:r>
-        <w:rPr>
-          <w:rStyle w:val="ErrorTok"/>
-        </w:rPr>
-        <w:t xml:space="preserve">(</w:t>
-      </w:r>
-      <w:r>
-        <w:rPr>
-          <w:rStyle w:val="ExtensionTok"/>
-        </w:rPr>
-        <w:t xml:space="preserve">config-subif</w:t>
-      </w:r>
-      <w:r>
-        <w:rPr>
-          <w:rStyle w:val="KeywordTok"/>
-        </w:rPr>
-        <w:t xml:space="preserve">)</w:t>
-      </w:r>
-      <w:r>
-        <w:rPr>
-          <w:rStyle w:val="CommentTok"/>
-        </w:rPr>
-        <w:t xml:space="preserve"># ip address 192.168.10.1 255.255.255.0</w:t>
-      </w:r>
-      <w:r>
-        <w:br/>
-      </w:r>
-      <w:r>
-        <w:rPr>
-          <w:rStyle w:val="ExtensionTok"/>
-        </w:rPr>
-        <w:t xml:space="preserve">Router</w:t>
-      </w:r>
-      <w:r>
-        <w:rPr>
-          <w:rStyle w:val="ErrorTok"/>
-        </w:rPr>
-        <w:t xml:space="preserve">(</w:t>
-      </w:r>
-      <w:r>
-        <w:rPr>
-          <w:rStyle w:val="ExtensionTok"/>
-        </w:rPr>
-        <w:t xml:space="preserve">config</w:t>
-      </w:r>
-      <w:r>
-        <w:rPr>
-          <w:rStyle w:val="KeywordTok"/>
-        </w:rPr>
-        <w:t xml:space="preserve">)</w:t>
-      </w:r>
-      <w:r>
-        <w:rPr>
-          <w:rStyle w:val="CommentTok"/>
-        </w:rPr>
-        <w:t xml:space="preserve"># interface fa0/0.20</w:t>
-      </w:r>
-      <w:r>
-        <w:br/>
-      </w:r>
-      <w:r>
-        <w:rPr>
-          <w:rStyle w:val="ExtensionTok"/>
-        </w:rPr>
-        <w:t xml:space="preserve">Router</w:t>
-      </w:r>
-      <w:r>
-        <w:rPr>
-          <w:rStyle w:val="ErrorTok"/>
-        </w:rPr>
-        <w:t xml:space="preserve">(</w:t>
-      </w:r>
-      <w:r>
-        <w:rPr>
-          <w:rStyle w:val="ExtensionTok"/>
-        </w:rPr>
-        <w:t xml:space="preserve">config-subif</w:t>
-      </w:r>
-      <w:r>
-        <w:rPr>
-          <w:rStyle w:val="KeywordTok"/>
-        </w:rPr>
-        <w:t xml:space="preserve">)</w:t>
-      </w:r>
-      <w:r>
-        <w:rPr>
-          <w:rStyle w:val="CommentTok"/>
-        </w:rPr>
-        <w:t xml:space="preserve"># encapsulation dot1Q 20</w:t>
-      </w:r>
-      <w:r>
-        <w:br/>
-      </w:r>
-      <w:r>
-        <w:rPr>
-          <w:rStyle w:val="ExtensionTok"/>
-        </w:rPr>
-        <w:t xml:space="preserve">Router</w:t>
-      </w:r>
-      <w:r>
-        <w:rPr>
-          <w:rStyle w:val="ErrorTok"/>
-        </w:rPr>
-        <w:t xml:space="preserve">(</w:t>
-      </w:r>
-      <w:r>
-        <w:rPr>
-          <w:rStyle w:val="ExtensionTok"/>
-        </w:rPr>
-        <w:t xml:space="preserve">config-subif</w:t>
-      </w:r>
-      <w:r>
-        <w:rPr>
-          <w:rStyle w:val="KeywordTok"/>
-        </w:rPr>
-        <w:t xml:space="preserve">)</w:t>
-      </w:r>
-      <w:r>
-        <w:rPr>
-          <w:rStyle w:val="CommentTok"/>
-        </w:rPr>
-        <w:t xml:space="preserve"># ip address 192.168.20.1 255.255.255.0</w:t>
-      </w:r>
-    </w:p>
-    <w:bookmarkEnd w:id="21"/>
-    <w:bookmarkStart w:id="22" w:name="diagnóstico-de-native-vlan"/>
-    <w:p>
-      <w:pPr>
-        <w:pStyle w:val="Heading2"/>
-      </w:pPr>
-      <w:r>
-        <w:t xml:space="preserve">2. Diagnóstico de native VLAN</w:t>
+        <w:t xml:space="preserve">1. Diagnóstico de native VLAN</w:t>
       </w:r>
     </w:p>
     <w:p>
@@ -1020,21 +127,7 @@
           <w:i/>
           <w:iCs/>
         </w:rPr>
-        <w:t xml:space="preserve">“</w:t>
-      </w:r>
-      <w:r>
-        <w:rPr>
-          <w:i/>
-          <w:iCs/>
-        </w:rPr>
-        <w:t xml:space="preserve">Native VLAN mismatch discovered on Fa0/24</w:t>
-      </w:r>
-      <w:r>
-        <w:rPr>
-          <w:i/>
-          <w:iCs/>
-        </w:rPr>
-        <w:t xml:space="preserve">”</w:t>
+        <w:t xml:space="preserve">“Native VLAN mismatch discovered on Fa0/24”</w:t>
       </w:r>
       <w:r>
         <w:t xml:space="preserve">.</w:t>
@@ -1170,14 +263,14 @@
         <w:t xml:space="preserve">: la native VLAN solo afecta a tramas sin etiquetar. Las VLANs etiquetadas (10, 20, 30) no sufren interrupción durante el cambio.</w:t>
       </w:r>
     </w:p>
-    <w:bookmarkEnd w:id="22"/>
-    <w:bookmarkStart w:id="23" w:name="diseño-de-vlans-corporativas"/>
+    <w:bookmarkEnd w:id="10"/>
+    <w:bookmarkStart w:id="11" w:name="diseño-de-vlans-corporativas"/>
     <w:p>
       <w:pPr>
         <w:pStyle w:val="Heading2"/>
       </w:pPr>
       <w:r>
-        <w:t xml:space="preserve">3. Diseño de VLANs corporativas</w:t>
+        <w:t xml:space="preserve">2. Diseño de VLANs corporativas</w:t>
       </w:r>
     </w:p>
     <w:p>
@@ -1429,14 +522,14 @@
         <w:t xml:space="preserve">. (Detalles finos de ACLs, más adelante.)</w:t>
       </w:r>
     </w:p>
-    <w:bookmarkEnd w:id="23"/>
-    <w:bookmarkStart w:id="24" w:name="vtp-disaster-recovery"/>
+    <w:bookmarkEnd w:id="11"/>
+    <w:bookmarkStart w:id="12" w:name="vtp-disaster-recovery"/>
     <w:p>
       <w:pPr>
         <w:pStyle w:val="Heading2"/>
       </w:pPr>
       <w:r>
-        <w:t xml:space="preserve">4. VTP disaster recovery</w:t>
+        <w:t xml:space="preserve">3. VTP disaster recovery</w:t>
       </w:r>
     </w:p>
     <w:p>
@@ -1695,14 +788,14 @@
         <w:t xml:space="preserve">Documentar la base de datos de VLANs (la config es tu backup).</w:t>
       </w:r>
     </w:p>
-    <w:bookmarkEnd w:id="24"/>
-    <w:bookmarkStart w:id="25" w:name="router-on-a-stick-cuello-de-botella"/>
+    <w:bookmarkEnd w:id="12"/>
+    <w:bookmarkStart w:id="13" w:name="router-on-a-stick-cuello-de-botella"/>
     <w:p>
       <w:pPr>
         <w:pStyle w:val="Heading2"/>
       </w:pPr>
       <w:r>
-        <w:t xml:space="preserve">5. Router-on-a-stick: cuello de botella</w:t>
+        <w:t xml:space="preserve">4. Router-on-a-stick: cuello de botella</w:t>
       </w:r>
     </w:p>
     <w:p>
@@ -1876,21 +969,20 @@
         <w:t xml:space="preserve">, sin cuello de botella. Si el tráfico se duplica (240 Mbps), seguimos al 24 %: holgado.</w:t>
       </w:r>
     </w:p>
-    <w:bookmarkEnd w:id="25"/>
-    <w:bookmarkStart w:id="26" w:name="seguridad-en-vlans"/>
+    <w:bookmarkEnd w:id="13"/>
+    <w:bookmarkStart w:id="14" w:name="seguridad-en-vlans"/>
     <w:p>
       <w:pPr>
         <w:pStyle w:val="Heading2"/>
       </w:pPr>
       <w:r>
-        <w:t xml:space="preserve">6. Seguridad en VLANs</w:t>
+        <w:t xml:space="preserve">5. Seguridad en VLANs</w:t>
       </w:r>
     </w:p>
     <w:tbl>
       <w:tblPr>
         <w:tblStyle w:val="Table"/>
         <w:tblW w:type="pct" w:w="5000"/>
-        <w:jc w:val="left"/>
         <w:tblLayout w:type="fixed"/>
         <w:tblLook w:firstRow="1" w:lastRow="0" w:firstColumn="0" w:lastColumn="0" w:noHBand="0" w:noVBand="0" w:val="0020"/>
       </w:tblPr>
@@ -1907,7 +999,6 @@
           <w:p>
             <w:pPr>
               <w:pStyle w:val="Compact"/>
-              <w:jc w:val="left"/>
             </w:pPr>
             <w:r>
               <w:t xml:space="preserve">Riesgo</w:t>
@@ -1919,7 +1010,6 @@
           <w:p>
             <w:pPr>
               <w:pStyle w:val="Compact"/>
-              <w:jc w:val="left"/>
             </w:pPr>
             <w:r>
               <w:t xml:space="preserve">Mitigación</w:t>
@@ -1933,7 +1023,6 @@
           <w:p>
             <w:pPr>
               <w:pStyle w:val="Compact"/>
-              <w:jc w:val="left"/>
             </w:pPr>
             <w:r>
               <w:t xml:space="preserve">1.</w:t>
@@ -1967,7 +1056,6 @@
           <w:p>
             <w:pPr>
               <w:pStyle w:val="Compact"/>
-              <w:jc w:val="left"/>
             </w:pPr>
             <w:r>
               <w:rPr>
@@ -2011,7 +1099,6 @@
           <w:p>
             <w:pPr>
               <w:pStyle w:val="Compact"/>
-              <w:jc w:val="left"/>
             </w:pPr>
             <w:r>
               <w:t xml:space="preserve">2.</w:t>
@@ -2036,7 +1123,6 @@
           <w:p>
             <w:pPr>
               <w:pStyle w:val="Compact"/>
-              <w:jc w:val="left"/>
             </w:pPr>
             <w:r>
               <w:t xml:space="preserve">Native VLAN</w:t>
@@ -2079,7 +1165,6 @@
           <w:p>
             <w:pPr>
               <w:pStyle w:val="Compact"/>
-              <w:jc w:val="left"/>
             </w:pPr>
             <w:r>
               <w:t xml:space="preserve">3.</w:t>
@@ -2104,7 +1189,6 @@
           <w:p>
             <w:pPr>
               <w:pStyle w:val="Compact"/>
-              <w:jc w:val="left"/>
             </w:pPr>
             <w:r>
               <w:t xml:space="preserve">VTP transparent / VTPv3 off, verificar</w:t>
@@ -2128,14 +1212,14 @@
         </w:tc>
       </w:tr>
     </w:tbl>
-    <w:bookmarkEnd w:id="26"/>
-    <w:bookmarkStart w:id="27" w:name="vlan-hopping-y-hardening"/>
+    <w:bookmarkEnd w:id="14"/>
+    <w:bookmarkStart w:id="15" w:name="vlan-hopping-y-hardening"/>
     <w:p>
       <w:pPr>
         <w:pStyle w:val="Heading2"/>
       </w:pPr>
       <w:r>
-        <w:t xml:space="preserve">7. VLAN hopping y hardening</w:t>
+        <w:t xml:space="preserve">6. VLAN hopping y hardening</w:t>
       </w:r>
     </w:p>
     <w:p>
@@ -2425,14 +1509,14 @@
         <w:t xml:space="preserve">para que un switch rogue no arrase la base de datos.</w:t>
       </w:r>
     </w:p>
-    <w:bookmarkEnd w:id="27"/>
-    <w:bookmarkStart w:id="28" w:name="inter-vlan-con-svi-paso-a-paso"/>
+    <w:bookmarkEnd w:id="15"/>
+    <w:bookmarkStart w:id="16" w:name="inter-vlan-con-svi-paso-a-paso"/>
     <w:p>
       <w:pPr>
         <w:pStyle w:val="Heading2"/>
       </w:pPr>
       <w:r>
-        <w:t xml:space="preserve">8. Inter-VLAN con SVI paso a paso</w:t>
+        <w:t xml:space="preserve">7. Inter-VLAN con SVI paso a paso</w:t>
       </w:r>
     </w:p>
     <w:p>
@@ -3055,7 +2139,6 @@
       <w:tblPr>
         <w:tblStyle w:val="Table"/>
         <w:tblW w:type="auto" w:w="0"/>
-        <w:jc w:val="left"/>
         <w:tblLook w:firstRow="1" w:lastRow="0" w:firstColumn="0" w:lastColumn="0" w:noHBand="0" w:noVBand="0" w:val="0020"/>
       </w:tblPr>
       <w:tblGrid>
@@ -3072,7 +2155,6 @@
           <w:p>
             <w:pPr>
               <w:pStyle w:val="Compact"/>
-              <w:jc w:val="left"/>
             </w:pPr>
             <w:r>
               <w:t xml:space="preserve">VLAN</w:t>
@@ -3084,7 +2166,6 @@
           <w:p>
             <w:pPr>
               <w:pStyle w:val="Compact"/>
-              <w:jc w:val="left"/>
             </w:pPr>
             <w:r>
               <w:t xml:space="preserve">Subred</w:t>
@@ -3096,7 +2177,6 @@
           <w:p>
             <w:pPr>
               <w:pStyle w:val="Compact"/>
-              <w:jc w:val="left"/>
             </w:pPr>
             <w:r>
               <w:t xml:space="preserve">Gateway (IP del SVI)</w:t>
@@ -3110,7 +2190,6 @@
           <w:p>
             <w:pPr>
               <w:pStyle w:val="Compact"/>
-              <w:jc w:val="left"/>
             </w:pPr>
             <w:r>
               <w:t xml:space="preserve">10 Ventas</w:t>
@@ -3122,7 +2201,6 @@
           <w:p>
             <w:pPr>
               <w:pStyle w:val="Compact"/>
-              <w:jc w:val="left"/>
             </w:pPr>
             <w:r>
               <w:t xml:space="preserve">192.168.10.0/24</w:t>
@@ -3134,7 +2212,6 @@
           <w:p>
             <w:pPr>
               <w:pStyle w:val="Compact"/>
-              <w:jc w:val="left"/>
             </w:pPr>
             <w:r>
               <w:t xml:space="preserve">192.168.10.1</w:t>
@@ -3148,7 +2225,6 @@
           <w:p>
             <w:pPr>
               <w:pStyle w:val="Compact"/>
-              <w:jc w:val="left"/>
             </w:pPr>
             <w:r>
               <w:t xml:space="preserve">20 RRHH</w:t>
@@ -3160,7 +2236,6 @@
           <w:p>
             <w:pPr>
               <w:pStyle w:val="Compact"/>
-              <w:jc w:val="left"/>
             </w:pPr>
             <w:r>
               <w:t xml:space="preserve">192.168.20.0/24</w:t>
@@ -3172,7 +2247,6 @@
           <w:p>
             <w:pPr>
               <w:pStyle w:val="Compact"/>
-              <w:jc w:val="left"/>
             </w:pPr>
             <w:r>
               <w:t xml:space="preserve">192.168.20.1</w:t>
@@ -3186,7 +2260,6 @@
           <w:p>
             <w:pPr>
               <w:pStyle w:val="Compact"/>
-              <w:jc w:val="left"/>
             </w:pPr>
             <w:r>
               <w:t xml:space="preserve">30 IT</w:t>
@@ -3198,7 +2271,6 @@
           <w:p>
             <w:pPr>
               <w:pStyle w:val="Compact"/>
-              <w:jc w:val="left"/>
             </w:pPr>
             <w:r>
               <w:t xml:space="preserve">192.168.30.0/24</w:t>
@@ -3210,7 +2282,6 @@
           <w:p>
             <w:pPr>
               <w:pStyle w:val="Compact"/>
-              <w:jc w:val="left"/>
             </w:pPr>
             <w:r>
               <w:t xml:space="preserve">192.168.30.1</w:t>
@@ -3291,14 +2362,14 @@
         <w:t xml:space="preserve">olvidado.</w:t>
       </w:r>
     </w:p>
-    <w:bookmarkEnd w:id="28"/>
-    <w:bookmarkStart w:id="29" w:name="dhcp-por-vlan-sin-teclear-ips"/>
+    <w:bookmarkEnd w:id="16"/>
+    <w:bookmarkStart w:id="17" w:name="dhcp-por-vlan-sin-teclear-ips"/>
     <w:p>
       <w:pPr>
         <w:pStyle w:val="Heading2"/>
       </w:pPr>
       <w:r>
-        <w:t xml:space="preserve">9. DHCP por VLAN sin teclear IPs</w:t>
+        <w:t xml:space="preserve">8. DHCP por VLAN sin teclear IPs</w:t>
       </w:r>
     </w:p>
     <w:p>
@@ -3739,13 +2810,7 @@
         <w:t xml:space="preserve"> </w:t>
       </w:r>
       <w:r>
-        <w:t xml:space="preserve">“</w:t>
-      </w:r>
-      <w:r>
-        <w:t xml:space="preserve">ocupado</w:t>
-      </w:r>
-      <w:r>
-        <w:t xml:space="preserve">”</w:t>
+        <w:t xml:space="preserve">“ocupado”</w:t>
       </w:r>
       <w:r>
         <w:t xml:space="preserve"> </w:t>
@@ -3955,9 +3020,13 @@
         <w:t xml:space="preserve">Si el DISCOVER ni siquiera aparece, el problema está aguas abajo (VLAN/puerto); si aparece pero no hay OFFER, es el pool o el relay.</w:t>
       </w:r>
     </w:p>
-    <w:bookmarkEnd w:id="29"/>
-    <w:bookmarkEnd w:id="30"/>
-    <w:sectPr/>
+    <w:bookmarkEnd w:id="17"/>
+    <w:bookmarkEnd w:id="18"/>
+    <w:sectPr>
+      <w:footnotePr>
+        <w:numRestart w:val="eachSect"/>
+      </w:footnotePr>
+    </w:sectPr>
   </w:body>
 </w:document>
 </file>
@@ -3995,7 +3064,7 @@
       <w:lvlText w:val=" "/>
       <w:lvlJc w:val="left"/>
       <w:pPr>
-        <w:ind w:left="720" w:hanging="480"/>
+        <w:ind w:left="720" w:hanging="360"/>
       </w:pPr>
     </w:lvl>
     <w:lvl w:ilvl="1">
@@ -4003,7 +3072,7 @@
       <w:lvlText w:val=" "/>
       <w:lvlJc w:val="left"/>
       <w:pPr>
-        <w:ind w:left="1440" w:hanging="480"/>
+        <w:ind w:left="1440" w:hanging="360"/>
       </w:pPr>
     </w:lvl>
     <w:lvl w:ilvl="2">
@@ -4011,7 +3080,7 @@
       <w:lvlText w:val=" "/>
       <w:lvlJc w:val="left"/>
       <w:pPr>
-        <w:ind w:left="2160" w:hanging="480"/>
+        <w:ind w:left="2160" w:hanging="360"/>
       </w:pPr>
     </w:lvl>
     <w:lvl w:ilvl="3">
@@ -4019,7 +3088,7 @@
       <w:lvlText w:val=" "/>
       <w:lvlJc w:val="left"/>
       <w:pPr>
-        <w:ind w:left="2880" w:hanging="480"/>
+        <w:ind w:left="2880" w:hanging="360"/>
       </w:pPr>
     </w:lvl>
     <w:lvl w:ilvl="4">
@@ -4027,7 +3096,7 @@
       <w:lvlText w:val=" "/>
       <w:lvlJc w:val="left"/>
       <w:pPr>
-        <w:ind w:left="3600" w:hanging="480"/>
+        <w:ind w:left="3600" w:hanging="360"/>
       </w:pPr>
     </w:lvl>
     <w:lvl w:ilvl="5">
@@ -4035,7 +3104,7 @@
       <w:lvlText w:val=" "/>
       <w:lvlJc w:val="left"/>
       <w:pPr>
-        <w:ind w:left="4320" w:hanging="480"/>
+        <w:ind w:left="4320" w:hanging="360"/>
       </w:pPr>
     </w:lvl>
     <w:lvl w:ilvl="6">
@@ -4043,7 +3112,7 @@
       <w:lvlText w:val=" "/>
       <w:lvlJc w:val="left"/>
       <w:pPr>
-        <w:ind w:left="5040" w:hanging="480"/>
+        <w:ind w:left="5040" w:hanging="360"/>
       </w:pPr>
     </w:lvl>
     <w:lvl w:ilvl="7">
@@ -4051,7 +3120,7 @@
       <w:lvlText w:val=" "/>
       <w:lvlJc w:val="left"/>
       <w:pPr>
-        <w:ind w:left="5760" w:hanging="480"/>
+        <w:ind w:left="5760" w:hanging="360"/>
       </w:pPr>
     </w:lvl>
     <w:lvl w:ilvl="8">
@@ -4059,7 +3128,7 @@
       <w:lvlText w:val=" "/>
       <w:lvlJc w:val="left"/>
       <w:pPr>
-        <w:ind w:left="6480" w:hanging="480"/>
+        <w:ind w:left="6480" w:hanging="360"/>
       </w:pPr>
     </w:lvl>
   </w:abstractNum>
@@ -4072,7 +3141,7 @@
       <w:lvlText w:val="%1)"/>
       <w:lvlJc w:val="left"/>
       <w:pPr>
-        <w:ind w:left="720" w:hanging="480"/>
+        <w:ind w:left="720" w:hanging="360"/>
       </w:pPr>
     </w:lvl>
     <w:lvl w:ilvl="1">
@@ -4081,7 +3150,7 @@
       <w:lvlText w:val="%2)"/>
       <w:lvlJc w:val="left"/>
       <w:pPr>
-        <w:ind w:left="1440" w:hanging="480"/>
+        <w:ind w:left="1440" w:hanging="360"/>
       </w:pPr>
     </w:lvl>
     <w:lvl w:ilvl="2">
@@ -4090,7 +3159,7 @@
       <w:lvlText w:val="%3)"/>
       <w:lvlJc w:val="left"/>
       <w:pPr>
-        <w:ind w:left="2160" w:hanging="480"/>
+        <w:ind w:left="2160" w:hanging="360"/>
       </w:pPr>
     </w:lvl>
     <w:lvl w:ilvl="3">
@@ -4099,7 +3168,7 @@
       <w:lvlText w:val="%4)"/>
       <w:lvlJc w:val="left"/>
       <w:pPr>
-        <w:ind w:left="2880" w:hanging="480"/>
+        <w:ind w:left="2880" w:hanging="360"/>
       </w:pPr>
     </w:lvl>
     <w:lvl w:ilvl="4">
@@ -4108,7 +3177,7 @@
       <w:lvlText w:val="%5)"/>
       <w:lvlJc w:val="left"/>
       <w:pPr>
-        <w:ind w:left="3600" w:hanging="480"/>
+        <w:ind w:left="3600" w:hanging="360"/>
       </w:pPr>
     </w:lvl>
     <w:lvl w:ilvl="5">
@@ -4117,7 +3186,7 @@
       <w:lvlText w:val="%6)"/>
       <w:lvlJc w:val="left"/>
       <w:pPr>
-        <w:ind w:left="4320" w:hanging="480"/>
+        <w:ind w:left="4320" w:hanging="360"/>
       </w:pPr>
     </w:lvl>
     <w:lvl w:ilvl="6">
@@ -4126,7 +3195,7 @@
       <w:lvlText w:val="%7)"/>
       <w:lvlJc w:val="left"/>
       <w:pPr>
-        <w:ind w:left="5040" w:hanging="480"/>
+        <w:ind w:left="5040" w:hanging="360"/>
       </w:pPr>
     </w:lvl>
     <w:lvl w:ilvl="7">
@@ -4135,7 +3204,7 @@
       <w:lvlText w:val="%8)"/>
       <w:lvlJc w:val="left"/>
       <w:pPr>
-        <w:ind w:left="5760" w:hanging="480"/>
+        <w:ind w:left="5760" w:hanging="360"/>
       </w:pPr>
     </w:lvl>
     <w:lvl w:ilvl="8">
@@ -4144,7 +3213,7 @@
       <w:lvlText w:val="%9)"/>
       <w:lvlJc w:val="left"/>
       <w:pPr>
-        <w:ind w:left="6480" w:hanging="480"/>
+        <w:ind w:left="6480" w:hanging="360"/>
       </w:pPr>
     </w:lvl>
   </w:abstractNum>
@@ -4153,75 +3222,102 @@
     <w:multiLevelType w:val="multilevel"/>
     <w:lvl w:ilvl="0">
       <w:numFmt w:val="bullet"/>
-      <w:lvlText w:val="•"/>
-      <w:lvlJc w:val="left"/>
-      <w:pPr>
-        <w:ind w:left="720" w:hanging="480"/>
-      </w:pPr>
+      <w:lvlText w:val=""/>
+      <w:lvlJc w:val="left"/>
+      <w:pPr>
+        <w:ind w:left="720" w:hanging="360"/>
+      </w:pPr>
+      <w:rPr>
+        <w:rFonts w:ascii="Symbol" w:hAnsi="Symbol" w:cs="Symbol" w:hint="default"/>
+      </w:rPr>
     </w:lvl>
     <w:lvl w:ilvl="1">
       <w:numFmt w:val="bullet"/>
-      <w:lvlText w:val="–"/>
-      <w:lvlJc w:val="left"/>
-      <w:pPr>
-        <w:ind w:left="1440" w:hanging="480"/>
-      </w:pPr>
+      <w:lvlText w:val="o"/>
+      <w:lvlJc w:val="left"/>
+      <w:pPr>
+        <w:ind w:left="1440" w:hanging="360"/>
+      </w:pPr>
+      <w:rPr>
+        <w:rFonts w:ascii="Courier New" w:hAnsi="Courier New" w:cs="Courier New" w:hint="default"/>
+      </w:rPr>
     </w:lvl>
     <w:lvl w:ilvl="2">
       <w:numFmt w:val="bullet"/>
-      <w:lvlText w:val="•"/>
-      <w:lvlJc w:val="left"/>
-      <w:pPr>
-        <w:ind w:left="2160" w:hanging="480"/>
-      </w:pPr>
+      <w:lvlText w:val=""/>
+      <w:lvlJc w:val="left"/>
+      <w:pPr>
+        <w:ind w:left="2160" w:hanging="360"/>
+      </w:pPr>
+      <w:rPr>
+        <w:rFonts w:ascii="Wingdings" w:hAnsi="Wingdings" w:cs="Wingdings" w:hint="default"/>
+      </w:rPr>
     </w:lvl>
     <w:lvl w:ilvl="3">
       <w:numFmt w:val="bullet"/>
-      <w:lvlText w:val="–"/>
-      <w:lvlJc w:val="left"/>
-      <w:pPr>
-        <w:ind w:left="2880" w:hanging="480"/>
-      </w:pPr>
+      <w:lvlText w:val=""/>
+      <w:lvlJc w:val="left"/>
+      <w:pPr>
+        <w:ind w:left="2880" w:hanging="360"/>
+      </w:pPr>
+      <w:rPr>
+        <w:rFonts w:ascii="Symbol" w:hAnsi="Symbol" w:cs="Symbol" w:hint="default"/>
+      </w:rPr>
     </w:lvl>
     <w:lvl w:ilvl="4">
       <w:numFmt w:val="bullet"/>
-      <w:lvlText w:val="•"/>
-      <w:lvlJc w:val="left"/>
-      <w:pPr>
-        <w:ind w:left="3600" w:hanging="480"/>
-      </w:pPr>
+      <w:lvlText w:val="o"/>
+      <w:lvlJc w:val="left"/>
+      <w:pPr>
+        <w:ind w:left="3600" w:hanging="360"/>
+      </w:pPr>
+      <w:rPr>
+        <w:rFonts w:ascii="Courier New" w:hAnsi="Courier New" w:cs="Courier New" w:hint="default"/>
+      </w:rPr>
     </w:lvl>
     <w:lvl w:ilvl="5">
       <w:numFmt w:val="bullet"/>
-      <w:lvlText w:val="–"/>
-      <w:lvlJc w:val="left"/>
-      <w:pPr>
-        <w:ind w:left="4320" w:hanging="480"/>
-      </w:pPr>
+      <w:lvlText w:val=""/>
+      <w:lvlJc w:val="left"/>
+      <w:pPr>
+        <w:ind w:left="4320" w:hanging="360"/>
+      </w:pPr>
+      <w:rPr>
+        <w:rFonts w:ascii="Wingdings" w:hAnsi="Wingdings" w:cs="Wingdings" w:hint="default"/>
+      </w:rPr>
     </w:lvl>
     <w:lvl w:ilvl="6">
       <w:numFmt w:val="bullet"/>
-      <w:lvlText w:val="•"/>
-      <w:lvlJc w:val="left"/>
-      <w:pPr>
-        <w:ind w:left="5040" w:hanging="480"/>
-      </w:pPr>
+      <w:lvlText w:val=""/>
+      <w:lvlJc w:val="left"/>
+      <w:pPr>
+        <w:ind w:left="5040" w:hanging="360"/>
+      </w:pPr>
+      <w:rPr>
+        <w:rFonts w:ascii="Symbol" w:hAnsi="Symbol" w:cs="Symbol" w:hint="default"/>
+      </w:rPr>
     </w:lvl>
     <w:lvl w:ilvl="7">
       <w:numFmt w:val="bullet"/>
-      <w:lvlText w:val="–"/>
-      <w:lvlJc w:val="left"/>
-      <w:pPr>
-        <w:ind w:left="5760" w:hanging="480"/>
-      </w:pPr>
+      <w:lvlText w:val="o"/>
+      <w:lvlJc w:val="left"/>
+      <w:pPr>
+        <w:ind w:left="5760" w:hanging="360"/>
+      </w:pPr>
+      <w:rPr>
+        <w:rFonts w:ascii="Courier New" w:hAnsi="Courier New" w:cs="Courier New" w:hint="default"/>
+      </w:rPr>
     </w:lvl>
     <w:lvl w:ilvl="8">
       <w:numFmt w:val="bullet"/>
-      <w:lvlText w:val="•"/>
-      <w:lvlJc w:val="left"/>
-      <w:pPr>
-        <w:ind w:left="6480" w:hanging="480"/>
-      </w:pPr>
+      <w:lvlText w:val=""/>
+      <w:lvlJc w:val="left"/>
+      <w:pPr>
+        <w:ind w:left="6480" w:hanging="360"/>
+      </w:pPr>
+      <w:rPr>
+        <w:rFonts w:ascii="Wingdings" w:hAnsi="Wingdings" w:cs="Wingdings" w:hint="default"/>
+      </w:rPr>
     </w:lvl>
   </w:abstractNum>
   <w:abstractNum w:abstractNumId="99411">
@@ -4233,7 +3329,7 @@
       <w:lvlText w:val="%1."/>
       <w:lvlJc w:val="left"/>
       <w:pPr>
-        <w:ind w:left="720" w:hanging="480"/>
+        <w:ind w:left="720" w:hanging="360"/>
       </w:pPr>
     </w:lvl>
     <w:lvl w:ilvl="1">
@@ -4242,7 +3338,7 @@
       <w:lvlText w:val="%2."/>
       <w:lvlJc w:val="left"/>
       <w:pPr>
-        <w:ind w:left="1440" w:hanging="480"/>
+        <w:ind w:left="1440" w:hanging="360"/>
       </w:pPr>
     </w:lvl>
     <w:lvl w:ilvl="2">
@@ -4251,7 +3347,7 @@
       <w:lvlText w:val="%3."/>
       <w:lvlJc w:val="left"/>
       <w:pPr>
-        <w:ind w:left="2160" w:hanging="480"/>
+        <w:ind w:left="2160" w:hanging="360"/>
       </w:pPr>
     </w:lvl>
     <w:lvl w:ilvl="3">
@@ -4260,7 +3356,7 @@
       <w:lvlText w:val="%4."/>
       <w:lvlJc w:val="left"/>
       <w:pPr>
-        <w:ind w:left="2880" w:hanging="480"/>
+        <w:ind w:left="2880" w:hanging="360"/>
       </w:pPr>
     </w:lvl>
     <w:lvl w:ilvl="4">
@@ -4269,7 +3365,7 @@
       <w:lvlText w:val="%5."/>
       <w:lvlJc w:val="left"/>
       <w:pPr>
-        <w:ind w:left="3600" w:hanging="480"/>
+        <w:ind w:left="3600" w:hanging="360"/>
       </w:pPr>
     </w:lvl>
     <w:lvl w:ilvl="5">
@@ -4278,7 +3374,7 @@
       <w:lvlText w:val="%6."/>
       <w:lvlJc w:val="left"/>
       <w:pPr>
-        <w:ind w:left="4320" w:hanging="480"/>
+        <w:ind w:left="4320" w:hanging="360"/>
       </w:pPr>
     </w:lvl>
     <w:lvl w:ilvl="6">
@@ -4287,7 +3383,7 @@
       <w:lvlText w:val="%7."/>
       <w:lvlJc w:val="left"/>
       <w:pPr>
-        <w:ind w:left="5040" w:hanging="480"/>
+        <w:ind w:left="5040" w:hanging="360"/>
       </w:pPr>
     </w:lvl>
     <w:lvl w:ilvl="7">
@@ -4296,7 +3392,7 @@
       <w:lvlText w:val="%8."/>
       <w:lvlJc w:val="left"/>
       <w:pPr>
-        <w:ind w:left="5760" w:hanging="480"/>
+        <w:ind w:left="5760" w:hanging="360"/>
       </w:pPr>
     </w:lvl>
     <w:lvl w:ilvl="8">
@@ -4305,7 +3401,7 @@
       <w:lvlText w:val="%9."/>
       <w:lvlJc w:val="left"/>
       <w:pPr>
-        <w:ind w:left="6480" w:hanging="480"/>
+        <w:ind w:left="6480" w:hanging="360"/>
       </w:pPr>
     </w:lvl>
   </w:abstractNum>
@@ -4318,7 +3414,7 @@
       <w:lvlText w:val="%1)"/>
       <w:lvlJc w:val="left"/>
       <w:pPr>
-        <w:ind w:left="720" w:hanging="480"/>
+        <w:ind w:left="720" w:hanging="360"/>
       </w:pPr>
     </w:lvl>
     <w:lvl w:ilvl="1">
@@ -4327,7 +3423,7 @@
       <w:lvlText w:val="%2)"/>
       <w:lvlJc w:val="left"/>
       <w:pPr>
-        <w:ind w:left="1440" w:hanging="480"/>
+        <w:ind w:left="1440" w:hanging="360"/>
       </w:pPr>
     </w:lvl>
     <w:lvl w:ilvl="2">
@@ -4336,7 +3432,7 @@
       <w:lvlText w:val="%3)"/>
       <w:lvlJc w:val="left"/>
       <w:pPr>
-        <w:ind w:left="2160" w:hanging="480"/>
+        <w:ind w:left="2160" w:hanging="360"/>
       </w:pPr>
     </w:lvl>
     <w:lvl w:ilvl="3">
@@ -4345,7 +3441,7 @@
       <w:lvlText w:val="%4)"/>
       <w:lvlJc w:val="left"/>
       <w:pPr>
-        <w:ind w:left="2880" w:hanging="480"/>
+        <w:ind w:left="2880" w:hanging="360"/>
       </w:pPr>
     </w:lvl>
     <w:lvl w:ilvl="4">
@@ -4354,7 +3450,7 @@
       <w:lvlText w:val="%5)"/>
       <w:lvlJc w:val="left"/>
       <w:pPr>
-        <w:ind w:left="3600" w:hanging="480"/>
+        <w:ind w:left="3600" w:hanging="360"/>
       </w:pPr>
     </w:lvl>
     <w:lvl w:ilvl="5">
@@ -4363,7 +3459,7 @@
       <w:lvlText w:val="%6)"/>
       <w:lvlJc w:val="left"/>
       <w:pPr>
-        <w:ind w:left="4320" w:hanging="480"/>
+        <w:ind w:left="4320" w:hanging="360"/>
       </w:pPr>
     </w:lvl>
     <w:lvl w:ilvl="6">
@@ -4372,7 +3468,7 @@
       <w:lvlText w:val="%7)"/>
       <w:lvlJc w:val="left"/>
       <w:pPr>
-        <w:ind w:left="5040" w:hanging="480"/>
+        <w:ind w:left="5040" w:hanging="360"/>
       </w:pPr>
     </w:lvl>
     <w:lvl w:ilvl="7">
@@ -4381,7 +3477,7 @@
       <w:lvlText w:val="%8)"/>
       <w:lvlJc w:val="left"/>
       <w:pPr>
-        <w:ind w:left="5760" w:hanging="480"/>
+        <w:ind w:left="5760" w:hanging="360"/>
       </w:pPr>
     </w:lvl>
     <w:lvl w:ilvl="8">
@@ -4390,7 +3486,7 @@
       <w:lvlText w:val="%9)"/>
       <w:lvlJc w:val="left"/>
       <w:pPr>
-        <w:ind w:left="6480" w:hanging="480"/>
+        <w:ind w:left="6480" w:hanging="360"/>
       </w:pPr>
     </w:lvl>
   </w:abstractNum>
@@ -4403,7 +3499,7 @@
       <w:lvlText w:val="%1)"/>
       <w:lvlJc w:val="left"/>
       <w:pPr>
-        <w:ind w:left="720" w:hanging="480"/>
+        <w:ind w:left="720" w:hanging="360"/>
       </w:pPr>
     </w:lvl>
     <w:lvl w:ilvl="1">
@@ -4412,7 +3508,7 @@
       <w:lvlText w:val="%2)"/>
       <w:lvlJc w:val="left"/>
       <w:pPr>
-        <w:ind w:left="1440" w:hanging="480"/>
+        <w:ind w:left="1440" w:hanging="360"/>
       </w:pPr>
     </w:lvl>
     <w:lvl w:ilvl="2">
@@ -4421,7 +3517,7 @@
       <w:lvlText w:val="%3)"/>
       <w:lvlJc w:val="left"/>
       <w:pPr>
-        <w:ind w:left="2160" w:hanging="480"/>
+        <w:ind w:left="2160" w:hanging="360"/>
       </w:pPr>
     </w:lvl>
     <w:lvl w:ilvl="3">
@@ -4430,7 +3526,7 @@
       <w:lvlText w:val="%4)"/>
       <w:lvlJc w:val="left"/>
       <w:pPr>
-        <w:ind w:left="2880" w:hanging="480"/>
+        <w:ind w:left="2880" w:hanging="360"/>
       </w:pPr>
     </w:lvl>
     <w:lvl w:ilvl="4">
@@ -4439,7 +3535,7 @@
       <w:lvlText w:val="%5)"/>
       <w:lvlJc w:val="left"/>
       <w:pPr>
-        <w:ind w:left="3600" w:hanging="480"/>
+        <w:ind w:left="3600" w:hanging="360"/>
       </w:pPr>
     </w:lvl>
     <w:lvl w:ilvl="5">
@@ -4448,7 +3544,7 @@
       <w:lvlText w:val="%6)"/>
       <w:lvlJc w:val="left"/>
       <w:pPr>
-        <w:ind w:left="4320" w:hanging="480"/>
+        <w:ind w:left="4320" w:hanging="360"/>
       </w:pPr>
     </w:lvl>
     <w:lvl w:ilvl="6">
@@ -4457,7 +3553,7 @@
       <w:lvlText w:val="%7)"/>
       <w:lvlJc w:val="left"/>
       <w:pPr>
-        <w:ind w:left="5040" w:hanging="480"/>
+        <w:ind w:left="5040" w:hanging="360"/>
       </w:pPr>
     </w:lvl>
     <w:lvl w:ilvl="7">
@@ -4466,7 +3562,7 @@
       <w:lvlText w:val="%8)"/>
       <w:lvlJc w:val="left"/>
       <w:pPr>
-        <w:ind w:left="5760" w:hanging="480"/>
+        <w:ind w:left="5760" w:hanging="360"/>
       </w:pPr>
     </w:lvl>
     <w:lvl w:ilvl="8">
@@ -4475,7 +3571,7 @@
       <w:lvlText w:val="%9)"/>
       <w:lvlJc w:val="left"/>
       <w:pPr>
-        <w:ind w:left="6480" w:hanging="480"/>
+        <w:ind w:left="6480" w:hanging="360"/>
       </w:pPr>
     </w:lvl>
   </w:abstractNum>
@@ -4488,7 +3584,7 @@
       <w:lvlText w:val="%1)"/>
       <w:lvlJc w:val="left"/>
       <w:pPr>
-        <w:ind w:left="720" w:hanging="480"/>
+        <w:ind w:left="720" w:hanging="360"/>
       </w:pPr>
     </w:lvl>
     <w:lvl w:ilvl="1">
@@ -4497,7 +3593,7 @@
       <w:lvlText w:val="%2)"/>
       <w:lvlJc w:val="left"/>
       <w:pPr>
-        <w:ind w:left="1440" w:hanging="480"/>
+        <w:ind w:left="1440" w:hanging="360"/>
       </w:pPr>
     </w:lvl>
     <w:lvl w:ilvl="2">
@@ -4506,7 +3602,7 @@
       <w:lvlText w:val="%3)"/>
       <w:lvlJc w:val="left"/>
       <w:pPr>
-        <w:ind w:left="2160" w:hanging="480"/>
+        <w:ind w:left="2160" w:hanging="360"/>
       </w:pPr>
     </w:lvl>
     <w:lvl w:ilvl="3">
@@ -4515,7 +3611,7 @@
       <w:lvlText w:val="%4)"/>
       <w:lvlJc w:val="left"/>
       <w:pPr>
-        <w:ind w:left="2880" w:hanging="480"/>
+        <w:ind w:left="2880" w:hanging="360"/>
       </w:pPr>
     </w:lvl>
     <w:lvl w:ilvl="4">
@@ -4524,7 +3620,7 @@
       <w:lvlText w:val="%5)"/>
       <w:lvlJc w:val="left"/>
       <w:pPr>
-        <w:ind w:left="3600" w:hanging="480"/>
+        <w:ind w:left="3600" w:hanging="360"/>
       </w:pPr>
     </w:lvl>
     <w:lvl w:ilvl="5">
@@ -4533,7 +3629,7 @@
       <w:lvlText w:val="%6)"/>
       <w:lvlJc w:val="left"/>
       <w:pPr>
-        <w:ind w:left="4320" w:hanging="480"/>
+        <w:ind w:left="4320" w:hanging="360"/>
       </w:pPr>
     </w:lvl>
     <w:lvl w:ilvl="6">
@@ -4542,7 +3638,7 @@
       <w:lvlText w:val="%7)"/>
       <w:lvlJc w:val="left"/>
       <w:pPr>
-        <w:ind w:left="5040" w:hanging="480"/>
+        <w:ind w:left="5040" w:hanging="360"/>
       </w:pPr>
     </w:lvl>
     <w:lvl w:ilvl="7">
@@ -4551,7 +3647,7 @@
       <w:lvlText w:val="%8)"/>
       <w:lvlJc w:val="left"/>
       <w:pPr>
-        <w:ind w:left="5760" w:hanging="480"/>
+        <w:ind w:left="5760" w:hanging="360"/>
       </w:pPr>
     </w:lvl>
     <w:lvl w:ilvl="8">
@@ -4560,7 +3656,7 @@
       <w:lvlText w:val="%9)"/>
       <w:lvlJc w:val="left"/>
       <w:pPr>
-        <w:ind w:left="6480" w:hanging="480"/>
+        <w:ind w:left="6480" w:hanging="360"/>
       </w:pPr>
     </w:lvl>
   </w:abstractNum>
@@ -5034,10 +4130,10 @@
   <w:docDefaults>
     <w:rPrDefault>
       <w:rPr>
-        <w:rFonts w:asciiTheme="minorHAnsi" w:cstheme="minorBidi" w:eastAsiaTheme="minorHAnsi" w:hAnsiTheme="minorHAnsi"/>
+        <w:rFonts w:asciiTheme="minorHAnsi" w:cstheme="minorBidi" w:eastAsiaTheme="minorEastAsia" w:hAnsiTheme="minorHAnsi"/>
         <w:sz w:val="24"/>
         <w:szCs w:val="24"/>
-        <w:lang w:bidi="ar-SA" w:eastAsia="en-US" w:val="es-ES"/>
+        <w:lang w:bidi="ar-SA" w:eastAsia="zh-CN" w:val="es-ES"/>
       </w:rPr>
     </w:rPrDefault>
     <w:pPrDefault>
@@ -5078,57 +4174,94 @@
     <w:name w:val="Title"/>
     <w:basedOn w:val="Normal"/>
     <w:next w:val="BodyText"/>
+    <w:link w:val="TitleChar"/>
+    <w:uiPriority w:val="10"/>
     <w:qFormat/>
+    <w:rsid w:val="00A10FD9"/>
     <w:pPr>
-      <w:keepNext/>
-      <w:keepLines/>
-      <w:spacing w:after="240" w:before="480"/>
+      <w:spacing w:after="80" w:line="240" w:lineRule="auto"/>
+      <w:contextualSpacing/>
       <w:jc w:val="center"/>
     </w:pPr>
     <w:rPr>
       <w:rFonts w:asciiTheme="majorHAnsi" w:cstheme="majorBidi" w:eastAsiaTheme="majorEastAsia" w:hAnsiTheme="majorHAnsi"/>
-      <w:b/>
-      <w:bCs/>
-      <w:color w:themeColor="accent1" w:themeShade="B5" w:val="345A8A"/>
-      <w:sz w:val="36"/>
-      <w:szCs w:val="36"/>
+      <w:sz w:val="56"/>
+      <w:szCs w:val="56"/>
+    </w:rPr>
+  </w:style>
+  <w:style w:customStyle="1" w:styleId="TitleChar" w:type="character">
+    <w:name w:val="Title Char"/>
+    <w:basedOn w:val="DefaultParagraphFont"/>
+    <w:link w:val="Title"/>
+    <w:uiPriority w:val="10"/>
+    <w:rsid w:val="00A10FD9"/>
+    <w:rPr>
+      <w:rFonts w:asciiTheme="majorHAnsi" w:cstheme="majorBidi" w:eastAsiaTheme="majorEastAsia" w:hAnsiTheme="majorHAnsi"/>
+      <w:sz w:val="56"/>
+      <w:szCs w:val="56"/>
     </w:rPr>
   </w:style>
   <w:style w:styleId="Subtitle" w:type="paragraph">
     <w:name w:val="Subtitle"/>
+    <w:basedOn w:val="Title"/>
+    <w:next w:val="BodyText"/>
+    <w:link w:val="SubtitleChar"/>
+    <w:uiPriority w:val="11"/>
+    <w:qFormat/>
+    <w:rsid w:val="00A10FD9"/>
+    <w:pPr>
+      <w:numPr>
+        <w:ilvl w:val="1"/>
+      </w:numPr>
+    </w:pPr>
+    <w:rPr>
+      <w:rFonts w:cstheme="majorBidi" w:eastAsiaTheme="majorEastAsia"/>
+      <w:spacing w:val="15"/>
+      <w:sz w:val="28"/>
+      <w:szCs w:val="28"/>
+    </w:rPr>
+  </w:style>
+  <w:style w:customStyle="1" w:styleId="SubtitleChar" w:type="character">
+    <w:name w:val="Subtitle Char"/>
+    <w:basedOn w:val="DefaultParagraphFont"/>
+    <w:link w:val="Subtitle"/>
+    <w:uiPriority w:val="11"/>
+    <w:rsid w:val="00A10FD9"/>
+    <w:rPr>
+      <w:rFonts w:cstheme="majorBidi" w:eastAsiaTheme="majorEastAsia"/>
+      <w:color w:themeColor="text1" w:themeTint="A6" w:val="595959"/>
+      <w:spacing w:val="15"/>
+      <w:sz w:val="28"/>
+      <w:szCs w:val="28"/>
+    </w:rPr>
+  </w:style>
+  <w:style w:customStyle="1" w:styleId="Author" w:type="paragraph">
+    <w:name w:val="Author"/>
     <w:basedOn w:val="Title"/>
     <w:next w:val="BodyText"/>
     <w:qFormat/>
     <w:pPr>
       <w:keepNext/>
       <w:keepLines/>
-      <w:spacing w:after="240" w:before="240"/>
-      <w:jc w:val="center"/>
     </w:pPr>
     <w:rPr>
-      <w:sz w:val="30"/>
-      <w:szCs w:val="30"/>
-    </w:rPr>
-  </w:style>
-  <w:style w:customStyle="1" w:styleId="Author" w:type="paragraph">
-    <w:name w:val="Author"/>
+      <w:sz w:val="24"/>
+      <w:szCs w:val="24"/>
+    </w:rPr>
+  </w:style>
+  <w:style w:styleId="Date" w:type="paragraph">
+    <w:name w:val="Date"/>
+    <w:basedOn w:val="Title"/>
     <w:next w:val="BodyText"/>
     <w:qFormat/>
     <w:pPr>
       <w:keepNext/>
       <w:keepLines/>
-      <w:jc w:val="center"/>
     </w:pPr>
-  </w:style>
-  <w:style w:styleId="Date" w:type="paragraph">
-    <w:name w:val="Date"/>
-    <w:next w:val="BodyText"/>
-    <w:qFormat/>
-    <w:pPr>
-      <w:keepNext/>
-      <w:keepLines/>
-      <w:jc w:val="center"/>
-    </w:pPr>
+    <w:rPr>
+      <w:sz w:val="24"/>
+      <w:szCs w:val="24"/>
+    </w:rPr>
   </w:style>
   <w:style w:customStyle="1" w:styleId="AbstractTitle" w:type="paragraph">
     <w:name w:val="Abstract Title"/>
@@ -5143,7 +4276,6 @@
     </w:pPr>
     <w:rPr>
       <w:b/>
-      <w:color w:val="345A8A"/>
       <w:sz w:val="20"/>
       <w:szCs w:val="20"/>
     </w:rPr>
@@ -5172,191 +4304,321 @@
     <w:rPr/>
   </w:style>
   <w:style w:styleId="Heading1" w:type="paragraph">
-    <w:name w:val="Heading 1"/>
+    <w:name w:val="heading 1"/>
     <w:basedOn w:val="Normal"/>
     <w:next w:val="BodyText"/>
+    <w:link w:val="Heading1Char"/>
     <w:uiPriority w:val="9"/>
     <w:qFormat/>
+    <w:rsid w:val="00A10FD9"/>
     <w:pPr>
       <w:keepNext/>
       <w:keepLines/>
-      <w:spacing w:after="0" w:before="480"/>
+      <w:spacing w:after="80" w:before="360"/>
       <w:outlineLvl w:val="0"/>
     </w:pPr>
     <w:rPr>
       <w:rFonts w:asciiTheme="majorHAnsi" w:cstheme="majorBidi" w:eastAsiaTheme="majorEastAsia" w:hAnsiTheme="majorHAnsi"/>
-      <w:b/>
-      <w:bCs/>
-      <w:color w:themeColor="accent1" w:val="4F81BD"/>
-      <w:sz w:val="32"/>
-      <w:szCs w:val="32"/>
+      <w:color w:themeColor="accent1" w:themeShade="BF" w:val="0F4761"/>
+      <w:sz w:val="40"/>
+      <w:szCs w:val="40"/>
     </w:rPr>
   </w:style>
   <w:style w:styleId="Heading2" w:type="paragraph">
-    <w:name w:val="Heading 2"/>
+    <w:name w:val="heading 2"/>
     <w:basedOn w:val="Normal"/>
     <w:next w:val="BodyText"/>
+    <w:link w:val="Heading2Char"/>
     <w:uiPriority w:val="9"/>
+    <w:semiHidden/>
     <w:unhideWhenUsed/>
     <w:qFormat/>
+    <w:rsid w:val="00A10FD9"/>
     <w:pPr>
       <w:keepNext/>
       <w:keepLines/>
-      <w:spacing w:after="0" w:before="200"/>
+      <w:spacing w:after="80" w:before="160"/>
       <w:outlineLvl w:val="1"/>
     </w:pPr>
     <w:rPr>
       <w:rFonts w:asciiTheme="majorHAnsi" w:cstheme="majorBidi" w:eastAsiaTheme="majorEastAsia" w:hAnsiTheme="majorHAnsi"/>
-      <w:b/>
-      <w:bCs/>
-      <w:color w:themeColor="accent1" w:val="4F81BD"/>
-      <w:sz w:val="28"/>
-      <w:szCs w:val="28"/>
+      <w:color w:themeColor="accent1" w:themeShade="BF" w:val="0F4761"/>
+      <w:sz w:val="32"/>
+      <w:szCs w:val="32"/>
     </w:rPr>
   </w:style>
   <w:style w:styleId="Heading3" w:type="paragraph">
-    <w:name w:val="Heading 3"/>
+    <w:name w:val="heading 3"/>
     <w:basedOn w:val="Normal"/>
     <w:next w:val="BodyText"/>
+    <w:link w:val="Heading3Char"/>
     <w:uiPriority w:val="9"/>
+    <w:semiHidden/>
     <w:unhideWhenUsed/>
     <w:qFormat/>
+    <w:rsid w:val="00A10FD9"/>
     <w:pPr>
       <w:keepNext/>
       <w:keepLines/>
-      <w:spacing w:after="0" w:before="200"/>
+      <w:spacing w:after="80" w:before="160"/>
       <w:outlineLvl w:val="2"/>
     </w:pPr>
     <w:rPr>
-      <w:rFonts w:asciiTheme="majorHAnsi" w:cstheme="majorBidi" w:eastAsiaTheme="majorEastAsia" w:hAnsiTheme="majorHAnsi"/>
-      <w:b/>
-      <w:bCs/>
-      <w:color w:themeColor="accent1" w:val="4F81BD"/>
-      <w:sz w:val="24"/>
-      <w:szCs w:val="24"/>
+      <w:rFonts w:cstheme="majorBidi" w:eastAsiaTheme="majorEastAsia"/>
+      <w:color w:themeColor="accent1" w:themeShade="BF" w:val="0F4761"/>
+      <w:sz w:val="28"/>
+      <w:szCs w:val="28"/>
     </w:rPr>
   </w:style>
   <w:style w:styleId="Heading4" w:type="paragraph">
-    <w:name w:val="Heading 4"/>
+    <w:name w:val="heading 4"/>
     <w:basedOn w:val="Normal"/>
     <w:next w:val="BodyText"/>
+    <w:link w:val="Heading4Char"/>
     <w:uiPriority w:val="9"/>
+    <w:semiHidden/>
     <w:unhideWhenUsed/>
     <w:qFormat/>
+    <w:rsid w:val="00A10FD9"/>
     <w:pPr>
       <w:keepNext/>
       <w:keepLines/>
-      <w:spacing w:after="0" w:before="200"/>
+      <w:spacing w:after="40" w:before="80"/>
       <w:outlineLvl w:val="3"/>
     </w:pPr>
     <w:rPr>
-      <w:rFonts w:asciiTheme="majorHAnsi" w:cstheme="majorBidi" w:eastAsiaTheme="majorEastAsia" w:hAnsiTheme="majorHAnsi"/>
-      <w:bCs/>
+      <w:rFonts w:cstheme="majorBidi" w:eastAsiaTheme="majorEastAsia"/>
       <w:i/>
-      <w:color w:themeColor="accent1" w:val="4F81BD"/>
-      <w:sz w:val="24"/>
-      <w:szCs w:val="24"/>
+      <w:iCs/>
+      <w:color w:themeColor="accent1" w:themeShade="BF" w:val="0F4761"/>
     </w:rPr>
   </w:style>
   <w:style w:styleId="Heading5" w:type="paragraph">
-    <w:name w:val="Heading 5"/>
+    <w:name w:val="heading 5"/>
     <w:basedOn w:val="Normal"/>
     <w:next w:val="BodyText"/>
+    <w:link w:val="Heading5Char"/>
     <w:uiPriority w:val="9"/>
+    <w:semiHidden/>
     <w:unhideWhenUsed/>
     <w:qFormat/>
+    <w:rsid w:val="00A10FD9"/>
     <w:pPr>
       <w:keepNext/>
       <w:keepLines/>
-      <w:spacing w:after="0" w:before="200"/>
+      <w:spacing w:after="40" w:before="80"/>
       <w:outlineLvl w:val="4"/>
     </w:pPr>
     <w:rPr>
-      <w:rFonts w:asciiTheme="majorHAnsi" w:cstheme="majorBidi" w:eastAsiaTheme="majorEastAsia" w:hAnsiTheme="majorHAnsi"/>
-      <w:iCs/>
-      <w:color w:themeColor="accent1" w:val="4F81BD"/>
-      <w:sz w:val="24"/>
-      <w:szCs w:val="24"/>
+      <w:rFonts w:cstheme="majorBidi" w:eastAsiaTheme="majorEastAsia"/>
+      <w:color w:themeColor="accent1" w:themeShade="BF" w:val="0F4761"/>
     </w:rPr>
   </w:style>
   <w:style w:styleId="Heading6" w:type="paragraph">
-    <w:name w:val="Heading 6"/>
+    <w:name w:val="heading 6"/>
     <w:basedOn w:val="Normal"/>
     <w:next w:val="BodyText"/>
+    <w:link w:val="Heading6Char"/>
     <w:uiPriority w:val="9"/>
+    <w:semiHidden/>
     <w:unhideWhenUsed/>
     <w:qFormat/>
+    <w:rsid w:val="00A10FD9"/>
     <w:pPr>
       <w:keepNext/>
       <w:keepLines/>
-      <w:spacing w:after="0" w:before="200"/>
+      <w:spacing w:after="0" w:before="40"/>
       <w:outlineLvl w:val="5"/>
     </w:pPr>
     <w:rPr>
-      <w:rFonts w:asciiTheme="majorHAnsi" w:cstheme="majorBidi" w:eastAsiaTheme="majorEastAsia" w:hAnsiTheme="majorHAnsi"/>
-      <w:color w:themeColor="accent1" w:val="4F81BD"/>
-      <w:sz w:val="24"/>
-      <w:szCs w:val="24"/>
+      <w:rFonts w:cstheme="majorBidi" w:eastAsiaTheme="majorEastAsia"/>
+      <w:i/>
+      <w:iCs/>
+      <w:color w:themeColor="text1" w:themeTint="A6" w:val="595959"/>
     </w:rPr>
   </w:style>
   <w:style w:styleId="Heading7" w:type="paragraph">
-    <w:name w:val="Heading 7"/>
+    <w:name w:val="heading 7"/>
     <w:basedOn w:val="Normal"/>
     <w:next w:val="BodyText"/>
+    <w:link w:val="Heading7Char"/>
     <w:uiPriority w:val="9"/>
+    <w:semiHidden/>
     <w:unhideWhenUsed/>
     <w:qFormat/>
+    <w:rsid w:val="00A10FD9"/>
     <w:pPr>
       <w:keepNext/>
       <w:keepLines/>
-      <w:spacing w:after="0" w:before="200"/>
+      <w:spacing w:after="0" w:before="40"/>
       <w:outlineLvl w:val="6"/>
     </w:pPr>
     <w:rPr>
-      <w:rFonts w:asciiTheme="majorHAnsi" w:cstheme="majorBidi" w:eastAsiaTheme="majorEastAsia" w:hAnsiTheme="majorHAnsi"/>
-      <w:color w:themeColor="accent1" w:val="4F81BD"/>
-      <w:sz w:val="24"/>
-      <w:szCs w:val="24"/>
+      <w:rFonts w:cstheme="majorBidi" w:eastAsiaTheme="majorEastAsia"/>
+      <w:color w:themeColor="text1" w:themeTint="A6" w:val="595959"/>
     </w:rPr>
   </w:style>
   <w:style w:styleId="Heading8" w:type="paragraph">
-    <w:name w:val="Heading 8"/>
+    <w:name w:val="heading 8"/>
     <w:basedOn w:val="Normal"/>
     <w:next w:val="BodyText"/>
+    <w:link w:val="Heading8Char"/>
     <w:uiPriority w:val="9"/>
+    <w:semiHidden/>
     <w:unhideWhenUsed/>
     <w:qFormat/>
+    <w:rsid w:val="00A10FD9"/>
     <w:pPr>
       <w:keepNext/>
       <w:keepLines/>
-      <w:spacing w:after="0" w:before="200"/>
+      <w:spacing w:after="0"/>
       <w:outlineLvl w:val="7"/>
     </w:pPr>
     <w:rPr>
-      <w:rFonts w:asciiTheme="majorHAnsi" w:cstheme="majorBidi" w:eastAsiaTheme="majorEastAsia" w:hAnsiTheme="majorHAnsi"/>
-      <w:color w:themeColor="accent1" w:val="4F81BD"/>
-      <w:sz w:val="24"/>
-      <w:szCs w:val="24"/>
+      <w:rFonts w:cstheme="majorBidi" w:eastAsiaTheme="majorEastAsia"/>
+      <w:i/>
+      <w:iCs/>
+      <w:color w:themeColor="text1" w:themeTint="D8" w:val="272727"/>
     </w:rPr>
   </w:style>
   <w:style w:styleId="Heading9" w:type="paragraph">
-    <w:name w:val="Heading 9"/>
+    <w:name w:val="heading 9"/>
     <w:basedOn w:val="Normal"/>
     <w:next w:val="BodyText"/>
+    <w:link w:val="Heading9Char"/>
     <w:uiPriority w:val="9"/>
+    <w:semiHidden/>
     <w:unhideWhenUsed/>
     <w:qFormat/>
+    <w:rsid w:val="00A10FD9"/>
     <w:pPr>
       <w:keepNext/>
       <w:keepLines/>
-      <w:spacing w:after="0" w:before="200"/>
+      <w:spacing w:after="0"/>
       <w:outlineLvl w:val="8"/>
     </w:pPr>
     <w:rPr>
+      <w:rFonts w:cstheme="majorBidi" w:eastAsiaTheme="majorEastAsia"/>
+      <w:color w:themeColor="text1" w:themeTint="D8" w:val="272727"/>
+    </w:rPr>
+  </w:style>
+  <w:style w:customStyle="1" w:styleId="Heading1Char" w:type="character">
+    <w:name w:val="Heading 1 Char"/>
+    <w:basedOn w:val="DefaultParagraphFont"/>
+    <w:link w:val="Heading1"/>
+    <w:uiPriority w:val="9"/>
+    <w:rsid w:val="00A10FD9"/>
+    <w:rPr>
       <w:rFonts w:asciiTheme="majorHAnsi" w:cstheme="majorBidi" w:eastAsiaTheme="majorEastAsia" w:hAnsiTheme="majorHAnsi"/>
-      <w:color w:themeColor="accent1" w:val="4F81BD"/>
-      <w:sz w:val="24"/>
-      <w:szCs w:val="24"/>
+      <w:color w:themeColor="accent1" w:themeShade="BF" w:val="0F4761"/>
+      <w:sz w:val="40"/>
+      <w:szCs w:val="40"/>
+    </w:rPr>
+  </w:style>
+  <w:style w:customStyle="1" w:styleId="Heading2Char" w:type="character">
+    <w:name w:val="Heading 2 Char"/>
+    <w:basedOn w:val="DefaultParagraphFont"/>
+    <w:link w:val="Heading2"/>
+    <w:uiPriority w:val="9"/>
+    <w:semiHidden/>
+    <w:rsid w:val="00A10FD9"/>
+    <w:rPr>
+      <w:rFonts w:asciiTheme="majorHAnsi" w:cstheme="majorBidi" w:eastAsiaTheme="majorEastAsia" w:hAnsiTheme="majorHAnsi"/>
+      <w:color w:themeColor="accent1" w:themeShade="BF" w:val="0F4761"/>
+      <w:sz w:val="32"/>
+      <w:szCs w:val="32"/>
+    </w:rPr>
+  </w:style>
+  <w:style w:customStyle="1" w:styleId="Heading3Char" w:type="character">
+    <w:name w:val="Heading 3 Char"/>
+    <w:basedOn w:val="DefaultParagraphFont"/>
+    <w:link w:val="Heading3"/>
+    <w:uiPriority w:val="9"/>
+    <w:semiHidden/>
+    <w:rsid w:val="00A10FD9"/>
+    <w:rPr>
+      <w:rFonts w:cstheme="majorBidi" w:eastAsiaTheme="majorEastAsia"/>
+      <w:color w:themeColor="accent1" w:themeShade="BF" w:val="0F4761"/>
+      <w:sz w:val="28"/>
+      <w:szCs w:val="28"/>
+    </w:rPr>
+  </w:style>
+  <w:style w:customStyle="1" w:styleId="Heading4Char" w:type="character">
+    <w:name w:val="Heading 4 Char"/>
+    <w:basedOn w:val="DefaultParagraphFont"/>
+    <w:link w:val="Heading4"/>
+    <w:uiPriority w:val="9"/>
+    <w:semiHidden/>
+    <w:rsid w:val="00A10FD9"/>
+    <w:rPr>
+      <w:rFonts w:cstheme="majorBidi" w:eastAsiaTheme="majorEastAsia"/>
+      <w:i/>
+      <w:iCs/>
+      <w:color w:themeColor="accent1" w:themeShade="BF" w:val="0F4761"/>
+    </w:rPr>
+  </w:style>
+  <w:style w:customStyle="1" w:styleId="Heading5Char" w:type="character">
+    <w:name w:val="Heading 5 Char"/>
+    <w:basedOn w:val="DefaultParagraphFont"/>
+    <w:link w:val="Heading5"/>
+    <w:uiPriority w:val="9"/>
+    <w:semiHidden/>
+    <w:rsid w:val="00A10FD9"/>
+    <w:rPr>
+      <w:rFonts w:cstheme="majorBidi" w:eastAsiaTheme="majorEastAsia"/>
+      <w:color w:themeColor="accent1" w:themeShade="BF" w:val="0F4761"/>
+    </w:rPr>
+  </w:style>
+  <w:style w:customStyle="1" w:styleId="Heading6Char" w:type="character">
+    <w:name w:val="Heading 6 Char"/>
+    <w:basedOn w:val="DefaultParagraphFont"/>
+    <w:link w:val="Heading6"/>
+    <w:uiPriority w:val="9"/>
+    <w:semiHidden/>
+    <w:rsid w:val="00A10FD9"/>
+    <w:rPr>
+      <w:rFonts w:cstheme="majorBidi" w:eastAsiaTheme="majorEastAsia"/>
+      <w:i/>
+      <w:iCs/>
+      <w:color w:themeColor="text1" w:themeTint="A6" w:val="595959"/>
+    </w:rPr>
+  </w:style>
+  <w:style w:customStyle="1" w:styleId="Heading7Char" w:type="character">
+    <w:name w:val="Heading 7 Char"/>
+    <w:basedOn w:val="DefaultParagraphFont"/>
+    <w:link w:val="Heading7"/>
+    <w:uiPriority w:val="9"/>
+    <w:semiHidden/>
+    <w:rsid w:val="00A10FD9"/>
+    <w:rPr>
+      <w:rFonts w:cstheme="majorBidi" w:eastAsiaTheme="majorEastAsia"/>
+      <w:color w:themeColor="text1" w:themeTint="A6" w:val="595959"/>
+    </w:rPr>
+  </w:style>
+  <w:style w:customStyle="1" w:styleId="Heading8Char" w:type="character">
+    <w:name w:val="Heading 8 Char"/>
+    <w:basedOn w:val="DefaultParagraphFont"/>
+    <w:link w:val="Heading8"/>
+    <w:uiPriority w:val="9"/>
+    <w:semiHidden/>
+    <w:rsid w:val="00A10FD9"/>
+    <w:rPr>
+      <w:rFonts w:cstheme="majorBidi" w:eastAsiaTheme="majorEastAsia"/>
+      <w:i/>
+      <w:iCs/>
+      <w:color w:themeColor="text1" w:themeTint="D8" w:val="272727"/>
+    </w:rPr>
+  </w:style>
+  <w:style w:customStyle="1" w:styleId="Heading9Char" w:type="character">
+    <w:name w:val="Heading 9 Char"/>
+    <w:basedOn w:val="DefaultParagraphFont"/>
+    <w:link w:val="Heading9"/>
+    <w:uiPriority w:val="9"/>
+    <w:semiHidden/>
+    <w:rsid w:val="00A10FD9"/>
+    <w:rPr>
+      <w:rFonts w:cstheme="majorBidi" w:eastAsiaTheme="majorEastAsia"/>
+      <w:color w:themeColor="text1" w:themeTint="D8" w:val="272727"/>
     </w:rPr>
   </w:style>
   <w:style w:styleId="BlockText" w:type="paragraph">
@@ -5381,8 +4643,8 @@
   </w:style>
   <w:style w:styleId="FootnoteBlockText" w:type="paragraph">
     <w:name w:val="Footnote Block Text"/>
-    <w:basedOn w:val="Footnote Text"/>
-    <w:next w:val="Footnote Text"/>
+    <w:basedOn w:val="FootnoteText"/>
+    <w:next w:val="FootnoteText"/>
     <w:uiPriority w:val="9"/>
     <w:unhideWhenUsed/>
     <w:qFormat/>
@@ -5412,13 +4674,6 @@
       </w:tblCellMar>
     </w:tblPr>
     <w:tblStylePr w:type="firstRow">
-      <w:tblPr>
-        <w:jc w:val="left"/>
-        <w:tblInd w:type="dxa" w:w="0"/>
-      </w:tblPr>
-      <w:trPr>
-        <w:jc w:val="left"/>
-      </w:trPr>
       <w:tcPr>
         <w:tcBorders>
           <w:bottom w:val="single"/>
@@ -5774,44 +5029,44 @@
         <a:sysClr val="window" lastClr="FFFFFF"/>
       </a:lt1>
       <a:dk2>
-        <a:srgbClr val="1F497D"/>
+        <a:srgbClr val="0E2841"/>
       </a:dk2>
       <a:lt2>
-        <a:srgbClr val="EEECE1"/>
+        <a:srgbClr val="E8E8E8"/>
       </a:lt2>
       <a:accent1>
-        <a:srgbClr val="4F81BD"/>
+        <a:srgbClr val="156082"/>
       </a:accent1>
       <a:accent2>
-        <a:srgbClr val="C0504D"/>
+        <a:srgbClr val="E97132"/>
       </a:accent2>
       <a:accent3>
-        <a:srgbClr val="9BBB59"/>
+        <a:srgbClr val="196B24"/>
       </a:accent3>
       <a:accent4>
-        <a:srgbClr val="8064A2"/>
+        <a:srgbClr val="0F9ED5"/>
       </a:accent4>
       <a:accent5>
-        <a:srgbClr val="4BACC6"/>
+        <a:srgbClr val="A02B93"/>
       </a:accent5>
       <a:accent6>
-        <a:srgbClr val="F79646"/>
+        <a:srgbClr val="4EA72E"/>
       </a:accent6>
       <a:hlink>
-        <a:srgbClr val="0000FF"/>
+        <a:srgbClr val="467886"/>
       </a:hlink>
       <a:folHlink>
-        <a:srgbClr val="800080"/>
+        <a:srgbClr val="96607D"/>
       </a:folHlink>
     </a:clrScheme>
     <a:fontScheme name="Office">
       <a:majorFont>
-        <a:latin typeface="Calibri"/>
+        <a:latin typeface="Aptos Display" panose="02110004020202020204"/>
         <a:ea typeface=""/>
         <a:cs typeface=""/>
-        <a:font script="Jpan" typeface="ＭＳ ゴシック"/>
+        <a:font script="Jpan" typeface="游ゴシック Light"/>
         <a:font script="Hang" typeface="맑은 고딕"/>
-        <a:font script="Hans" typeface="宋体"/>
+        <a:font script="Hans" typeface="等线 Light"/>
         <a:font script="Hant" typeface="新細明體"/>
         <a:font script="Arab" typeface="Times New Roman"/>
         <a:font script="Hebr" typeface="Times New Roman"/>
@@ -5838,14 +5093,32 @@
         <a:font script="Mong" typeface="Mongolian Baiti"/>
         <a:font script="Viet" typeface="Times New Roman"/>
         <a:font script="Uigh" typeface="Microsoft Uighur"/>
+        <a:font script="Geor" typeface="Sylfaen"/>
+        <a:font script="Armn" typeface="Arial"/>
+        <a:font script="Bugi" typeface="Leelawadee UI"/>
+        <a:font script="Bopo" typeface="Microsoft JhengHei"/>
+        <a:font script="Java" typeface="Javanese Text"/>
+        <a:font script="Lisu" typeface="Segoe UI"/>
+        <a:font script="Mymr" typeface="Myanmar Text"/>
+        <a:font script="Nkoo" typeface="Ebrima"/>
+        <a:font script="Olck" typeface="Nirmala UI"/>
+        <a:font script="Osma" typeface="Ebrima"/>
+        <a:font script="Phag" typeface="Phagspa"/>
+        <a:font script="Syrn" typeface="Estrangelo Edessa"/>
+        <a:font script="Syrj" typeface="Estrangelo Edessa"/>
+        <a:font script="Syre" typeface="Estrangelo Edessa"/>
+        <a:font script="Sora" typeface="Nirmala UI"/>
+        <a:font script="Tale" typeface="Microsoft Tai Le"/>
+        <a:font script="Talu" typeface="Microsoft New Tai Lue"/>
+        <a:font script="Tfng" typeface="Ebrima"/>
       </a:majorFont>
       <a:minorFont>
-        <a:latin typeface="Cambria"/>
+        <a:latin typeface="Aptos" panose="02110004020202020204"/>
         <a:ea typeface=""/>
         <a:cs typeface=""/>
-        <a:font script="Jpan" typeface="ＭＳ 明朝"/>
+        <a:font script="Jpan" typeface="游明朝"/>
         <a:font script="Hang" typeface="맑은 고딕"/>
-        <a:font script="Hans" typeface="宋体"/>
+        <a:font script="Hans" typeface="等线"/>
         <a:font script="Hant" typeface="新細明體"/>
         <a:font script="Arab" typeface="Arial"/>
         <a:font script="Hebr" typeface="Arial"/>
@@ -5872,6 +5145,24 @@
         <a:font script="Mong" typeface="Mongolian Baiti"/>
         <a:font script="Viet" typeface="Arial"/>
         <a:font script="Uigh" typeface="Microsoft Uighur"/>
+        <a:font script="Geor" typeface="Sylfaen"/>
+        <a:font script="Armn" typeface="Arial"/>
+        <a:font script="Bugi" typeface="Leelawadee UI"/>
+        <a:font script="Bopo" typeface="Microsoft JhengHei"/>
+        <a:font script="Java" typeface="Javanese Text"/>
+        <a:font script="Lisu" typeface="Segoe UI"/>
+        <a:font script="Mymr" typeface="Myanmar Text"/>
+        <a:font script="Nkoo" typeface="Ebrima"/>
+        <a:font script="Olck" typeface="Nirmala UI"/>
+        <a:font script="Osma" typeface="Ebrima"/>
+        <a:font script="Phag" typeface="Phagspa"/>
+        <a:font script="Syrn" typeface="Estrangelo Edessa"/>
+        <a:font script="Syrj" typeface="Estrangelo Edessa"/>
+        <a:font script="Syre" typeface="Estrangelo Edessa"/>
+        <a:font script="Sora" typeface="Nirmala UI"/>
+        <a:font script="Tale" typeface="Microsoft Tai Le"/>
+        <a:font script="Talu" typeface="Microsoft New Tai Lue"/>
+        <a:font script="Tfng" typeface="Ebrima"/>
       </a:minorFont>
     </a:fontScheme>
     <a:fmtScheme name="Office">
@@ -5883,200 +5174,141 @@
           <a:gsLst>
             <a:gs pos="0">
               <a:schemeClr val="phClr">
-                <a:tint val="50000"/>
-                <a:satMod val="300000"/>
+                <a:lumMod val="110000"/>
+                <a:satMod val="105000"/>
+                <a:tint val="67000"/>
               </a:schemeClr>
             </a:gs>
-            <a:gs pos="35000">
+            <a:gs pos="50000">
               <a:schemeClr val="phClr">
-                <a:tint val="37000"/>
-                <a:satMod val="300000"/>
+                <a:lumMod val="105000"/>
+                <a:satMod val="103000"/>
+                <a:tint val="73000"/>
               </a:schemeClr>
             </a:gs>
             <a:gs pos="100000">
               <a:schemeClr val="phClr">
-                <a:tint val="15000"/>
-                <a:satMod val="350000"/>
+                <a:lumMod val="105000"/>
+                <a:satMod val="109000"/>
+                <a:tint val="81000"/>
               </a:schemeClr>
             </a:gs>
           </a:gsLst>
-          <a:lin ang="16200000" scaled="1"/>
+          <a:lin ang="5400000" scaled="0"/>
         </a:gradFill>
         <a:gradFill rotWithShape="1">
           <a:gsLst>
             <a:gs pos="0">
               <a:schemeClr val="phClr">
-                <a:tint val="100000"/>
+                <a:satMod val="103000"/>
+                <a:lumMod val="102000"/>
+                <a:tint val="94000"/>
+              </a:schemeClr>
+            </a:gs>
+            <a:gs pos="50000">
+              <a:schemeClr val="phClr">
+                <a:satMod val="110000"/>
+                <a:lumMod val="100000"/>
                 <a:shade val="100000"/>
-                <a:satMod val="130000"/>
               </a:schemeClr>
             </a:gs>
             <a:gs pos="100000">
               <a:schemeClr val="phClr">
-                <a:tint val="50000"/>
-                <a:shade val="100000"/>
-                <a:satMod val="350000"/>
+                <a:lumMod val="99000"/>
+                <a:satMod val="120000"/>
+                <a:shade val="78000"/>
               </a:schemeClr>
             </a:gs>
           </a:gsLst>
-          <a:lin ang="16200000" scaled="0"/>
+          <a:lin ang="5400000" scaled="0"/>
         </a:gradFill>
       </a:fillStyleLst>
       <a:lnStyleLst>
-        <a:ln w="9525" cap="flat" cmpd="sng" algn="ctr">
-          <a:solidFill>
-            <a:schemeClr val="phClr">
-              <a:shade val="95000"/>
-              <a:satMod val="105000"/>
-            </a:schemeClr>
-          </a:solidFill>
-          <a:prstDash val="solid"/>
-        </a:ln>
-        <a:ln w="25400" cap="flat" cmpd="sng" algn="ctr">
+        <a:ln w="6350" cap="flat" cmpd="sng" algn="ctr">
           <a:solidFill>
             <a:schemeClr val="phClr"/>
           </a:solidFill>
           <a:prstDash val="solid"/>
+          <a:miter lim="800000"/>
         </a:ln>
-        <a:ln w="38100" cap="flat" cmpd="sng" algn="ctr">
+        <a:ln w="12700" cap="flat" cmpd="sng" algn="ctr">
           <a:solidFill>
             <a:schemeClr val="phClr"/>
           </a:solidFill>
           <a:prstDash val="solid"/>
+          <a:miter lim="800000"/>
+        </a:ln>
+        <a:ln w="19050" cap="flat" cmpd="sng" algn="ctr">
+          <a:solidFill>
+            <a:schemeClr val="phClr"/>
+          </a:solidFill>
+          <a:prstDash val="solid"/>
+          <a:miter lim="800000"/>
         </a:ln>
       </a:lnStyleLst>
       <a:effectStyleLst>
         <a:effectStyle>
+          <a:effectLst/>
+        </a:effectStyle>
+        <a:effectStyle>
+          <a:effectLst/>
+        </a:effectStyle>
+        <a:effectStyle>
           <a:effectLst>
-            <a:outerShdw blurRad="40000" dist="20000" dir="5400000" rotWithShape="0">
+            <a:outerShdw blurRad="57150" dist="19050" dir="5400000" algn="ctr" rotWithShape="0">
               <a:srgbClr val="000000">
-                <a:alpha val="38000"/>
+                <a:alpha val="63000"/>
               </a:srgbClr>
             </a:outerShdw>
           </a:effectLst>
-        </a:effectStyle>
-        <a:effectStyle>
-          <a:effectLst>
-            <a:outerShdw blurRad="40000" dist="23000" dir="5400000" rotWithShape="0">
-              <a:srgbClr val="000000">
-                <a:alpha val="35000"/>
-              </a:srgbClr>
-            </a:outerShdw>
-          </a:effectLst>
-        </a:effectStyle>
-        <a:effectStyle>
-          <a:effectLst>
-            <a:outerShdw blurRad="40000" dist="23000" dir="5400000" rotWithShape="0">
-              <a:srgbClr val="000000">
-                <a:alpha val="35000"/>
-              </a:srgbClr>
-            </a:outerShdw>
-          </a:effectLst>
-          <a:scene3d>
-            <a:camera prst="orthographicFront">
-              <a:rot lat="0" lon="0" rev="0"/>
-            </a:camera>
-            <a:lightRig rig="threePt" dir="t">
-              <a:rot lat="0" lon="0" rev="1200000"/>
-            </a:lightRig>
-          </a:scene3d>
-          <a:sp3d>
-            <a:bevelT w="63500" h="25400"/>
-          </a:sp3d>
         </a:effectStyle>
       </a:effectStyleLst>
       <a:bgFillStyleLst>
         <a:solidFill>
           <a:schemeClr val="phClr"/>
         </a:solidFill>
+        <a:solidFill>
+          <a:schemeClr val="phClr">
+            <a:tint val="95000"/>
+            <a:satMod val="170000"/>
+          </a:schemeClr>
+        </a:solidFill>
         <a:gradFill rotWithShape="1">
           <a:gsLst>
             <a:gs pos="0">
               <a:schemeClr val="phClr">
-                <a:tint val="40000"/>
-                <a:satMod val="350000"/>
+                <a:tint val="93000"/>
+                <a:satMod val="150000"/>
+                <a:shade val="98000"/>
+                <a:lumMod val="102000"/>
               </a:schemeClr>
             </a:gs>
-            <a:gs pos="40000">
+            <a:gs pos="50000">
               <a:schemeClr val="phClr">
-                <a:tint val="45000"/>
-                <a:shade val="99000"/>
-                <a:satMod val="350000"/>
+                <a:tint val="98000"/>
+                <a:satMod val="130000"/>
+                <a:shade val="90000"/>
+                <a:lumMod val="103000"/>
               </a:schemeClr>
             </a:gs>
             <a:gs pos="100000">
               <a:schemeClr val="phClr">
-                <a:shade val="20000"/>
-                <a:satMod val="255000"/>
+                <a:shade val="63000"/>
+                <a:satMod val="120000"/>
               </a:schemeClr>
             </a:gs>
           </a:gsLst>
-          <a:path path="circle">
-            <a:fillToRect l="50000" t="-80000" r="50000" b="180000"/>
-          </a:path>
-        </a:gradFill>
-        <a:gradFill rotWithShape="1">
-          <a:gsLst>
-            <a:gs pos="0">
-              <a:schemeClr val="phClr">
-                <a:tint val="80000"/>
-                <a:satMod val="300000"/>
-              </a:schemeClr>
-            </a:gs>
-            <a:gs pos="100000">
-              <a:schemeClr val="phClr">
-                <a:shade val="30000"/>
-                <a:satMod val="200000"/>
-              </a:schemeClr>
-            </a:gs>
-          </a:gsLst>
-          <a:path path="circle">
-            <a:fillToRect l="50000" t="50000" r="50000" b="50000"/>
-          </a:path>
+          <a:lin ang="5400000" scaled="0"/>
         </a:gradFill>
       </a:bgFillStyleLst>
     </a:fmtScheme>
   </a:themeElements>
-  <a:objectDefaults>
-    <a:spDef>
-      <a:spPr/>
-      <a:bodyPr/>
-      <a:lstStyle/>
-      <a:style>
-        <a:lnRef idx="1">
-          <a:schemeClr val="accent1"/>
-        </a:lnRef>
-        <a:fillRef idx="3">
-          <a:schemeClr val="accent1"/>
-        </a:fillRef>
-        <a:effectRef idx="2">
-          <a:schemeClr val="accent1"/>
-        </a:effectRef>
-        <a:fontRef idx="minor">
-          <a:schemeClr val="lt1"/>
-        </a:fontRef>
-      </a:style>
-    </a:spDef>
-    <a:lnDef>
-      <a:spPr/>
-      <a:bodyPr/>
-      <a:lstStyle/>
-      <a:style>
-        <a:lnRef idx="2">
-          <a:schemeClr val="accent1"/>
-        </a:lnRef>
-        <a:fillRef idx="0">
-          <a:schemeClr val="accent1"/>
-        </a:fillRef>
-        <a:effectRef idx="1">
-          <a:schemeClr val="accent1"/>
-        </a:effectRef>
-        <a:fontRef idx="minor">
-          <a:schemeClr val="tx1"/>
-        </a:fontRef>
-      </a:style>
-    </a:lnDef>
-  </a:objectDefaults>
+  <a:objectDefaults/>
   <a:extraClrSchemeLst/>
+  <a:extLst>
+    <a:ext uri="{05A4C25C-085E-4340-85A3-A5531E510DB2}">
+      <thm15:themeFamily xmlns:thm15="http://schemas.microsoft.com/office/thememl/2012/main" name="Office Theme" id="{2E142A2C-CD16-42D6-873A-C26D2A0506FA}" vid="{1BDDFF52-6CD6-40A5-AB3C-68EB2F1E4D0A}"/>
+    </a:ext>
+  </a:extLst>
 </a:theme>
 </file>